--- a/발표자료/파트1_시장이라는_벽/파트1_시장이라는_벽.docx
+++ b/발표자료/파트1_시장이라는_벽/파트1_시장이라는_벽.docx
@@ -12246,446 +12246,764 @@
     </w:p>
     <w:p>
       <w:pPr>
-        <w:spacing w:after="140" w:before="60" w:line="300"/>
+        <w:pageBreakBefore w:val="0"/>
+        <w:widowControl/>
+        <w:spacing w:before="60" w:after="140" w:line="324" w:lineRule="auto"/>
         <w:jc w:val="both"/>
       </w:pPr>
       <w:r>
         <w:rPr>
-          <w:rFonts w:ascii="맑은 고딕" w:cs="맑은 고딕" w:eastAsia="맑은 고딕" w:hAnsi="맑은 고딕"/>
+          <w:rFonts w:ascii="맑은 고딕" w:hAnsi="맑은 고딕" w:eastAsia="맑은 고딕"/>
+          <w:b w:val="0"/>
+          <w:i w:val="0"/>
           <w:color w:val="1A1A1A"/>
           <w:sz w:val="20"/>
-          <w:szCs w:val="20"/>
-        </w:rPr>
-        <w:t xml:space="preserve">변별력에서 얻은 힌트는 이것이었습니다 — </w:t>
-      </w:r>
-      <w:r>
-        <w:rPr>
-          <w:rFonts w:ascii="맑은 고딕" w:cs="맑은 고딕" w:eastAsia="맑은 고딕" w:hAnsi="맑은 고딕"/>
+        </w:rPr>
+        <w:t xml:space="preserve">이 절은 </w:t>
+      </w:r>
+      <w:r>
+        <w:rPr>
+          <w:rFonts w:ascii="맑은 고딕" w:hAnsi="맑은 고딕" w:eastAsia="맑은 고딕"/>
           <w:b/>
-          <w:bCs/>
+          <w:i w:val="0"/>
           <w:color w:val="1F4E79"/>
           <w:sz w:val="20"/>
-          <w:szCs w:val="20"/>
-        </w:rPr>
-        <w:t xml:space="preserve">시장을 대체하려 하지 말고 시장 위에 얹어보자.</w:t>
-      </w:r>
-      <w:r>
-        <w:rPr>
-          <w:rFonts w:ascii="맑은 고딕" w:cs="맑은 고딕" w:eastAsia="맑은 고딕" w:hAnsi="맑은 고딕"/>
+        </w:rPr>
+        <w:t>‘시장보다 조금 더 좋은 확률을 만들 수 있는가’</w:t>
+      </w:r>
+      <w:r>
+        <w:rPr>
+          <w:rFonts w:ascii="맑은 고딕" w:hAnsi="맑은 고딕" w:eastAsia="맑은 고딕"/>
+          <w:b w:val="0"/>
+          <w:i w:val="0"/>
           <w:color w:val="1A1A1A"/>
           <w:sz w:val="20"/>
-          <w:szCs w:val="20"/>
-        </w:rPr>
-        <w:t xml:space="preserve"> 그리고 “잘 맞히는가” 대신 “확률 자체가 정확한가”를 묻기로 했습니다.</w:t>
-      </w:r>
-    </w:p>
-    <w:p>
-      <w:pPr>
-        <w:pStyle w:val="Heading3"/>
-        <w:spacing w:after="100" w:before="240"/>
-      </w:pPr>
-      <w:r>
-        <w:rPr>
-          <w:rFonts w:ascii="맑은 고딕" w:cs="맑은 고딕" w:eastAsia="맑은 고딕" w:hAnsi="맑은 고딕"/>
-          <w:b/>
-          <w:bCs/>
-          <w:color w:val="333333"/>
-          <w:sz w:val="21"/>
-          <w:szCs w:val="21"/>
-        </w:rPr>
-        <w:t xml:space="preserve">4.2.1 왜 목표를 바꿨나</w:t>
-      </w:r>
-    </w:p>
-    <w:p>
-      <w:pPr>
-        <w:spacing w:after="140" w:before="60" w:line="300"/>
-        <w:jc w:val="both"/>
-      </w:pPr>
-      <w:r>
-        <w:rPr>
-          <w:rFonts w:ascii="맑은 고딕" w:cs="맑은 고딕" w:eastAsia="맑은 고딕" w:hAnsi="맑은 고딕"/>
-          <w:color w:val="1A1A1A"/>
-          <w:sz w:val="20"/>
-          <w:szCs w:val="20"/>
-        </w:rPr>
-        <w:t xml:space="preserve">한 경주에서 우승자는 원칙적으로 한 마리입니다. 배당률은 독립적인 이진 임계값이 아니라 </w:t>
-      </w:r>
-      <w:r>
-        <w:rPr>
-          <w:rFonts w:ascii="맑은 고딕" w:cs="맑은 고딕" w:eastAsia="맑은 고딕" w:hAnsi="맑은 고딕"/>
-          <w:b/>
-          <w:bCs/>
-          <w:color w:val="1F4E79"/>
-          <w:sz w:val="20"/>
-          <w:szCs w:val="20"/>
-        </w:rPr>
-        <w:t xml:space="preserve">경주 참가자 전체에 배분되는 확률 분포</w:t>
-      </w:r>
-      <w:r>
-        <w:rPr>
-          <w:rFonts w:ascii="맑은 고딕" w:cs="맑은 고딕" w:eastAsia="맑은 고딕" w:hAnsi="맑은 고딕"/>
-          <w:color w:val="1A1A1A"/>
-          <w:sz w:val="20"/>
-          <w:szCs w:val="20"/>
-        </w:rPr>
-        <w:t xml:space="preserve"> 입니다. 그렇다면 평가도 경주 단위여야 합니다.</w:t>
-      </w:r>
-    </w:p>
-    <w:p>
-      <w:pPr>
-        <w:spacing w:after="30"/>
-      </w:pPr>
+        </w:rPr>
+        <w:t>라는 질문을 데이터 고정부터 R4 도전자 동결까지 27단계로 추적합니다. 초기에는 시장을 대체할 독립 모델을 만들었고, 실패를 확인한 뒤 시장을 앵커로 삼는 보정 모델로 전환했습니다. 마지막에는 확률 품질을 해치지 않는 범위에서 Top-1을 개선하는 보수적 게이트까지 확장했습니다.</w:t>
+      </w:r>
     </w:p>
     <w:tbl>
       <w:tblPr>
-        <w:tblW w:type="dxa" w:w="9360"/>
-        <w:tblBorders>
-          <w:top w:val="single" w:color="1F4E79" w:sz="6"/>
-          <w:left w:val="none"/>
-          <w:bottom w:val="single" w:color="1F4E79" w:sz="6"/>
-          <w:right w:val="none"/>
-          <w:insideH w:val="single" w:color="D0D0D0" w:sz="2"/>
-          <w:insideV w:val="none"/>
-        </w:tblBorders>
+        <w:tblW w:type="dxa" w:w="9000"/>
+        <w:tblLayout w:type="fixed"/>
+        <w:tblLook w:firstColumn="1" w:firstRow="1" w:lastColumn="0" w:lastRow="0" w:noHBand="0" w:noVBand="1" w:val="04A0"/>
+        <w:tblInd w:w="0" w:type="dxa"/>
       </w:tblPr>
       <w:tblGrid>
-        <w:gridCol w:w="2000"/>
-        <w:gridCol w:w="3600"/>
-        <w:gridCol w:w="3760"/>
+        <w:gridCol w:w="9000"/>
       </w:tblGrid>
       <w:tr>
         <w:trPr>
-          <w:tblHeader/>
+          <w:cantSplit/>
         </w:trPr>
         <w:tc>
           <w:tcPr>
-            <w:tcW w:type="dxa" w:w="2000"/>
-            <w:shd w:fill="EAF0F6" w:color="auto" w:val="clear"/>
-            <w:tcMar>
-              <w:top w:type="dxa" w:w="90"/>
-              <w:left w:type="dxa" w:w="130"/>
-              <w:bottom w:type="dxa" w:w="90"/>
-              <w:right w:type="dxa" w:w="130"/>
-            </w:tcMar>
-          </w:tcPr>
-          <w:p>
-            <w:pPr>
-              <w:spacing w:after="0" w:before="0" w:line="250"/>
-              <w:jc w:val="left"/>
-            </w:pPr>
-          </w:p>
-        </w:tc>
-        <w:tc>
-          <w:tcPr>
-            <w:tcW w:type="dxa" w:w="3600"/>
-            <w:shd w:fill="EAF0F6" w:color="auto" w:val="clear"/>
-            <w:tcMar>
-              <w:top w:type="dxa" w:w="90"/>
-              <w:left w:type="dxa" w:w="130"/>
-              <w:bottom w:type="dxa" w:w="90"/>
-              <w:right w:type="dxa" w:w="130"/>
-            </w:tcMar>
-          </w:tcPr>
-          <w:p>
-            <w:pPr>
-              <w:spacing w:after="0" w:before="0" w:line="250"/>
-              <w:jc w:val="left"/>
-            </w:pPr>
-            <w:r>
-              <w:rPr>
-                <w:rFonts w:ascii="맑은 고딕" w:cs="맑은 고딕" w:eastAsia="맑은 고딕" w:hAnsi="맑은 고딕"/>
+            <w:tcW w:type="dxa" w:w="9000"/>
+            <w:shd w:fill="EEF5FB"/>
+            <w:tcMar>
+              <w:top w:w="150" w:type="dxa"/>
+              <w:start w:w="180" w:type="dxa"/>
+              <w:bottom w:w="150" w:type="dxa"/>
+              <w:end w:w="180" w:type="dxa"/>
+            </w:tcMar>
+          </w:tcPr>
+          <w:p>
+            <w:pPr>
+              <w:spacing w:after="80"/>
+            </w:pPr>
+            <w:r/>
+            <w:r>
+              <w:rPr>
+                <w:rFonts w:ascii="맑은 고딕" w:hAnsi="맑은 고딕" w:eastAsia="맑은 고딕"/>
+                <w:b/>
+                <w:i w:val="0"/>
                 <w:color w:val="1F4E79"/>
-                <w:sz w:val="18"/>
-                <w:szCs w:val="18"/>
-              </w:rPr>
-              <w:t xml:space="preserve">이전</w:t>
-            </w:r>
-          </w:p>
-        </w:tc>
-        <w:tc>
-          <w:tcPr>
-            <w:tcW w:type="dxa" w:w="3760"/>
-            <w:shd w:fill="EAF0F6" w:color="auto" w:val="clear"/>
-            <w:tcMar>
-              <w:top w:type="dxa" w:w="90"/>
-              <w:left w:type="dxa" w:w="130"/>
-              <w:bottom w:type="dxa" w:w="90"/>
-              <w:right w:type="dxa" w:w="130"/>
-            </w:tcMar>
-          </w:tcPr>
-          <w:p>
-            <w:pPr>
-              <w:spacing w:after="0" w:before="0" w:line="250"/>
-              <w:jc w:val="left"/>
-            </w:pPr>
-            <w:r>
-              <w:rPr>
-                <w:rFonts w:ascii="맑은 고딕" w:cs="맑은 고딕" w:eastAsia="맑은 고딕" w:hAnsi="맑은 고딕"/>
-                <w:color w:val="1F4E79"/>
-                <w:sz w:val="18"/>
-                <w:szCs w:val="18"/>
-              </w:rPr>
-              <w:t xml:space="preserve">이후</w:t>
+                <w:sz w:val="19"/>
+              </w:rPr>
+              <w:t>이 절의 결론을 먼저 읽기</w:t>
+            </w:r>
+          </w:p>
+          <w:p>
+            <w:pPr>
+              <w:spacing w:after="60" w:line="300" w:lineRule="auto"/>
+            </w:pPr>
+            <w:r>
+              <w:rPr>
+                <w:rFonts w:ascii="맑은 고딕" w:hAnsi="맑은 고딕" w:eastAsia="맑은 고딕"/>
+                <w:b w:val="0"/>
+                <w:i w:val="0"/>
+                <w:color w:val="1A1A1A"/>
+                <w:sz w:val="18"/>
+              </w:rPr>
+              <w:t>최초 동결 모델 M2는 Final Test에서 시장보다 낮은 Race Log Loss와 Brier를 기록했지만 Top-1은 시장보다 2경주 적었습니다.</w:t>
+            </w:r>
+          </w:p>
+          <w:p>
+            <w:pPr>
+              <w:spacing w:after="60" w:line="300" w:lineRule="auto"/>
+            </w:pPr>
+            <w:r>
+              <w:rPr>
+                <w:rFonts w:ascii="맑은 고딕" w:hAnsi="맑은 고딕" w:eastAsia="맑은 고딕"/>
+                <w:b w:val="0"/>
+                <w:i w:val="0"/>
+                <w:color w:val="1A1A1A"/>
+                <w:sz w:val="18"/>
+              </w:rPr>
+              <w:t>후속 R4는 Calibration에서 시장의 1위를 14경주만 바꿔 순적중을 2경주 늘렸고, 두 확률 손실도 시장보다 악화시키지 않았습니다.</w:t>
+            </w:r>
+          </w:p>
+          <w:p>
+            <w:pPr>
+              <w:spacing w:after="60" w:line="300" w:lineRule="auto"/>
+            </w:pPr>
+            <w:r>
+              <w:rPr>
+                <w:rFonts w:ascii="맑은 고딕" w:hAnsi="맑은 고딕" w:eastAsia="맑은 고딕"/>
+                <w:b w:val="0"/>
+                <w:i w:val="0"/>
+                <w:color w:val="1A1A1A"/>
+                <w:sz w:val="18"/>
+              </w:rPr>
+              <w:t>그러나 R4는 기존 Final Test에 다시 적용하지 않았습니다. 따라서 R4는 최종 승자가 아니라 frozen_pending_future_holdout 상태의 연구 도전자입니다.</w:t>
+            </w:r>
+          </w:p>
+        </w:tc>
+      </w:tr>
+    </w:tbl>
+    <w:p>
+      <w:pPr>
+        <w:spacing w:after="60"/>
+      </w:pPr>
+    </w:p>
+    <w:p>
+      <w:pPr>
+        <w:spacing w:before="80" w:after="40"/>
+        <w:jc w:val="center"/>
+      </w:pPr>
+      <w:r>
+        <w:drawing>
+          <wp:inline xmlns:a="http://schemas.openxmlformats.org/drawingml/2006/main" xmlns:pic="http://schemas.openxmlformats.org/drawingml/2006/picture">
+            <wp:extent cx="5532120" cy="1427727"/>
+            <wp:docPr id="1" name="Picture 1" title="그림 4.2-1. 확률 품질 연구의 1~27단계 개발 흐름." descr="1단계부터 27단계까지를 데이터 기반, 확률 모델, 잠금 평가, Top-1 제약 확장의 네 구간으로 나눈 흐름도"/>
+            <wp:cNvGraphicFramePr>
+              <a:graphicFrameLocks noChangeAspect="1"/>
+            </wp:cNvGraphicFramePr>
+            <a:graphic>
+              <a:graphicData uri="http://schemas.openxmlformats.org/drawingml/2006/picture">
+                <pic:pic>
+                  <pic:nvPicPr>
+                    <pic:cNvPr id="0" name="figure_4_2_1_stage_timeline.png"/>
+                    <pic:cNvPicPr/>
+                  </pic:nvPicPr>
+                  <pic:blipFill>
+                    <a:blip r:embed="rId10"/>
+                    <a:stretch>
+                      <a:fillRect/>
+                    </a:stretch>
+                  </pic:blipFill>
+                  <pic:spPr>
+                    <a:xfrm>
+                      <a:off x="0" y="0"/>
+                      <a:ext cx="5532120" cy="1427727"/>
+                    </a:xfrm>
+                    <a:prstGeom prst="rect"/>
+                  </pic:spPr>
+                </pic:pic>
+              </a:graphicData>
+            </a:graphic>
+          </wp:inline>
+        </w:drawing>
+      </w:r>
+    </w:p>
+    <w:p>
+      <w:pPr>
+        <w:pageBreakBefore w:val="0"/>
+        <w:widowControl/>
+        <w:spacing w:before="40" w:after="160" w:line="276" w:lineRule="auto"/>
+        <w:jc w:val="left"/>
+      </w:pPr>
+      <w:r>
+        <w:rPr>
+          <w:rFonts w:ascii="맑은 고딕" w:hAnsi="맑은 고딕" w:eastAsia="맑은 고딕"/>
+          <w:b w:val="0"/>
+          <w:i w:val="0"/>
+          <w:color w:val="666666"/>
+          <w:sz w:val="16"/>
+        </w:rPr>
+        <w:t>그림 4.2-1. 확률 품질 연구의 1~27단계 개발 흐름.</w:t>
+      </w:r>
+    </w:p>
+    <w:p>
+      <w:pPr>
+        <w:pStyle w:val="Heading3"/>
+        <w:keepNext/>
+        <w:pageBreakBefore w:val="0"/>
+        <w:spacing w:before="240" w:after="100"/>
+      </w:pPr>
+      <w:r>
+        <w:rPr>
+          <w:rFonts w:ascii="맑은 고딕" w:hAnsi="맑은 고딕" w:eastAsia="맑은 고딕"/>
+          <w:b/>
+          <w:i w:val="0"/>
+          <w:color w:val="333333"/>
+          <w:sz w:val="21"/>
+        </w:rPr>
+        <w:t>4.2.1 평가 질문과 수학적 기준</w:t>
+      </w:r>
+    </w:p>
+    <w:p>
+      <w:pPr>
+        <w:pageBreakBefore w:val="0"/>
+        <w:widowControl/>
+        <w:spacing w:before="60" w:after="140" w:line="324" w:lineRule="auto"/>
+        <w:jc w:val="both"/>
+      </w:pPr>
+      <w:r>
+        <w:rPr>
+          <w:rFonts w:ascii="맑은 고딕" w:hAnsi="맑은 고딕" w:eastAsia="맑은 고딕"/>
+          <w:b w:val="0"/>
+          <w:i w:val="0"/>
+          <w:color w:val="1A1A1A"/>
+          <w:sz w:val="20"/>
+        </w:rPr>
+        <w:t xml:space="preserve">한 경주의 우승자는 원칙적으로 한 마리이고, 출전마 확률의 합은 1이어야 합니다. 그래서 출전마마다 독립적으로 0/1을 맞히는 정확도만으로는 확률의 품질을 평가할 수 없습니다. </w:t>
+      </w:r>
+      <w:r>
+        <w:rPr>
+          <w:rFonts w:ascii="맑은 고딕" w:hAnsi="맑은 고딕" w:eastAsia="맑은 고딕"/>
+          <w:b/>
+          <w:i w:val="0"/>
+          <w:color w:val="1F4E79"/>
+          <w:sz w:val="20"/>
+        </w:rPr>
+        <w:t>Race Log Loss</w:t>
+      </w:r>
+      <w:r>
+        <w:rPr>
+          <w:rFonts w:ascii="맑은 고딕" w:hAnsi="맑은 고딕" w:eastAsia="맑은 고딕"/>
+          <w:b w:val="0"/>
+          <w:i w:val="0"/>
+          <w:color w:val="1A1A1A"/>
+          <w:sz w:val="20"/>
+        </w:rPr>
+        <w:t xml:space="preserve">는 실제 우승마에게 준 확률이 낮을수록 큰 벌점을 주고, </w:t>
+      </w:r>
+      <w:r>
+        <w:rPr>
+          <w:rFonts w:ascii="맑은 고딕" w:hAnsi="맑은 고딕" w:eastAsia="맑은 고딕"/>
+          <w:b/>
+          <w:i w:val="0"/>
+          <w:color w:val="1F4E79"/>
+          <w:sz w:val="20"/>
+        </w:rPr>
+        <w:t>Race Brier</w:t>
+      </w:r>
+      <w:r>
+        <w:rPr>
+          <w:rFonts w:ascii="맑은 고딕" w:hAnsi="맑은 고딕" w:eastAsia="맑은 고딕"/>
+          <w:b w:val="0"/>
+          <w:i w:val="0"/>
+          <w:color w:val="1A1A1A"/>
+          <w:sz w:val="20"/>
+        </w:rPr>
+        <w:t>는 모든 출전마 확률과 실제 결과의 제곱오차를 경주별로 합산합니다. Top-1은 가장 높은 확률을 준 말이 우승했는지를 세는 보조지표입니다.</w:t>
+      </w:r>
+    </w:p>
+    <w:tbl>
+      <w:tblPr>
+        <w:tblW w:type="dxa" w:w="9000"/>
+        <w:tblLayout w:type="fixed"/>
+        <w:tblLook w:firstColumn="1" w:firstRow="1" w:lastColumn="0" w:lastRow="0" w:noHBand="0" w:noVBand="1" w:val="04A0"/>
+        <w:tblInd w:w="0" w:type="dxa"/>
+      </w:tblPr>
+      <w:tblGrid>
+        <w:gridCol w:w="1700"/>
+        <w:gridCol w:w="3100"/>
+        <w:gridCol w:w="1500"/>
+        <w:gridCol w:w="2700"/>
+      </w:tblGrid>
+      <w:tr>
+        <w:trPr>
+          <w:cantSplit/>
+          <w:tblHeader w:val="true"/>
+        </w:trPr>
+        <w:tc>
+          <w:tcPr>
+            <w:tcW w:type="dxa" w:w="1700"/>
+            <w:tcMar>
+              <w:top w:w="90" w:type="dxa"/>
+              <w:start w:w="110" w:type="dxa"/>
+              <w:bottom w:w="90" w:type="dxa"/>
+              <w:end w:w="110" w:type="dxa"/>
+            </w:tcMar>
+            <w:vAlign w:val="center"/>
+            <w:shd w:fill="1F4E79"/>
+          </w:tcPr>
+          <w:p>
+            <w:pPr>
+              <w:spacing w:before="0" w:after="0" w:line="278" w:lineRule="auto"/>
+              <w:jc w:val="center"/>
+            </w:pPr>
+            <w:r>
+              <w:rPr>
+                <w:rFonts w:ascii="맑은 고딕" w:hAnsi="맑은 고딕" w:eastAsia="맑은 고딕"/>
+                <w:b/>
+                <w:i w:val="0"/>
+                <w:color w:val="FFFFFF"/>
+                <w:sz w:val="17"/>
+              </w:rPr>
+              <w:t>지표</w:t>
+            </w:r>
+          </w:p>
+        </w:tc>
+        <w:tc>
+          <w:tcPr>
+            <w:tcW w:type="dxa" w:w="3100"/>
+            <w:tcMar>
+              <w:top w:w="90" w:type="dxa"/>
+              <w:start w:w="110" w:type="dxa"/>
+              <w:bottom w:w="90" w:type="dxa"/>
+              <w:end w:w="110" w:type="dxa"/>
+            </w:tcMar>
+            <w:vAlign w:val="center"/>
+            <w:shd w:fill="1F4E79"/>
+          </w:tcPr>
+          <w:p>
+            <w:pPr>
+              <w:spacing w:before="0" w:after="0" w:line="278" w:lineRule="auto"/>
+              <w:jc w:val="left"/>
+            </w:pPr>
+            <w:r>
+              <w:rPr>
+                <w:rFonts w:ascii="맑은 고딕" w:hAnsi="맑은 고딕" w:eastAsia="맑은 고딕"/>
+                <w:b/>
+                <w:i w:val="0"/>
+                <w:color w:val="FFFFFF"/>
+                <w:sz w:val="17"/>
+              </w:rPr>
+              <w:t>계산 관점</w:t>
+            </w:r>
+          </w:p>
+        </w:tc>
+        <w:tc>
+          <w:tcPr>
+            <w:tcW w:type="dxa" w:w="1500"/>
+            <w:tcMar>
+              <w:top w:w="90" w:type="dxa"/>
+              <w:start w:w="110" w:type="dxa"/>
+              <w:bottom w:w="90" w:type="dxa"/>
+              <w:end w:w="110" w:type="dxa"/>
+            </w:tcMar>
+            <w:vAlign w:val="center"/>
+            <w:shd w:fill="1F4E79"/>
+          </w:tcPr>
+          <w:p>
+            <w:pPr>
+              <w:spacing w:before="0" w:after="0" w:line="278" w:lineRule="auto"/>
+              <w:jc w:val="left"/>
+            </w:pPr>
+            <w:r>
+              <w:rPr>
+                <w:rFonts w:ascii="맑은 고딕" w:hAnsi="맑은 고딕" w:eastAsia="맑은 고딕"/>
+                <w:b/>
+                <w:i w:val="0"/>
+                <w:color w:val="FFFFFF"/>
+                <w:sz w:val="17"/>
+              </w:rPr>
+              <w:t>좋은 방향</w:t>
+            </w:r>
+          </w:p>
+        </w:tc>
+        <w:tc>
+          <w:tcPr>
+            <w:tcW w:type="dxa" w:w="2700"/>
+            <w:tcMar>
+              <w:top w:w="90" w:type="dxa"/>
+              <w:start w:w="110" w:type="dxa"/>
+              <w:bottom w:w="90" w:type="dxa"/>
+              <w:end w:w="110" w:type="dxa"/>
+            </w:tcMar>
+            <w:vAlign w:val="center"/>
+            <w:shd w:fill="1F4E79"/>
+          </w:tcPr>
+          <w:p>
+            <w:pPr>
+              <w:spacing w:before="0" w:after="0" w:line="278" w:lineRule="auto"/>
+              <w:jc w:val="left"/>
+            </w:pPr>
+            <w:r>
+              <w:rPr>
+                <w:rFonts w:ascii="맑은 고딕" w:hAnsi="맑은 고딕" w:eastAsia="맑은 고딕"/>
+                <w:b/>
+                <w:i w:val="0"/>
+                <w:color w:val="FFFFFF"/>
+                <w:sz w:val="17"/>
+              </w:rPr>
+              <w:t>역할</w:t>
             </w:r>
           </w:p>
         </w:tc>
       </w:tr>
       <w:tr>
         <w:trPr>
-          <w:tblHeader w:val="false"/>
+          <w:cantSplit/>
         </w:trPr>
         <w:tc>
           <w:tcPr>
-            <w:tcW w:type="dxa" w:w="2000"/>
-            <w:shd w:fill="F4F6F8" w:color="auto" w:val="clear"/>
-            <w:tcMar>
-              <w:top w:type="dxa" w:w="90"/>
-              <w:left w:type="dxa" w:w="130"/>
-              <w:bottom w:type="dxa" w:w="90"/>
-              <w:right w:type="dxa" w:w="130"/>
-            </w:tcMar>
-          </w:tcPr>
-          <w:p>
-            <w:pPr>
-              <w:spacing w:after="0" w:before="0" w:line="250"/>
-              <w:jc w:val="left"/>
-            </w:pPr>
-            <w:r>
-              <w:rPr>
-                <w:rFonts w:ascii="맑은 고딕" w:cs="맑은 고딕" w:eastAsia="맑은 고딕" w:hAnsi="맑은 고딕"/>
-                <w:color w:val="1A1A1A"/>
-                <w:sz w:val="18"/>
-                <w:szCs w:val="18"/>
-              </w:rPr>
-              <w:t xml:space="preserve">예측 단위</w:t>
-            </w:r>
-          </w:p>
-        </w:tc>
-        <w:tc>
-          <w:tcPr>
-            <w:tcW w:type="dxa" w:w="3600"/>
-            <w:shd w:fill="F4F6F8" w:color="auto" w:val="clear"/>
-            <w:tcMar>
-              <w:top w:type="dxa" w:w="90"/>
-              <w:left w:type="dxa" w:w="130"/>
-              <w:bottom w:type="dxa" w:w="90"/>
-              <w:right w:type="dxa" w:w="130"/>
-            </w:tcMar>
-          </w:tcPr>
-          <w:p>
-            <w:pPr>
-              <w:spacing w:after="0" w:before="0" w:line="250"/>
-              <w:jc w:val="left"/>
-            </w:pPr>
-            <w:r>
-              <w:rPr>
-                <w:rFonts w:ascii="맑은 고딕" w:cs="맑은 고딕" w:eastAsia="맑은 고딕" w:hAnsi="맑은 고딕"/>
-                <w:color w:val="1A1A1A"/>
-                <w:sz w:val="18"/>
-                <w:szCs w:val="18"/>
-              </w:rPr>
-              <w:t xml:space="preserve">출전마별 1착 여부 이진 분류</w:t>
-            </w:r>
-          </w:p>
-        </w:tc>
-        <w:tc>
-          <w:tcPr>
-            <w:tcW w:type="dxa" w:w="3760"/>
-            <w:shd w:fill="F4F6F8" w:color="auto" w:val="clear"/>
-            <w:tcMar>
-              <w:top w:type="dxa" w:w="90"/>
-              <w:left w:type="dxa" w:w="130"/>
-              <w:bottom w:type="dxa" w:w="90"/>
-              <w:right w:type="dxa" w:w="130"/>
-            </w:tcMar>
-          </w:tcPr>
-          <w:p>
-            <w:pPr>
-              <w:spacing w:after="0" w:before="0" w:line="250"/>
-              <w:jc w:val="left"/>
-            </w:pPr>
-            <w:r>
-              <w:rPr>
-                <w:rFonts w:ascii="맑은 고딕" w:cs="맑은 고딕" w:eastAsia="맑은 고딕" w:hAnsi="맑은 고딕"/>
-                <w:color w:val="1A1A1A"/>
-                <w:sz w:val="18"/>
-                <w:szCs w:val="18"/>
-              </w:rPr>
-              <w:t xml:space="preserve">경주 내 확률 분포</w:t>
+            <w:tcW w:type="dxa" w:w="1700"/>
+            <w:tcMar>
+              <w:top w:w="90" w:type="dxa"/>
+              <w:start w:w="110" w:type="dxa"/>
+              <w:bottom w:w="90" w:type="dxa"/>
+              <w:end w:w="110" w:type="dxa"/>
+            </w:tcMar>
+            <w:vAlign w:val="center"/>
+            <w:shd w:fill="FFFFFF"/>
+          </w:tcPr>
+          <w:p>
+            <w:pPr>
+              <w:spacing w:before="0" w:after="0" w:line="278" w:lineRule="auto"/>
+              <w:jc w:val="center"/>
+            </w:pPr>
+            <w:r>
+              <w:rPr>
+                <w:rFonts w:ascii="맑은 고딕" w:hAnsi="맑은 고딕" w:eastAsia="맑은 고딕"/>
+                <w:b w:val="0"/>
+                <w:i w:val="0"/>
+                <w:color w:val="1A1A1A"/>
+                <w:sz w:val="17"/>
+              </w:rPr>
+              <w:t>Race Log Loss</w:t>
+            </w:r>
+          </w:p>
+        </w:tc>
+        <w:tc>
+          <w:tcPr>
+            <w:tcW w:type="dxa" w:w="3100"/>
+            <w:tcMar>
+              <w:top w:w="90" w:type="dxa"/>
+              <w:start w:w="110" w:type="dxa"/>
+              <w:bottom w:w="90" w:type="dxa"/>
+              <w:end w:w="110" w:type="dxa"/>
+            </w:tcMar>
+            <w:vAlign w:val="center"/>
+            <w:shd w:fill="FFFFFF"/>
+          </w:tcPr>
+          <w:p>
+            <w:pPr>
+              <w:spacing w:before="0" w:after="0" w:line="278" w:lineRule="auto"/>
+              <w:jc w:val="left"/>
+            </w:pPr>
+            <w:r>
+              <w:rPr>
+                <w:rFonts w:ascii="맑은 고딕" w:hAnsi="맑은 고딕" w:eastAsia="맑은 고딕"/>
+                <w:b w:val="0"/>
+                <w:i w:val="0"/>
+                <w:color w:val="1A1A1A"/>
+                <w:sz w:val="17"/>
+              </w:rPr>
+              <w:t>−log(실제 우승마 확률)의 경주 평균</w:t>
+            </w:r>
+          </w:p>
+        </w:tc>
+        <w:tc>
+          <w:tcPr>
+            <w:tcW w:type="dxa" w:w="1500"/>
+            <w:tcMar>
+              <w:top w:w="90" w:type="dxa"/>
+              <w:start w:w="110" w:type="dxa"/>
+              <w:bottom w:w="90" w:type="dxa"/>
+              <w:end w:w="110" w:type="dxa"/>
+            </w:tcMar>
+            <w:vAlign w:val="center"/>
+            <w:shd w:fill="FFFFFF"/>
+          </w:tcPr>
+          <w:p>
+            <w:pPr>
+              <w:spacing w:before="0" w:after="0" w:line="278" w:lineRule="auto"/>
+              <w:jc w:val="left"/>
+            </w:pPr>
+            <w:r>
+              <w:rPr>
+                <w:rFonts w:ascii="맑은 고딕" w:hAnsi="맑은 고딕" w:eastAsia="맑은 고딕"/>
+                <w:b w:val="0"/>
+                <w:i w:val="0"/>
+                <w:color w:val="1A1A1A"/>
+                <w:sz w:val="17"/>
+              </w:rPr>
+              <w:t>낮을수록 좋음</w:t>
+            </w:r>
+          </w:p>
+        </w:tc>
+        <w:tc>
+          <w:tcPr>
+            <w:tcW w:type="dxa" w:w="2700"/>
+            <w:tcMar>
+              <w:top w:w="90" w:type="dxa"/>
+              <w:start w:w="110" w:type="dxa"/>
+              <w:bottom w:w="90" w:type="dxa"/>
+              <w:end w:w="110" w:type="dxa"/>
+            </w:tcMar>
+            <w:vAlign w:val="center"/>
+            <w:shd w:fill="FFFFFF"/>
+          </w:tcPr>
+          <w:p>
+            <w:pPr>
+              <w:spacing w:before="0" w:after="0" w:line="278" w:lineRule="auto"/>
+              <w:jc w:val="left"/>
+            </w:pPr>
+            <w:r>
+              <w:rPr>
+                <w:rFonts w:ascii="맑은 고딕" w:hAnsi="맑은 고딕" w:eastAsia="맑은 고딕"/>
+                <w:b w:val="0"/>
+                <w:i w:val="0"/>
+                <w:color w:val="1A1A1A"/>
+                <w:sz w:val="17"/>
+              </w:rPr>
+              <w:t>자신 있게 틀린 예측을 강하게 벌점</w:t>
             </w:r>
           </w:p>
         </w:tc>
       </w:tr>
       <w:tr>
         <w:trPr>
-          <w:tblHeader w:val="false"/>
+          <w:cantSplit/>
         </w:trPr>
         <w:tc>
           <w:tcPr>
-            <w:tcW w:type="dxa" w:w="2000"/>
-            <w:shd w:fill="FFFFFF" w:color="auto" w:val="clear"/>
-            <w:tcMar>
-              <w:top w:type="dxa" w:w="90"/>
-              <w:left w:type="dxa" w:w="130"/>
-              <w:bottom w:type="dxa" w:w="90"/>
-              <w:right w:type="dxa" w:w="130"/>
-            </w:tcMar>
-          </w:tcPr>
-          <w:p>
-            <w:pPr>
-              <w:spacing w:after="0" w:before="0" w:line="250"/>
-              <w:jc w:val="left"/>
-            </w:pPr>
-            <w:r>
-              <w:rPr>
-                <w:rFonts w:ascii="맑은 고딕" w:cs="맑은 고딕" w:eastAsia="맑은 고딕" w:hAnsi="맑은 고딕"/>
-                <w:color w:val="1A1A1A"/>
-                <w:sz w:val="18"/>
-                <w:szCs w:val="18"/>
-              </w:rPr>
-              <w:t xml:space="preserve">주 지표</w:t>
-            </w:r>
-          </w:p>
-        </w:tc>
-        <w:tc>
-          <w:tcPr>
-            <w:tcW w:type="dxa" w:w="3600"/>
-            <w:shd w:fill="FFFFFF" w:color="auto" w:val="clear"/>
-            <w:tcMar>
-              <w:top w:type="dxa" w:w="90"/>
-              <w:left w:type="dxa" w:w="130"/>
-              <w:bottom w:type="dxa" w:w="90"/>
-              <w:right w:type="dxa" w:w="130"/>
-            </w:tcMar>
-          </w:tcPr>
-          <w:p>
-            <w:pPr>
-              <w:spacing w:after="0" w:before="0" w:line="250"/>
-              <w:jc w:val="left"/>
-            </w:pPr>
-            <w:r>
-              <w:rPr>
-                <w:rFonts w:ascii="맑은 고딕" w:cs="맑은 고딕" w:eastAsia="맑은 고딕" w:hAnsi="맑은 고딕"/>
-                <w:color w:val="1A1A1A"/>
-                <w:sz w:val="18"/>
-                <w:szCs w:val="18"/>
-              </w:rPr>
-              <w:t xml:space="preserve">정확도 · ROC-AUC</w:t>
-            </w:r>
-          </w:p>
-        </w:tc>
-        <w:tc>
-          <w:tcPr>
-            <w:tcW w:type="dxa" w:w="3760"/>
-            <w:shd w:fill="FFFFFF" w:color="auto" w:val="clear"/>
-            <w:tcMar>
-              <w:top w:type="dxa" w:w="90"/>
-              <w:left w:type="dxa" w:w="130"/>
-              <w:bottom w:type="dxa" w:w="90"/>
-              <w:right w:type="dxa" w:w="130"/>
-            </w:tcMar>
-          </w:tcPr>
-          <w:p>
-            <w:pPr>
-              <w:spacing w:after="0" w:before="0" w:line="250"/>
-              <w:jc w:val="left"/>
-            </w:pPr>
-            <w:r>
-              <w:rPr>
-                <w:rFonts w:ascii="맑은 고딕" w:cs="맑은 고딕" w:eastAsia="맑은 고딕" w:hAnsi="맑은 고딕"/>
-                <w:b/>
-                <w:bCs/>
-                <w:color w:val="1F4E79"/>
-                <w:sz w:val="18"/>
-                <w:szCs w:val="18"/>
-              </w:rPr>
-              <w:t xml:space="preserve">Race Log Loss · Race Brier</w:t>
+            <w:tcW w:type="dxa" w:w="1700"/>
+            <w:tcMar>
+              <w:top w:w="90" w:type="dxa"/>
+              <w:start w:w="110" w:type="dxa"/>
+              <w:bottom w:w="90" w:type="dxa"/>
+              <w:end w:w="110" w:type="dxa"/>
+            </w:tcMar>
+            <w:vAlign w:val="center"/>
+            <w:shd w:fill="F4F6F8"/>
+          </w:tcPr>
+          <w:p>
+            <w:pPr>
+              <w:spacing w:before="0" w:after="0" w:line="278" w:lineRule="auto"/>
+              <w:jc w:val="center"/>
+            </w:pPr>
+            <w:r>
+              <w:rPr>
+                <w:rFonts w:ascii="맑은 고딕" w:hAnsi="맑은 고딕" w:eastAsia="맑은 고딕"/>
+                <w:b w:val="0"/>
+                <w:i w:val="0"/>
+                <w:color w:val="1A1A1A"/>
+                <w:sz w:val="17"/>
+              </w:rPr>
+              <w:t>Race Brier</w:t>
+            </w:r>
+          </w:p>
+        </w:tc>
+        <w:tc>
+          <w:tcPr>
+            <w:tcW w:type="dxa" w:w="3100"/>
+            <w:tcMar>
+              <w:top w:w="90" w:type="dxa"/>
+              <w:start w:w="110" w:type="dxa"/>
+              <w:bottom w:w="90" w:type="dxa"/>
+              <w:end w:w="110" w:type="dxa"/>
+            </w:tcMar>
+            <w:vAlign w:val="center"/>
+            <w:shd w:fill="F4F6F8"/>
+          </w:tcPr>
+          <w:p>
+            <w:pPr>
+              <w:spacing w:before="0" w:after="0" w:line="278" w:lineRule="auto"/>
+              <w:jc w:val="left"/>
+            </w:pPr>
+            <w:r>
+              <w:rPr>
+                <w:rFonts w:ascii="맑은 고딕" w:hAnsi="맑은 고딕" w:eastAsia="맑은 고딕"/>
+                <w:b w:val="0"/>
+                <w:i w:val="0"/>
+                <w:color w:val="1A1A1A"/>
+                <w:sz w:val="17"/>
+              </w:rPr>
+              <w:t>경주 내 모든 말의 확률 제곱오차 합</w:t>
+            </w:r>
+          </w:p>
+        </w:tc>
+        <w:tc>
+          <w:tcPr>
+            <w:tcW w:type="dxa" w:w="1500"/>
+            <w:tcMar>
+              <w:top w:w="90" w:type="dxa"/>
+              <w:start w:w="110" w:type="dxa"/>
+              <w:bottom w:w="90" w:type="dxa"/>
+              <w:end w:w="110" w:type="dxa"/>
+            </w:tcMar>
+            <w:vAlign w:val="center"/>
+            <w:shd w:fill="F4F6F8"/>
+          </w:tcPr>
+          <w:p>
+            <w:pPr>
+              <w:spacing w:before="0" w:after="0" w:line="278" w:lineRule="auto"/>
+              <w:jc w:val="left"/>
+            </w:pPr>
+            <w:r>
+              <w:rPr>
+                <w:rFonts w:ascii="맑은 고딕" w:hAnsi="맑은 고딕" w:eastAsia="맑은 고딕"/>
+                <w:b w:val="0"/>
+                <w:i w:val="0"/>
+                <w:color w:val="1A1A1A"/>
+                <w:sz w:val="17"/>
+              </w:rPr>
+              <w:t>낮을수록 좋음</w:t>
+            </w:r>
+          </w:p>
+        </w:tc>
+        <w:tc>
+          <w:tcPr>
+            <w:tcW w:type="dxa" w:w="2700"/>
+            <w:tcMar>
+              <w:top w:w="90" w:type="dxa"/>
+              <w:start w:w="110" w:type="dxa"/>
+              <w:bottom w:w="90" w:type="dxa"/>
+              <w:end w:w="110" w:type="dxa"/>
+            </w:tcMar>
+            <w:vAlign w:val="center"/>
+            <w:shd w:fill="F4F6F8"/>
+          </w:tcPr>
+          <w:p>
+            <w:pPr>
+              <w:spacing w:before="0" w:after="0" w:line="278" w:lineRule="auto"/>
+              <w:jc w:val="left"/>
+            </w:pPr>
+            <w:r>
+              <w:rPr>
+                <w:rFonts w:ascii="맑은 고딕" w:hAnsi="맑은 고딕" w:eastAsia="맑은 고딕"/>
+                <w:b w:val="0"/>
+                <w:i w:val="0"/>
+                <w:color w:val="1A1A1A"/>
+                <w:sz w:val="17"/>
+              </w:rPr>
+              <w:t>확률 분포 전체의 정확성</w:t>
             </w:r>
           </w:p>
         </w:tc>
       </w:tr>
       <w:tr>
         <w:trPr>
-          <w:tblHeader w:val="false"/>
+          <w:cantSplit/>
         </w:trPr>
         <w:tc>
           <w:tcPr>
-            <w:tcW w:type="dxa" w:w="2000"/>
-            <w:shd w:fill="F4F6F8" w:color="auto" w:val="clear"/>
-            <w:tcMar>
-              <w:top w:type="dxa" w:w="90"/>
-              <w:left w:type="dxa" w:w="130"/>
-              <w:bottom w:type="dxa" w:w="90"/>
-              <w:right w:type="dxa" w:w="130"/>
-            </w:tcMar>
-          </w:tcPr>
-          <w:p>
-            <w:pPr>
-              <w:spacing w:after="0" w:before="0" w:line="250"/>
-              <w:jc w:val="left"/>
-            </w:pPr>
-            <w:r>
-              <w:rPr>
-                <w:rFonts w:ascii="맑은 고딕" w:cs="맑은 고딕" w:eastAsia="맑은 고딕" w:hAnsi="맑은 고딕"/>
-                <w:color w:val="1A1A1A"/>
-                <w:sz w:val="18"/>
-                <w:szCs w:val="18"/>
-              </w:rPr>
-              <w:t xml:space="preserve">비교 대상</w:t>
-            </w:r>
-          </w:p>
-        </w:tc>
-        <w:tc>
-          <w:tcPr>
-            <w:tcW w:type="dxa" w:w="3600"/>
-            <w:shd w:fill="F4F6F8" w:color="auto" w:val="clear"/>
-            <w:tcMar>
-              <w:top w:type="dxa" w:w="90"/>
-              <w:left w:type="dxa" w:w="130"/>
-              <w:bottom w:type="dxa" w:w="90"/>
-              <w:right w:type="dxa" w:w="130"/>
-            </w:tcMar>
-          </w:tcPr>
-          <w:p>
-            <w:pPr>
-              <w:spacing w:after="0" w:before="0" w:line="250"/>
-              <w:jc w:val="left"/>
-            </w:pPr>
-            <w:r>
-              <w:rPr>
-                <w:rFonts w:ascii="맑은 고딕" w:cs="맑은 고딕" w:eastAsia="맑은 고딕" w:hAnsi="맑은 고딕"/>
-                <w:color w:val="1A1A1A"/>
-                <w:sz w:val="18"/>
-                <w:szCs w:val="18"/>
-              </w:rPr>
-              <w:t xml:space="preserve">배당률의 판별력</w:t>
-            </w:r>
-          </w:p>
-        </w:tc>
-        <w:tc>
-          <w:tcPr>
-            <w:tcW w:type="dxa" w:w="3760"/>
-            <w:shd w:fill="F4F6F8" w:color="auto" w:val="clear"/>
-            <w:tcMar>
-              <w:top w:type="dxa" w:w="90"/>
-              <w:left w:type="dxa" w:w="130"/>
-              <w:bottom w:type="dxa" w:w="90"/>
-              <w:right w:type="dxa" w:w="130"/>
-            </w:tcMar>
-          </w:tcPr>
-          <w:p>
-            <w:pPr>
-              <w:spacing w:after="0" w:before="0" w:line="250"/>
-              <w:jc w:val="left"/>
-            </w:pPr>
-            <w:r>
-              <w:rPr>
-                <w:rFonts w:ascii="맑은 고딕" w:cs="맑은 고딕" w:eastAsia="맑은 고딕" w:hAnsi="맑은 고딕"/>
-                <w:color w:val="1A1A1A"/>
-                <w:sz w:val="18"/>
-                <w:szCs w:val="18"/>
-              </w:rPr>
-              <w:t xml:space="preserve">시장 암묵 확률의 품질</w:t>
+            <w:tcW w:type="dxa" w:w="1700"/>
+            <w:tcMar>
+              <w:top w:w="90" w:type="dxa"/>
+              <w:start w:w="110" w:type="dxa"/>
+              <w:bottom w:w="90" w:type="dxa"/>
+              <w:end w:w="110" w:type="dxa"/>
+            </w:tcMar>
+            <w:vAlign w:val="center"/>
+            <w:shd w:fill="FFFFFF"/>
+          </w:tcPr>
+          <w:p>
+            <w:pPr>
+              <w:spacing w:before="0" w:after="0" w:line="278" w:lineRule="auto"/>
+              <w:jc w:val="center"/>
+            </w:pPr>
+            <w:r>
+              <w:rPr>
+                <w:rFonts w:ascii="맑은 고딕" w:hAnsi="맑은 고딕" w:eastAsia="맑은 고딕"/>
+                <w:b w:val="0"/>
+                <w:i w:val="0"/>
+                <w:color w:val="1A1A1A"/>
+                <w:sz w:val="17"/>
+              </w:rPr>
+              <w:t>Top-1 accuracy</w:t>
+            </w:r>
+          </w:p>
+        </w:tc>
+        <w:tc>
+          <w:tcPr>
+            <w:tcW w:type="dxa" w:w="3100"/>
+            <w:tcMar>
+              <w:top w:w="90" w:type="dxa"/>
+              <w:start w:w="110" w:type="dxa"/>
+              <w:bottom w:w="90" w:type="dxa"/>
+              <w:end w:w="110" w:type="dxa"/>
+            </w:tcMar>
+            <w:vAlign w:val="center"/>
+            <w:shd w:fill="FFFFFF"/>
+          </w:tcPr>
+          <w:p>
+            <w:pPr>
+              <w:spacing w:before="0" w:after="0" w:line="278" w:lineRule="auto"/>
+              <w:jc w:val="left"/>
+            </w:pPr>
+            <w:r>
+              <w:rPr>
+                <w:rFonts w:ascii="맑은 고딕" w:hAnsi="맑은 고딕" w:eastAsia="맑은 고딕"/>
+                <w:b w:val="0"/>
+                <w:i w:val="0"/>
+                <w:color w:val="1A1A1A"/>
+                <w:sz w:val="17"/>
+              </w:rPr>
+              <w:t>경주별 유일 1순위의 적중 비율</w:t>
+            </w:r>
+          </w:p>
+        </w:tc>
+        <w:tc>
+          <w:tcPr>
+            <w:tcW w:type="dxa" w:w="1500"/>
+            <w:tcMar>
+              <w:top w:w="90" w:type="dxa"/>
+              <w:start w:w="110" w:type="dxa"/>
+              <w:bottom w:w="90" w:type="dxa"/>
+              <w:end w:w="110" w:type="dxa"/>
+            </w:tcMar>
+            <w:vAlign w:val="center"/>
+            <w:shd w:fill="FFFFFF"/>
+          </w:tcPr>
+          <w:p>
+            <w:pPr>
+              <w:spacing w:before="0" w:after="0" w:line="278" w:lineRule="auto"/>
+              <w:jc w:val="left"/>
+            </w:pPr>
+            <w:r>
+              <w:rPr>
+                <w:rFonts w:ascii="맑은 고딕" w:hAnsi="맑은 고딕" w:eastAsia="맑은 고딕"/>
+                <w:b w:val="0"/>
+                <w:i w:val="0"/>
+                <w:color w:val="1A1A1A"/>
+                <w:sz w:val="17"/>
+              </w:rPr>
+              <w:t>높을수록 좋음</w:t>
+            </w:r>
+          </w:p>
+        </w:tc>
+        <w:tc>
+          <w:tcPr>
+            <w:tcW w:type="dxa" w:w="2700"/>
+            <w:tcMar>
+              <w:top w:w="90" w:type="dxa"/>
+              <w:start w:w="110" w:type="dxa"/>
+              <w:bottom w:w="90" w:type="dxa"/>
+              <w:end w:w="110" w:type="dxa"/>
+            </w:tcMar>
+            <w:vAlign w:val="center"/>
+            <w:shd w:fill="FFFFFF"/>
+          </w:tcPr>
+          <w:p>
+            <w:pPr>
+              <w:spacing w:before="0" w:after="0" w:line="278" w:lineRule="auto"/>
+              <w:jc w:val="left"/>
+            </w:pPr>
+            <w:r>
+              <w:rPr>
+                <w:rFonts w:ascii="맑은 고딕" w:hAnsi="맑은 고딕" w:eastAsia="맑은 고딕"/>
+                <w:b w:val="0"/>
+                <w:i w:val="0"/>
+                <w:color w:val="1A1A1A"/>
+                <w:sz w:val="17"/>
+              </w:rPr>
+              <w:t>순위 관점의 보조지표</w:t>
             </w:r>
           </w:p>
         </w:tc>
@@ -12693,794 +13011,821 @@
     </w:tbl>
     <w:p>
       <w:pPr>
-        <w:spacing w:after="220" w:before="70"/>
+        <w:pageBreakBefore w:val="0"/>
+        <w:widowControl/>
+        <w:spacing w:before="40" w:after="160" w:line="276" w:lineRule="auto"/>
         <w:jc w:val="left"/>
       </w:pPr>
       <w:r>
         <w:rPr>
-          <w:rFonts w:ascii="맑은 고딕" w:cs="맑은 고딕" w:eastAsia="맑은 고딕" w:hAnsi="맑은 고딕"/>
-          <w:i/>
-          <w:iCs/>
+          <w:rFonts w:ascii="맑은 고딕" w:hAnsi="맑은 고딕" w:eastAsia="맑은 고딕"/>
+          <w:b w:val="0"/>
+          <w:i w:val="0"/>
           <w:color w:val="666666"/>
           <w:sz w:val="16"/>
-          <w:szCs w:val="16"/>
-        </w:rPr>
-        <w:t xml:space="preserve">표 4-6. 목표 재정의.</w:t>
-      </w:r>
-    </w:p>
-    <w:p>
-      <w:pPr>
-        <w:spacing w:after="20"/>
-      </w:pPr>
-    </w:p>
-    <w:p>
-      <w:pPr>
-        <w:pStyle w:val="ListParagraph"/>
-        <w:numPr>
-          <w:ilvl w:val="0"/>
-          <w:numId w:val="5"/>
-        </w:numPr>
-        <w:spacing w:after="80" w:before="40" w:line="290"/>
-      </w:pPr>
-      <w:r>
-        <w:rPr>
-          <w:rFonts w:ascii="맑은 고딕" w:cs="맑은 고딕" w:eastAsia="맑은 고딕" w:hAnsi="맑은 고딕"/>
+        </w:rPr>
+        <w:t>표 4.2-1. 확률 품질 평가 지표. 손실 개선량 Δ는 ‘시장 손실 − 모델 손실’로 정의한다.</w:t>
+      </w:r>
+    </w:p>
+    <w:p>
+      <w:pPr>
+        <w:pageBreakBefore w:val="0"/>
+        <w:widowControl/>
+        <w:spacing w:before="60" w:after="140" w:line="324" w:lineRule="auto"/>
+        <w:jc w:val="both"/>
+      </w:pPr>
+      <w:r>
+        <w:rPr>
+          <w:rFonts w:ascii="맑은 고딕" w:hAnsi="맑은 고딕" w:eastAsia="맑은 고딕"/>
+          <w:b w:val="0"/>
+          <w:i w:val="0"/>
+          <w:color w:val="1A1A1A"/>
+          <w:sz w:val="20"/>
+        </w:rPr>
+        <w:t>ΔLogLoss = 시장 Race Log Loss − 모델 Race Log Loss, ΔBrier = 시장 Race Brier − 모델 Race Brier, ΔTop-1 = 모델 Top-1 − 시장 Top-1입니다. 세 값 모두 양수가 모델 우위를 뜻하도록 방향을 통일했습니다. 이 정의는 21단계 이후 후보 필터에도 그대로 사용됩니다.</w:t>
+      </w:r>
+    </w:p>
+    <w:p>
+      <w:pPr>
+        <w:pStyle w:val="Heading3"/>
+        <w:keepNext/>
+        <w:pageBreakBefore w:val="0"/>
+        <w:spacing w:before="240" w:after="100"/>
+      </w:pPr>
+      <w:r>
+        <w:rPr>
+          <w:rFonts w:ascii="맑은 고딕" w:hAnsi="맑은 고딕" w:eastAsia="맑은 고딕"/>
           <w:b/>
-          <w:bCs/>
-          <w:color w:val="1F4E79"/>
-          <w:sz w:val="20"/>
-          <w:szCs w:val="20"/>
-        </w:rPr>
-        <w:t xml:space="preserve">Race Log Loss</w:t>
-      </w:r>
-      <w:r>
-        <w:rPr>
-          <w:rFonts w:ascii="맑은 고딕" w:cs="맑은 고딕" w:eastAsia="맑은 고딕" w:hAnsi="맑은 고딕"/>
-          <w:color w:val="1A1A1A"/>
-          <w:sz w:val="20"/>
-          <w:szCs w:val="20"/>
-        </w:rPr>
-        <w:t xml:space="preserve"> — 실제 우승마에게 부여한 확률의 음의 로그. </w:t>
-      </w:r>
-      <w:r>
-        <w:rPr>
-          <w:rFonts w:ascii="맑은 고딕" w:cs="맑은 고딕" w:eastAsia="맑은 고딕" w:hAnsi="맑은 고딕"/>
-          <w:b/>
-          <w:bCs/>
-          <w:color w:val="1F4E79"/>
-          <w:sz w:val="20"/>
-          <w:szCs w:val="20"/>
-        </w:rPr>
-        <w:t xml:space="preserve">자신 있게 틀린 예측</w:t>
-      </w:r>
-      <w:r>
-        <w:rPr>
-          <w:rFonts w:ascii="맑은 고딕" w:cs="맑은 고딕" w:eastAsia="맑은 고딕" w:hAnsi="맑은 고딕"/>
-          <w:color w:val="1A1A1A"/>
-          <w:sz w:val="20"/>
-          <w:szCs w:val="20"/>
-        </w:rPr>
-        <w:t xml:space="preserve"> 을 크게 벌점합니다.</w:t>
-      </w:r>
-    </w:p>
-    <w:p>
-      <w:pPr>
-        <w:pStyle w:val="ListParagraph"/>
-        <w:numPr>
-          <w:ilvl w:val="0"/>
-          <w:numId w:val="5"/>
-        </w:numPr>
-        <w:spacing w:after="80" w:before="40" w:line="290"/>
-      </w:pPr>
-      <w:r>
-        <w:rPr>
-          <w:rFonts w:ascii="맑은 고딕" w:cs="맑은 고딕" w:eastAsia="맑은 고딕" w:hAnsi="맑은 고딕"/>
-          <w:b/>
-          <w:bCs/>
-          <w:color w:val="1F4E79"/>
-          <w:sz w:val="20"/>
-          <w:szCs w:val="20"/>
-        </w:rPr>
-        <w:t xml:space="preserve">Race Brier</w:t>
-      </w:r>
-      <w:r>
-        <w:rPr>
-          <w:rFonts w:ascii="맑은 고딕" w:cs="맑은 고딕" w:eastAsia="맑은 고딕" w:hAnsi="맑은 고딕"/>
-          <w:color w:val="1A1A1A"/>
-          <w:sz w:val="20"/>
-          <w:szCs w:val="20"/>
-        </w:rPr>
-        <w:t xml:space="preserve"> — 모든 출전마의 예측확률과 실제 결과 간 제곱오차. 분포 전체의 정확성을 봅니다.</w:t>
-      </w:r>
-    </w:p>
-    <w:p>
-      <w:pPr>
-        <w:pStyle w:val="ListParagraph"/>
-        <w:numPr>
-          <w:ilvl w:val="0"/>
-          <w:numId w:val="5"/>
-        </w:numPr>
-        <w:spacing w:after="80" w:before="40" w:line="290"/>
-      </w:pPr>
-      <w:r>
-        <w:rPr>
-          <w:rFonts w:ascii="맑은 고딕" w:cs="맑은 고딕" w:eastAsia="맑은 고딕" w:hAnsi="맑은 고딕"/>
-          <w:b/>
-          <w:bCs/>
-          <w:color w:val="1F4E79"/>
-          <w:sz w:val="20"/>
-          <w:szCs w:val="20"/>
-        </w:rPr>
-        <w:t xml:space="preserve">Top-1 적중률</w:t>
-      </w:r>
-      <w:r>
-        <w:rPr>
-          <w:rFonts w:ascii="맑은 고딕" w:cs="맑은 고딕" w:eastAsia="맑은 고딕" w:hAnsi="맑은 고딕"/>
-          <w:color w:val="1A1A1A"/>
-          <w:sz w:val="20"/>
-          <w:szCs w:val="20"/>
-        </w:rPr>
-        <w:t xml:space="preserve"> — 가장 높은 확률을 준 말이 실제로 이겼는지. 확률의 크기를 평가하지 못해 보조 지표입니다.</w:t>
-      </w:r>
-    </w:p>
-    <w:p>
-      <w:pPr>
-        <w:spacing w:after="60"/>
-      </w:pPr>
-    </w:p>
-    <w:p>
-      <w:pPr>
-        <w:spacing w:after="140" w:before="60" w:line="300"/>
-        <w:jc w:val="both"/>
-      </w:pPr>
-      <w:r>
-        <w:rPr>
-          <w:rFonts w:ascii="맑은 고딕" w:cs="맑은 고딕" w:eastAsia="맑은 고딕" w:hAnsi="맑은 고딕"/>
-          <w:color w:val="1A1A1A"/>
-          <w:sz w:val="20"/>
-          <w:szCs w:val="20"/>
-        </w:rPr>
-        <w:t xml:space="preserve">두 손실 지표 모두 </w:t>
-      </w:r>
-      <w:r>
-        <w:rPr>
-          <w:rFonts w:ascii="맑은 고딕" w:cs="맑은 고딕" w:eastAsia="맑은 고딕" w:hAnsi="맑은 고딕"/>
-          <w:b/>
-          <w:bCs/>
-          <w:color w:val="1F4E79"/>
-          <w:sz w:val="20"/>
-          <w:szCs w:val="20"/>
-        </w:rPr>
-        <w:t xml:space="preserve">낮을수록 좋습니다.</w:t>
-      </w:r>
-      <w:r>
-        <w:rPr>
-          <w:rFonts w:ascii="맑은 고딕" w:cs="맑은 고딕" w:eastAsia="맑은 고딕" w:hAnsi="맑은 고딕"/>
-          <w:color w:val="1A1A1A"/>
-          <w:sz w:val="20"/>
-          <w:szCs w:val="20"/>
-        </w:rPr>
-        <w:t xml:space="preserve"> 시장 대비 개선량 Δ는 “시장 손실 − 모델 손실”이므로 양수일수록 좋습니다.</w:t>
-      </w:r>
-    </w:p>
-    <w:p>
-      <w:pPr>
-        <w:pStyle w:val="Heading3"/>
-        <w:spacing w:after="100" w:before="240"/>
-      </w:pPr>
-      <w:r>
-        <w:rPr>
-          <w:rFonts w:ascii="맑은 고딕" w:cs="맑은 고딕" w:eastAsia="맑은 고딕" w:hAnsi="맑은 고딕"/>
-          <w:b/>
-          <w:bCs/>
+          <w:i w:val="0"/>
           <w:color w:val="333333"/>
           <w:sz w:val="21"/>
-          <w:szCs w:val="21"/>
-        </w:rPr>
-        <w:t xml:space="preserve">4.2.2 데이터와 누수 통제</w:t>
-      </w:r>
-    </w:p>
-    <w:p>
-      <w:pPr>
-        <w:spacing w:after="140" w:before="60" w:line="300"/>
+        </w:rPr>
+        <w:t>4.2.2 1~7단계 — 비교 가능한 데이터부터 만들다</w:t>
+      </w:r>
+    </w:p>
+    <w:p>
+      <w:pPr>
+        <w:pageBreakBefore w:val="0"/>
+        <w:widowControl/>
+        <w:spacing w:before="60" w:after="140" w:line="324" w:lineRule="auto"/>
         <w:jc w:val="both"/>
       </w:pPr>
       <w:r>
         <w:rPr>
-          <w:rFonts w:ascii="맑은 고딕" w:cs="맑은 고딕" w:eastAsia="맑은 고딕" w:hAnsi="맑은 고딕"/>
+          <w:rFonts w:ascii="맑은 고딕" w:hAnsi="맑은 고딕" w:eastAsia="맑은 고딕"/>
+          <w:b w:val="0"/>
+          <w:i w:val="0"/>
           <w:color w:val="1A1A1A"/>
           <w:sz w:val="20"/>
-          <w:szCs w:val="20"/>
-        </w:rPr>
-        <w:t xml:space="preserve">이 실험은 팀에서 가장 엄격한 통제를 걸었습니다. 서울 32,888행을 경주 단위로 다시 분할했습니다.</w:t>
-      </w:r>
-    </w:p>
-    <w:p>
-      <w:pPr>
-        <w:spacing w:after="30"/>
-      </w:pPr>
+        </w:rPr>
+        <w:t>모델보다 먼저 한 일은 평가의 바닥을 고정하는 것이었습니다. 원본을 변경 불가능한 기준으로 만들고, 경주 일부 행을 임의로 삭제하지 않으며, 결과를 알 수 없는 시점의 피처만 허용했습니다. 이 일곱 단계가 뒤의 모든 수치를 비교 가능하게 만들었습니다.</w:t>
+      </w:r>
     </w:p>
     <w:tbl>
       <w:tblPr>
-        <w:tblW w:type="dxa" w:w="9360"/>
-        <w:tblBorders>
-          <w:top w:val="single" w:color="1F4E79" w:sz="6"/>
-          <w:left w:val="none"/>
-          <w:bottom w:val="single" w:color="1F4E79" w:sz="6"/>
-          <w:right w:val="none"/>
-          <w:insideH w:val="single" w:color="D0D0D0" w:sz="2"/>
-          <w:insideV w:val="none"/>
-        </w:tblBorders>
+        <w:tblW w:type="dxa" w:w="9000"/>
+        <w:tblLayout w:type="fixed"/>
+        <w:tblLook w:firstColumn="1" w:firstRow="1" w:lastColumn="0" w:lastRow="0" w:noHBand="0" w:noVBand="1" w:val="04A0"/>
+        <w:tblInd w:w="0" w:type="dxa"/>
       </w:tblPr>
       <w:tblGrid>
-        <w:gridCol w:w="2200"/>
-        <w:gridCol w:w="1800"/>
-        <w:gridCol w:w="1900"/>
-        <w:gridCol w:w="3460"/>
+        <w:gridCol w:w="700"/>
+        <w:gridCol w:w="2450"/>
+        <w:gridCol w:w="5850"/>
       </w:tblGrid>
       <w:tr>
         <w:trPr>
-          <w:tblHeader/>
+          <w:cantSplit/>
+          <w:tblHeader w:val="true"/>
         </w:trPr>
         <w:tc>
           <w:tcPr>
-            <w:tcW w:type="dxa" w:w="2200"/>
-            <w:shd w:fill="EAF0F6" w:color="auto" w:val="clear"/>
-            <w:tcMar>
-              <w:top w:type="dxa" w:w="90"/>
-              <w:left w:type="dxa" w:w="130"/>
-              <w:bottom w:type="dxa" w:w="90"/>
-              <w:right w:type="dxa" w:w="130"/>
-            </w:tcMar>
-          </w:tcPr>
-          <w:p>
-            <w:pPr>
-              <w:spacing w:after="0" w:before="0" w:line="250"/>
-              <w:jc w:val="left"/>
-            </w:pPr>
-            <w:r>
-              <w:rPr>
-                <w:rFonts w:ascii="맑은 고딕" w:cs="맑은 고딕" w:eastAsia="맑은 고딕" w:hAnsi="맑은 고딕"/>
-                <w:color w:val="1F4E79"/>
-                <w:sz w:val="18"/>
-                <w:szCs w:val="18"/>
-              </w:rPr>
-              <w:t xml:space="preserve">구간</w:t>
-            </w:r>
-          </w:p>
-        </w:tc>
-        <w:tc>
-          <w:tcPr>
-            <w:tcW w:type="dxa" w:w="1800"/>
-            <w:shd w:fill="EAF0F6" w:color="auto" w:val="clear"/>
-            <w:tcMar>
-              <w:top w:type="dxa" w:w="90"/>
-              <w:left w:type="dxa" w:w="130"/>
-              <w:bottom w:type="dxa" w:w="90"/>
-              <w:right w:type="dxa" w:w="130"/>
-            </w:tcMar>
-          </w:tcPr>
-          <w:p>
-            <w:pPr>
-              <w:spacing w:after="0" w:before="0" w:line="250"/>
+            <w:tcW w:type="dxa" w:w="700"/>
+            <w:tcMar>
+              <w:top w:w="90" w:type="dxa"/>
+              <w:start w:w="110" w:type="dxa"/>
+              <w:bottom w:w="90" w:type="dxa"/>
+              <w:end w:w="110" w:type="dxa"/>
+            </w:tcMar>
+            <w:vAlign w:val="center"/>
+            <w:shd w:fill="1F4E79"/>
+          </w:tcPr>
+          <w:p>
+            <w:pPr>
+              <w:spacing w:before="0" w:after="0" w:line="278" w:lineRule="auto"/>
               <w:jc w:val="center"/>
             </w:pPr>
             <w:r>
               <w:rPr>
-                <w:rFonts w:ascii="맑은 고딕" w:cs="맑은 고딕" w:eastAsia="맑은 고딕" w:hAnsi="맑은 고딕"/>
-                <w:color w:val="1F4E79"/>
-                <w:sz w:val="18"/>
-                <w:szCs w:val="18"/>
-              </w:rPr>
-              <w:t xml:space="preserve">경주 수</w:t>
-            </w:r>
-          </w:p>
-        </w:tc>
-        <w:tc>
-          <w:tcPr>
-            <w:tcW w:type="dxa" w:w="1900"/>
-            <w:shd w:fill="EAF0F6" w:color="auto" w:val="clear"/>
-            <w:tcMar>
-              <w:top w:type="dxa" w:w="90"/>
-              <w:left w:type="dxa" w:w="130"/>
-              <w:bottom w:type="dxa" w:w="90"/>
-              <w:right w:type="dxa" w:w="130"/>
-            </w:tcMar>
-          </w:tcPr>
-          <w:p>
-            <w:pPr>
-              <w:spacing w:after="0" w:before="0" w:line="250"/>
-              <w:jc w:val="center"/>
-            </w:pPr>
-            <w:r>
-              <w:rPr>
-                <w:rFonts w:ascii="맑은 고딕" w:cs="맑은 고딕" w:eastAsia="맑은 고딕" w:hAnsi="맑은 고딕"/>
-                <w:color w:val="1F4E79"/>
-                <w:sz w:val="18"/>
-                <w:szCs w:val="18"/>
-              </w:rPr>
-              <w:t xml:space="preserve">출전 행</w:t>
-            </w:r>
-          </w:p>
-        </w:tc>
-        <w:tc>
-          <w:tcPr>
-            <w:tcW w:type="dxa" w:w="3460"/>
-            <w:shd w:fill="EAF0F6" w:color="auto" w:val="clear"/>
-            <w:tcMar>
-              <w:top w:type="dxa" w:w="90"/>
-              <w:left w:type="dxa" w:w="130"/>
-              <w:bottom w:type="dxa" w:w="90"/>
-              <w:right w:type="dxa" w:w="130"/>
-            </w:tcMar>
-          </w:tcPr>
-          <w:p>
-            <w:pPr>
-              <w:spacing w:after="0" w:before="0" w:line="250"/>
-              <w:jc w:val="left"/>
-            </w:pPr>
-            <w:r>
-              <w:rPr>
-                <w:rFonts w:ascii="맑은 고딕" w:cs="맑은 고딕" w:eastAsia="맑은 고딕" w:hAnsi="맑은 고딕"/>
-                <w:color w:val="1F4E79"/>
-                <w:sz w:val="18"/>
-                <w:szCs w:val="18"/>
-              </w:rPr>
-              <w:t xml:space="preserve">용도</w:t>
+                <w:rFonts w:ascii="맑은 고딕" w:hAnsi="맑은 고딕" w:eastAsia="맑은 고딕"/>
+                <w:b/>
+                <w:i w:val="0"/>
+                <w:color w:val="FFFFFF"/>
+                <w:sz w:val="16"/>
+              </w:rPr>
+              <w:t>단계</w:t>
+            </w:r>
+          </w:p>
+        </w:tc>
+        <w:tc>
+          <w:tcPr>
+            <w:tcW w:type="dxa" w:w="2450"/>
+            <w:tcMar>
+              <w:top w:w="90" w:type="dxa"/>
+              <w:start w:w="110" w:type="dxa"/>
+              <w:bottom w:w="90" w:type="dxa"/>
+              <w:end w:w="110" w:type="dxa"/>
+            </w:tcMar>
+            <w:vAlign w:val="center"/>
+            <w:shd w:fill="1F4E79"/>
+          </w:tcPr>
+          <w:p>
+            <w:pPr>
+              <w:spacing w:before="0" w:after="0" w:line="278" w:lineRule="auto"/>
+              <w:jc w:val="left"/>
+            </w:pPr>
+            <w:r>
+              <w:rPr>
+                <w:rFonts w:ascii="맑은 고딕" w:hAnsi="맑은 고딕" w:eastAsia="맑은 고딕"/>
+                <w:b/>
+                <w:i w:val="0"/>
+                <w:color w:val="FFFFFF"/>
+                <w:sz w:val="16"/>
+              </w:rPr>
+              <w:t>수행 내용</w:t>
+            </w:r>
+          </w:p>
+        </w:tc>
+        <w:tc>
+          <w:tcPr>
+            <w:tcW w:type="dxa" w:w="5850"/>
+            <w:tcMar>
+              <w:top w:w="90" w:type="dxa"/>
+              <w:start w:w="110" w:type="dxa"/>
+              <w:bottom w:w="90" w:type="dxa"/>
+              <w:end w:w="110" w:type="dxa"/>
+            </w:tcMar>
+            <w:vAlign w:val="center"/>
+            <w:shd w:fill="1F4E79"/>
+          </w:tcPr>
+          <w:p>
+            <w:pPr>
+              <w:spacing w:before="0" w:after="0" w:line="278" w:lineRule="auto"/>
+              <w:jc w:val="left"/>
+            </w:pPr>
+            <w:r>
+              <w:rPr>
+                <w:rFonts w:ascii="맑은 고딕" w:hAnsi="맑은 고딕" w:eastAsia="맑은 고딕"/>
+                <w:b/>
+                <w:i w:val="0"/>
+                <w:color w:val="FFFFFF"/>
+                <w:sz w:val="16"/>
+              </w:rPr>
+              <w:t>결정과 근거</w:t>
             </w:r>
           </w:p>
         </w:tc>
       </w:tr>
       <w:tr>
         <w:trPr>
-          <w:tblHeader w:val="false"/>
+          <w:cantSplit/>
         </w:trPr>
         <w:tc>
           <w:tcPr>
-            <w:tcW w:type="dxa" w:w="2200"/>
-            <w:shd w:fill="F4F6F8" w:color="auto" w:val="clear"/>
-            <w:tcMar>
-              <w:top w:type="dxa" w:w="90"/>
-              <w:left w:type="dxa" w:w="130"/>
-              <w:bottom w:type="dxa" w:w="90"/>
-              <w:right w:type="dxa" w:w="130"/>
-            </w:tcMar>
-          </w:tcPr>
-          <w:p>
-            <w:pPr>
-              <w:spacing w:after="0" w:before="0" w:line="250"/>
-              <w:jc w:val="left"/>
-            </w:pPr>
-            <w:r>
-              <w:rPr>
-                <w:rFonts w:ascii="맑은 고딕" w:cs="맑은 고딕" w:eastAsia="맑은 고딕" w:hAnsi="맑은 고딕"/>
-                <w:color w:val="1A1A1A"/>
-                <w:sz w:val="18"/>
-                <w:szCs w:val="18"/>
-              </w:rPr>
-              <w:t xml:space="preserve">train</w:t>
-            </w:r>
-          </w:p>
-        </w:tc>
-        <w:tc>
-          <w:tcPr>
-            <w:tcW w:type="dxa" w:w="1800"/>
-            <w:shd w:fill="F4F6F8" w:color="auto" w:val="clear"/>
-            <w:tcMar>
-              <w:top w:type="dxa" w:w="90"/>
-              <w:left w:type="dxa" w:w="130"/>
-              <w:bottom w:type="dxa" w:w="90"/>
-              <w:right w:type="dxa" w:w="130"/>
-            </w:tcMar>
-          </w:tcPr>
-          <w:p>
-            <w:pPr>
-              <w:spacing w:after="0" w:before="0" w:line="250"/>
-              <w:jc w:val="right"/>
-            </w:pPr>
-            <w:r>
-              <w:rPr>
-                <w:rFonts w:ascii="맑은 고딕" w:cs="맑은 고딕" w:eastAsia="맑은 고딕" w:hAnsi="맑은 고딕"/>
-                <w:color w:val="1A1A1A"/>
-                <w:sz w:val="18"/>
-                <w:szCs w:val="18"/>
-              </w:rPr>
-              <w:t xml:space="preserve">1,891</w:t>
-            </w:r>
-          </w:p>
-        </w:tc>
-        <w:tc>
-          <w:tcPr>
-            <w:tcW w:type="dxa" w:w="1900"/>
-            <w:shd w:fill="F4F6F8" w:color="auto" w:val="clear"/>
-            <w:tcMar>
-              <w:top w:type="dxa" w:w="90"/>
-              <w:left w:type="dxa" w:w="130"/>
-              <w:bottom w:type="dxa" w:w="90"/>
-              <w:right w:type="dxa" w:w="130"/>
-            </w:tcMar>
-          </w:tcPr>
-          <w:p>
-            <w:pPr>
-              <w:spacing w:after="0" w:before="0" w:line="250"/>
-              <w:jc w:val="right"/>
-            </w:pPr>
-            <w:r>
-              <w:rPr>
-                <w:rFonts w:ascii="맑은 고딕" w:cs="맑은 고딕" w:eastAsia="맑은 고딕" w:hAnsi="맑은 고딕"/>
-                <w:color w:val="1A1A1A"/>
-                <w:sz w:val="18"/>
-                <w:szCs w:val="18"/>
-              </w:rPr>
-              <w:t xml:space="preserve">19,617</w:t>
-            </w:r>
-          </w:p>
-        </w:tc>
-        <w:tc>
-          <w:tcPr>
-            <w:tcW w:type="dxa" w:w="3460"/>
-            <w:shd w:fill="F4F6F8" w:color="auto" w:val="clear"/>
-            <w:tcMar>
-              <w:top w:type="dxa" w:w="90"/>
-              <w:left w:type="dxa" w:w="130"/>
-              <w:bottom w:type="dxa" w:w="90"/>
-              <w:right w:type="dxa" w:w="130"/>
-            </w:tcMar>
-          </w:tcPr>
-          <w:p>
-            <w:pPr>
-              <w:spacing w:after="0" w:before="0" w:line="250"/>
-              <w:jc w:val="left"/>
-            </w:pPr>
-            <w:r>
-              <w:rPr>
-                <w:rFonts w:ascii="맑은 고딕" w:cs="맑은 고딕" w:eastAsia="맑은 고딕" w:hAnsi="맑은 고딕"/>
-                <w:color w:val="1A1A1A"/>
-                <w:sz w:val="18"/>
-                <w:szCs w:val="18"/>
-              </w:rPr>
-              <w:t xml:space="preserve">모델 학습</w:t>
+            <w:tcW w:type="dxa" w:w="700"/>
+            <w:tcMar>
+              <w:top w:w="90" w:type="dxa"/>
+              <w:start w:w="110" w:type="dxa"/>
+              <w:bottom w:w="90" w:type="dxa"/>
+              <w:end w:w="110" w:type="dxa"/>
+            </w:tcMar>
+            <w:vAlign w:val="center"/>
+            <w:shd w:fill="FFFFFF"/>
+          </w:tcPr>
+          <w:p>
+            <w:pPr>
+              <w:spacing w:before="0" w:after="0" w:line="278" w:lineRule="auto"/>
+              <w:jc w:val="center"/>
+            </w:pPr>
+            <w:r>
+              <w:rPr>
+                <w:rFonts w:ascii="맑은 고딕" w:hAnsi="맑은 고딕" w:eastAsia="맑은 고딕"/>
+                <w:b w:val="0"/>
+                <w:i w:val="0"/>
+                <w:color w:val="1A1A1A"/>
+                <w:sz w:val="16"/>
+              </w:rPr>
+              <w:t>1</w:t>
+            </w:r>
+          </w:p>
+        </w:tc>
+        <w:tc>
+          <w:tcPr>
+            <w:tcW w:type="dxa" w:w="2450"/>
+            <w:tcMar>
+              <w:top w:w="90" w:type="dxa"/>
+              <w:start w:w="110" w:type="dxa"/>
+              <w:bottom w:w="90" w:type="dxa"/>
+              <w:end w:w="110" w:type="dxa"/>
+            </w:tcMar>
+            <w:vAlign w:val="center"/>
+            <w:shd w:fill="FFFFFF"/>
+          </w:tcPr>
+          <w:p>
+            <w:pPr>
+              <w:spacing w:before="0" w:after="0" w:line="278" w:lineRule="auto"/>
+              <w:jc w:val="left"/>
+            </w:pPr>
+            <w:r>
+              <w:rPr>
+                <w:rFonts w:ascii="맑은 고딕" w:hAnsi="맑은 고딕" w:eastAsia="맑은 고딕"/>
+                <w:b w:val="0"/>
+                <w:i w:val="0"/>
+                <w:color w:val="1A1A1A"/>
+                <w:sz w:val="16"/>
+              </w:rPr>
+              <w:t>원본 CSV 고정과 checksum 기록</w:t>
+            </w:r>
+          </w:p>
+        </w:tc>
+        <w:tc>
+          <w:tcPr>
+            <w:tcW w:type="dxa" w:w="5850"/>
+            <w:tcMar>
+              <w:top w:w="90" w:type="dxa"/>
+              <w:start w:w="110" w:type="dxa"/>
+              <w:bottom w:w="90" w:type="dxa"/>
+              <w:end w:w="110" w:type="dxa"/>
+            </w:tcMar>
+            <w:vAlign w:val="center"/>
+            <w:shd w:fill="FFFFFF"/>
+          </w:tcPr>
+          <w:p>
+            <w:pPr>
+              <w:spacing w:before="0" w:after="0" w:line="278" w:lineRule="auto"/>
+              <w:jc w:val="left"/>
+            </w:pPr>
+            <w:r>
+              <w:rPr>
+                <w:rFonts w:ascii="맑은 고딕" w:hAnsi="맑은 고딕" w:eastAsia="맑은 고딕"/>
+                <w:b w:val="0"/>
+                <w:i w:val="0"/>
+                <w:color w:val="1A1A1A"/>
+                <w:sz w:val="16"/>
+              </w:rPr>
+              <w:t>56,648행·156열·5,361경주를 data/raw/final.csv.gz로 고정하고 압축·해제 SHA-256을 기록</w:t>
             </w:r>
           </w:p>
         </w:tc>
       </w:tr>
       <w:tr>
         <w:trPr>
-          <w:tblHeader w:val="false"/>
+          <w:cantSplit/>
         </w:trPr>
         <w:tc>
           <w:tcPr>
-            <w:tcW w:type="dxa" w:w="2200"/>
-            <w:shd w:fill="FFFFFF" w:color="auto" w:val="clear"/>
-            <w:tcMar>
-              <w:top w:type="dxa" w:w="90"/>
-              <w:left w:type="dxa" w:w="130"/>
-              <w:bottom w:type="dxa" w:w="90"/>
-              <w:right w:type="dxa" w:w="130"/>
-            </w:tcMar>
-          </w:tcPr>
-          <w:p>
-            <w:pPr>
-              <w:spacing w:after="0" w:before="0" w:line="250"/>
-              <w:jc w:val="left"/>
-            </w:pPr>
-            <w:r>
-              <w:rPr>
-                <w:rFonts w:ascii="맑은 고딕" w:cs="맑은 고딕" w:eastAsia="맑은 고딕" w:hAnsi="맑은 고딕"/>
-                <w:color w:val="1A1A1A"/>
-                <w:sz w:val="18"/>
-                <w:szCs w:val="18"/>
-              </w:rPr>
-              <w:t xml:space="preserve">calibration</w:t>
-            </w:r>
-          </w:p>
-        </w:tc>
-        <w:tc>
-          <w:tcPr>
-            <w:tcW w:type="dxa" w:w="1800"/>
-            <w:shd w:fill="FFFFFF" w:color="auto" w:val="clear"/>
-            <w:tcMar>
-              <w:top w:type="dxa" w:w="90"/>
-              <w:left w:type="dxa" w:w="130"/>
-              <w:bottom w:type="dxa" w:w="90"/>
-              <w:right w:type="dxa" w:w="130"/>
-            </w:tcMar>
-          </w:tcPr>
-          <w:p>
-            <w:pPr>
-              <w:spacing w:after="0" w:before="0" w:line="250"/>
-              <w:jc w:val="right"/>
-            </w:pPr>
-            <w:r>
-              <w:rPr>
-                <w:rFonts w:ascii="맑은 고딕" w:cs="맑은 고딕" w:eastAsia="맑은 고딕" w:hAnsi="맑은 고딕"/>
-                <w:color w:val="1A1A1A"/>
-                <w:sz w:val="18"/>
-                <w:szCs w:val="18"/>
-              </w:rPr>
-              <w:t xml:space="preserve">641</w:t>
-            </w:r>
-          </w:p>
-        </w:tc>
-        <w:tc>
-          <w:tcPr>
-            <w:tcW w:type="dxa" w:w="1900"/>
-            <w:shd w:fill="FFFFFF" w:color="auto" w:val="clear"/>
-            <w:tcMar>
-              <w:top w:type="dxa" w:w="90"/>
-              <w:left w:type="dxa" w:w="130"/>
-              <w:bottom w:type="dxa" w:w="90"/>
-              <w:right w:type="dxa" w:w="130"/>
-            </w:tcMar>
-          </w:tcPr>
-          <w:p>
-            <w:pPr>
-              <w:spacing w:after="0" w:before="0" w:line="250"/>
-              <w:jc w:val="right"/>
-            </w:pPr>
-            <w:r>
-              <w:rPr>
-                <w:rFonts w:ascii="맑은 고딕" w:cs="맑은 고딕" w:eastAsia="맑은 고딕" w:hAnsi="맑은 고딕"/>
-                <w:color w:val="1A1A1A"/>
-                <w:sz w:val="18"/>
-                <w:szCs w:val="18"/>
-              </w:rPr>
-              <w:t xml:space="preserve">6,582</w:t>
-            </w:r>
-          </w:p>
-        </w:tc>
-        <w:tc>
-          <w:tcPr>
-            <w:tcW w:type="dxa" w:w="3460"/>
-            <w:shd w:fill="FFFFFF" w:color="auto" w:val="clear"/>
-            <w:tcMar>
-              <w:top w:type="dxa" w:w="90"/>
-              <w:left w:type="dxa" w:w="130"/>
-              <w:bottom w:type="dxa" w:w="90"/>
-              <w:right w:type="dxa" w:w="130"/>
-            </w:tcMar>
-          </w:tcPr>
-          <w:p>
-            <w:pPr>
-              <w:spacing w:after="0" w:before="0" w:line="250"/>
-              <w:jc w:val="left"/>
-            </w:pPr>
-            <w:r>
-              <w:rPr>
-                <w:rFonts w:ascii="맑은 고딕" w:cs="맑은 고딕" w:eastAsia="맑은 고딕" w:hAnsi="맑은 고딕"/>
-                <w:color w:val="1A1A1A"/>
-                <w:sz w:val="18"/>
-                <w:szCs w:val="18"/>
-              </w:rPr>
-              <w:t xml:space="preserve">정규화 · 혼합계수 · 온도 선택</w:t>
+            <w:tcW w:type="dxa" w:w="700"/>
+            <w:tcMar>
+              <w:top w:w="90" w:type="dxa"/>
+              <w:start w:w="110" w:type="dxa"/>
+              <w:bottom w:w="90" w:type="dxa"/>
+              <w:end w:w="110" w:type="dxa"/>
+            </w:tcMar>
+            <w:vAlign w:val="center"/>
+            <w:shd w:fill="F4F6F8"/>
+          </w:tcPr>
+          <w:p>
+            <w:pPr>
+              <w:spacing w:before="0" w:after="0" w:line="278" w:lineRule="auto"/>
+              <w:jc w:val="center"/>
+            </w:pPr>
+            <w:r>
+              <w:rPr>
+                <w:rFonts w:ascii="맑은 고딕" w:hAnsi="맑은 고딕" w:eastAsia="맑은 고딕"/>
+                <w:b w:val="0"/>
+                <w:i w:val="0"/>
+                <w:color w:val="1A1A1A"/>
+                <w:sz w:val="16"/>
+              </w:rPr>
+              <w:t>2</w:t>
+            </w:r>
+          </w:p>
+        </w:tc>
+        <w:tc>
+          <w:tcPr>
+            <w:tcW w:type="dxa" w:w="2450"/>
+            <w:tcMar>
+              <w:top w:w="90" w:type="dxa"/>
+              <w:start w:w="110" w:type="dxa"/>
+              <w:bottom w:w="90" w:type="dxa"/>
+              <w:end w:w="110" w:type="dxa"/>
+            </w:tcMar>
+            <w:vAlign w:val="center"/>
+            <w:shd w:fill="F4F6F8"/>
+          </w:tcPr>
+          <w:p>
+            <w:pPr>
+              <w:spacing w:before="0" w:after="0" w:line="278" w:lineRule="auto"/>
+              <w:jc w:val="left"/>
+            </w:pPr>
+            <w:r>
+              <w:rPr>
+                <w:rFonts w:ascii="맑은 고딕" w:hAnsi="맑은 고딕" w:eastAsia="맑은 고딕"/>
+                <w:b w:val="0"/>
+                <w:i w:val="0"/>
+                <w:color w:val="1A1A1A"/>
+                <w:sz w:val="16"/>
+              </w:rPr>
+              <w:t>서울 데이터 추출</w:t>
+            </w:r>
+          </w:p>
+        </w:tc>
+        <w:tc>
+          <w:tcPr>
+            <w:tcW w:type="dxa" w:w="5850"/>
+            <w:tcMar>
+              <w:top w:w="90" w:type="dxa"/>
+              <w:start w:w="110" w:type="dxa"/>
+              <w:bottom w:w="90" w:type="dxa"/>
+              <w:end w:w="110" w:type="dxa"/>
+            </w:tcMar>
+            <w:vAlign w:val="center"/>
+            <w:shd w:fill="F4F6F8"/>
+          </w:tcPr>
+          <w:p>
+            <w:pPr>
+              <w:spacing w:before="0" w:after="0" w:line="278" w:lineRule="auto"/>
+              <w:jc w:val="left"/>
+            </w:pPr>
+            <w:r>
+              <w:rPr>
+                <w:rFonts w:ascii="맑은 고딕" w:hAnsi="맑은 고딕" w:eastAsia="맑은 고딕"/>
+                <w:b w:val="0"/>
+                <w:i w:val="0"/>
+                <w:color w:val="1A1A1A"/>
+                <w:sz w:val="16"/>
+              </w:rPr>
+              <w:t>서울 32,888행·3,172경주를 한 행도 버리지 않고 interim으로 분리</w:t>
             </w:r>
           </w:p>
         </w:tc>
       </w:tr>
       <w:tr>
         <w:trPr>
-          <w:tblHeader w:val="false"/>
+          <w:cantSplit/>
         </w:trPr>
         <w:tc>
           <w:tcPr>
-            <w:tcW w:type="dxa" w:w="2200"/>
-            <w:shd w:fill="F4F6F8" w:color="auto" w:val="clear"/>
-            <w:tcMar>
-              <w:top w:type="dxa" w:w="90"/>
-              <w:left w:type="dxa" w:w="130"/>
-              <w:bottom w:type="dxa" w:w="90"/>
-              <w:right w:type="dxa" w:w="130"/>
-            </w:tcMar>
-          </w:tcPr>
-          <w:p>
-            <w:pPr>
-              <w:spacing w:after="0" w:before="0" w:line="250"/>
-              <w:jc w:val="left"/>
-            </w:pPr>
-            <w:r>
-              <w:rPr>
-                <w:rFonts w:ascii="맑은 고딕" w:cs="맑은 고딕" w:eastAsia="맑은 고딕" w:hAnsi="맑은 고딕"/>
-                <w:color w:val="1A1A1A"/>
-                <w:sz w:val="18"/>
-                <w:szCs w:val="18"/>
-              </w:rPr>
-              <w:t xml:space="preserve">test</w:t>
-            </w:r>
-          </w:p>
-        </w:tc>
-        <w:tc>
-          <w:tcPr>
-            <w:tcW w:type="dxa" w:w="1800"/>
-            <w:shd w:fill="F4F6F8" w:color="auto" w:val="clear"/>
-            <w:tcMar>
-              <w:top w:type="dxa" w:w="90"/>
-              <w:left w:type="dxa" w:w="130"/>
-              <w:bottom w:type="dxa" w:w="90"/>
-              <w:right w:type="dxa" w:w="130"/>
-            </w:tcMar>
-          </w:tcPr>
-          <w:p>
-            <w:pPr>
-              <w:spacing w:after="0" w:before="0" w:line="250"/>
-              <w:jc w:val="right"/>
-            </w:pPr>
-            <w:r>
-              <w:rPr>
-                <w:rFonts w:ascii="맑은 고딕" w:cs="맑은 고딕" w:eastAsia="맑은 고딕" w:hAnsi="맑은 고딕"/>
-                <w:color w:val="1A1A1A"/>
-                <w:sz w:val="18"/>
-                <w:szCs w:val="18"/>
-              </w:rPr>
-              <w:t xml:space="preserve">635</w:t>
-            </w:r>
-          </w:p>
-        </w:tc>
-        <w:tc>
-          <w:tcPr>
-            <w:tcW w:type="dxa" w:w="1900"/>
-            <w:shd w:fill="F4F6F8" w:color="auto" w:val="clear"/>
-            <w:tcMar>
-              <w:top w:type="dxa" w:w="90"/>
-              <w:left w:type="dxa" w:w="130"/>
-              <w:bottom w:type="dxa" w:w="90"/>
-              <w:right w:type="dxa" w:w="130"/>
-            </w:tcMar>
-          </w:tcPr>
-          <w:p>
-            <w:pPr>
-              <w:spacing w:after="0" w:before="0" w:line="250"/>
-              <w:jc w:val="right"/>
-            </w:pPr>
-            <w:r>
-              <w:rPr>
-                <w:rFonts w:ascii="맑은 고딕" w:cs="맑은 고딕" w:eastAsia="맑은 고딕" w:hAnsi="맑은 고딕"/>
-                <w:color w:val="1A1A1A"/>
-                <w:sz w:val="18"/>
-                <w:szCs w:val="18"/>
-              </w:rPr>
-              <w:t xml:space="preserve">6,639</w:t>
-            </w:r>
-          </w:p>
-        </w:tc>
-        <w:tc>
-          <w:tcPr>
-            <w:tcW w:type="dxa" w:w="3460"/>
-            <w:shd w:fill="F4F6F8" w:color="auto" w:val="clear"/>
-            <w:tcMar>
-              <w:top w:type="dxa" w:w="90"/>
-              <w:left w:type="dxa" w:w="130"/>
-              <w:bottom w:type="dxa" w:w="90"/>
-              <w:right w:type="dxa" w:w="130"/>
-            </w:tcMar>
-          </w:tcPr>
-          <w:p>
-            <w:pPr>
-              <w:spacing w:after="0" w:before="0" w:line="250"/>
-              <w:jc w:val="left"/>
-            </w:pPr>
-            <w:r>
-              <w:rPr>
-                <w:rFonts w:ascii="맑은 고딕" w:cs="맑은 고딕" w:eastAsia="맑은 고딕" w:hAnsi="맑은 고딕"/>
-                <w:b/>
-                <w:bCs/>
-                <w:color w:val="1F4E79"/>
-                <w:sz w:val="18"/>
-                <w:szCs w:val="18"/>
-              </w:rPr>
-              <w:t xml:space="preserve">단 한 번만</w:t>
+            <w:tcW w:type="dxa" w:w="700"/>
+            <w:tcMar>
+              <w:top w:w="90" w:type="dxa"/>
+              <w:start w:w="110" w:type="dxa"/>
+              <w:bottom w:w="90" w:type="dxa"/>
+              <w:end w:w="110" w:type="dxa"/>
+            </w:tcMar>
+            <w:vAlign w:val="center"/>
+            <w:shd w:fill="FFFFFF"/>
+          </w:tcPr>
+          <w:p>
+            <w:pPr>
+              <w:spacing w:before="0" w:after="0" w:line="278" w:lineRule="auto"/>
+              <w:jc w:val="center"/>
+            </w:pPr>
+            <w:r>
+              <w:rPr>
+                <w:rFonts w:ascii="맑은 고딕" w:hAnsi="맑은 고딕" w:eastAsia="맑은 고딕"/>
+                <w:b w:val="0"/>
+                <w:i w:val="0"/>
+                <w:color w:val="1A1A1A"/>
+                <w:sz w:val="16"/>
+              </w:rPr>
+              <w:t>3</w:t>
+            </w:r>
+          </w:p>
+        </w:tc>
+        <w:tc>
+          <w:tcPr>
+            <w:tcW w:type="dxa" w:w="2450"/>
+            <w:tcMar>
+              <w:top w:w="90" w:type="dxa"/>
+              <w:start w:w="110" w:type="dxa"/>
+              <w:bottom w:w="90" w:type="dxa"/>
+              <w:end w:w="110" w:type="dxa"/>
+            </w:tcMar>
+            <w:vAlign w:val="center"/>
+            <w:shd w:fill="FFFFFF"/>
+          </w:tcPr>
+          <w:p>
+            <w:pPr>
+              <w:spacing w:before="0" w:after="0" w:line="278" w:lineRule="auto"/>
+              <w:jc w:val="left"/>
+            </w:pPr>
+            <w:r>
+              <w:rPr>
+                <w:rFonts w:ascii="맑은 고딕" w:hAnsi="맑은 고딕" w:eastAsia="맑은 고딕"/>
+                <w:b w:val="0"/>
+                <w:i w:val="0"/>
+                <w:color w:val="1A1A1A"/>
+                <w:sz w:val="16"/>
+              </w:rPr>
+              <w:t>upset_B 오류 수정</w:t>
+            </w:r>
+          </w:p>
+        </w:tc>
+        <w:tc>
+          <w:tcPr>
+            <w:tcW w:type="dxa" w:w="5850"/>
+            <w:tcMar>
+              <w:top w:w="90" w:type="dxa"/>
+              <w:start w:w="110" w:type="dxa"/>
+              <w:bottom w:w="90" w:type="dxa"/>
+              <w:end w:w="110" w:type="dxa"/>
+            </w:tcMar>
+            <w:vAlign w:val="center"/>
+            <w:shd w:fill="FFFFFF"/>
+          </w:tcPr>
+          <w:p>
+            <w:pPr>
+              <w:spacing w:before="0" w:after="0" w:line="278" w:lineRule="auto"/>
+              <w:jc w:val="left"/>
+            </w:pPr>
+            <w:r>
+              <w:rPr>
+                <w:rFonts w:ascii="맑은 고딕" w:hAnsi="맑은 고딕" w:eastAsia="맑은 고딕"/>
+                <w:b w:val="0"/>
+                <w:i w:val="0"/>
+                <w:color w:val="1A1A1A"/>
+                <w:sz w:val="16"/>
+              </w:rPr>
+              <w:t>legacy 라벨을 격리하고 longshot·longshot_win을 정식 정의로 재계산</w:t>
             </w:r>
           </w:p>
         </w:tc>
       </w:tr>
       <w:tr>
         <w:trPr>
-          <w:tblHeader w:val="false"/>
+          <w:cantSplit/>
         </w:trPr>
         <w:tc>
           <w:tcPr>
-            <w:tcW w:type="dxa" w:w="2200"/>
-            <w:shd w:fill="FFFFFF" w:color="auto" w:val="clear"/>
-            <w:tcMar>
-              <w:top w:type="dxa" w:w="90"/>
-              <w:left w:type="dxa" w:w="130"/>
-              <w:bottom w:type="dxa" w:w="90"/>
-              <w:right w:type="dxa" w:w="130"/>
-            </w:tcMar>
-          </w:tcPr>
-          <w:p>
-            <w:pPr>
-              <w:spacing w:after="0" w:before="0" w:line="250"/>
-              <w:jc w:val="left"/>
-            </w:pPr>
-            <w:r>
-              <w:rPr>
-                <w:rFonts w:ascii="맑은 고딕" w:cs="맑은 고딕" w:eastAsia="맑은 고딕" w:hAnsi="맑은 고딕"/>
-                <w:color w:val="1A1A1A"/>
-                <w:sz w:val="18"/>
-                <w:szCs w:val="18"/>
-              </w:rPr>
-              <w:t xml:space="preserve">제외</w:t>
-            </w:r>
-          </w:p>
-        </w:tc>
-        <w:tc>
-          <w:tcPr>
-            <w:tcW w:type="dxa" w:w="1800"/>
-            <w:shd w:fill="FFFFFF" w:color="auto" w:val="clear"/>
-            <w:tcMar>
-              <w:top w:type="dxa" w:w="90"/>
-              <w:left w:type="dxa" w:w="130"/>
-              <w:bottom w:type="dxa" w:w="90"/>
-              <w:right w:type="dxa" w:w="130"/>
-            </w:tcMar>
-          </w:tcPr>
-          <w:p>
-            <w:pPr>
-              <w:spacing w:after="0" w:before="0" w:line="250"/>
-              <w:jc w:val="right"/>
-            </w:pPr>
-            <w:r>
-              <w:rPr>
-                <w:rFonts w:ascii="맑은 고딕" w:cs="맑은 고딕" w:eastAsia="맑은 고딕" w:hAnsi="맑은 고딕"/>
-                <w:color w:val="1A1A1A"/>
-                <w:sz w:val="18"/>
-                <w:szCs w:val="18"/>
-              </w:rPr>
-              <w:t xml:space="preserve">5</w:t>
-            </w:r>
-          </w:p>
-        </w:tc>
-        <w:tc>
-          <w:tcPr>
-            <w:tcW w:type="dxa" w:w="1900"/>
-            <w:shd w:fill="FFFFFF" w:color="auto" w:val="clear"/>
-            <w:tcMar>
-              <w:top w:type="dxa" w:w="90"/>
-              <w:left w:type="dxa" w:w="130"/>
-              <w:bottom w:type="dxa" w:w="90"/>
-              <w:right w:type="dxa" w:w="130"/>
-            </w:tcMar>
-          </w:tcPr>
-          <w:p>
-            <w:pPr>
-              <w:spacing w:after="0" w:before="0" w:line="250"/>
-              <w:jc w:val="right"/>
-            </w:pPr>
-            <w:r>
-              <w:rPr>
-                <w:rFonts w:ascii="맑은 고딕" w:cs="맑은 고딕" w:eastAsia="맑은 고딕" w:hAnsi="맑은 고딕"/>
-                <w:color w:val="1A1A1A"/>
-                <w:sz w:val="18"/>
-                <w:szCs w:val="18"/>
-              </w:rPr>
-              <w:t xml:space="preserve">50</w:t>
-            </w:r>
-          </w:p>
-        </w:tc>
-        <w:tc>
-          <w:tcPr>
-            <w:tcW w:type="dxa" w:w="3460"/>
-            <w:shd w:fill="FFFFFF" w:color="auto" w:val="clear"/>
-            <w:tcMar>
-              <w:top w:type="dxa" w:w="90"/>
-              <w:left w:type="dxa" w:w="130"/>
-              <w:bottom w:type="dxa" w:w="90"/>
-              <w:right w:type="dxa" w:w="130"/>
-            </w:tcMar>
-          </w:tcPr>
-          <w:p>
-            <w:pPr>
-              <w:spacing w:after="0" w:before="0" w:line="250"/>
-              <w:jc w:val="left"/>
-            </w:pPr>
-            <w:r>
-              <w:rPr>
-                <w:rFonts w:ascii="맑은 고딕" w:cs="맑은 고딕" w:eastAsia="맑은 고딕" w:hAnsi="맑은 고딕"/>
-                <w:color w:val="1A1A1A"/>
-                <w:sz w:val="18"/>
-                <w:szCs w:val="18"/>
-              </w:rPr>
-              <w:t xml:space="preserve">비정상 경주</w:t>
+            <w:tcW w:type="dxa" w:w="700"/>
+            <w:tcMar>
+              <w:top w:w="90" w:type="dxa"/>
+              <w:start w:w="110" w:type="dxa"/>
+              <w:bottom w:w="90" w:type="dxa"/>
+              <w:end w:w="110" w:type="dxa"/>
+            </w:tcMar>
+            <w:vAlign w:val="center"/>
+            <w:shd w:fill="F4F6F8"/>
+          </w:tcPr>
+          <w:p>
+            <w:pPr>
+              <w:spacing w:before="0" w:after="0" w:line="278" w:lineRule="auto"/>
+              <w:jc w:val="center"/>
+            </w:pPr>
+            <w:r>
+              <w:rPr>
+                <w:rFonts w:ascii="맑은 고딕" w:hAnsi="맑은 고딕" w:eastAsia="맑은 고딕"/>
+                <w:b w:val="0"/>
+                <w:i w:val="0"/>
+                <w:color w:val="1A1A1A"/>
+                <w:sz w:val="16"/>
+              </w:rPr>
+              <w:t>4</w:t>
+            </w:r>
+          </w:p>
+        </w:tc>
+        <w:tc>
+          <w:tcPr>
+            <w:tcW w:type="dxa" w:w="2450"/>
+            <w:tcMar>
+              <w:top w:w="90" w:type="dxa"/>
+              <w:start w:w="110" w:type="dxa"/>
+              <w:bottom w:w="90" w:type="dxa"/>
+              <w:end w:w="110" w:type="dxa"/>
+            </w:tcMar>
+            <w:vAlign w:val="center"/>
+            <w:shd w:fill="F4F6F8"/>
+          </w:tcPr>
+          <w:p>
+            <w:pPr>
+              <w:spacing w:before="0" w:after="0" w:line="278" w:lineRule="auto"/>
+              <w:jc w:val="left"/>
+            </w:pPr>
+            <w:r>
+              <w:rPr>
+                <w:rFonts w:ascii="맑은 고딕" w:hAnsi="맑은 고딕" w:eastAsia="맑은 고딕"/>
+                <w:b w:val="0"/>
+                <w:i w:val="0"/>
+                <w:color w:val="1A1A1A"/>
+                <w:sz w:val="16"/>
+              </w:rPr>
+              <w:t>경주·시장확률 무결성 검사</w:t>
+            </w:r>
+          </w:p>
+        </w:tc>
+        <w:tc>
+          <w:tcPr>
+            <w:tcW w:type="dxa" w:w="5850"/>
+            <w:tcMar>
+              <w:top w:w="90" w:type="dxa"/>
+              <w:start w:w="110" w:type="dxa"/>
+              <w:bottom w:w="90" w:type="dxa"/>
+              <w:end w:w="110" w:type="dxa"/>
+            </w:tcMar>
+            <w:vAlign w:val="center"/>
+            <w:shd w:fill="F4F6F8"/>
+          </w:tcPr>
+          <w:p>
+            <w:pPr>
+              <w:spacing w:before="0" w:after="0" w:line="278" w:lineRule="auto"/>
+              <w:jc w:val="left"/>
+            </w:pPr>
+            <w:r>
+              <w:rPr>
+                <w:rFonts w:ascii="맑은 고딕" w:hAnsi="맑은 고딕" w:eastAsia="맑은 고딕"/>
+                <w:b w:val="0"/>
+                <w:i w:val="0"/>
+                <w:color w:val="1A1A1A"/>
+                <w:sz w:val="16"/>
+              </w:rPr>
+              <w:t>정상 3,167경주를 식별하고 공동우승 4·무우승 1경주는 경주 전체 제외; q_market 합 1 검증</w:t>
+            </w:r>
+          </w:p>
+        </w:tc>
+      </w:tr>
+      <w:tr>
+        <w:trPr>
+          <w:cantSplit/>
+        </w:trPr>
+        <w:tc>
+          <w:tcPr>
+            <w:tcW w:type="dxa" w:w="700"/>
+            <w:tcMar>
+              <w:top w:w="90" w:type="dxa"/>
+              <w:start w:w="110" w:type="dxa"/>
+              <w:bottom w:w="90" w:type="dxa"/>
+              <w:end w:w="110" w:type="dxa"/>
+            </w:tcMar>
+            <w:vAlign w:val="center"/>
+            <w:shd w:fill="FFFFFF"/>
+          </w:tcPr>
+          <w:p>
+            <w:pPr>
+              <w:spacing w:before="0" w:after="0" w:line="278" w:lineRule="auto"/>
+              <w:jc w:val="center"/>
+            </w:pPr>
+            <w:r>
+              <w:rPr>
+                <w:rFonts w:ascii="맑은 고딕" w:hAnsi="맑은 고딕" w:eastAsia="맑은 고딕"/>
+                <w:b w:val="0"/>
+                <w:i w:val="0"/>
+                <w:color w:val="1A1A1A"/>
+                <w:sz w:val="16"/>
+              </w:rPr>
+              <w:t>5</w:t>
+            </w:r>
+          </w:p>
+        </w:tc>
+        <w:tc>
+          <w:tcPr>
+            <w:tcW w:type="dxa" w:w="2450"/>
+            <w:tcMar>
+              <w:top w:w="90" w:type="dxa"/>
+              <w:start w:w="110" w:type="dxa"/>
+              <w:bottom w:w="90" w:type="dxa"/>
+              <w:end w:w="110" w:type="dxa"/>
+            </w:tcMar>
+            <w:vAlign w:val="center"/>
+            <w:shd w:fill="FFFFFF"/>
+          </w:tcPr>
+          <w:p>
+            <w:pPr>
+              <w:spacing w:before="0" w:after="0" w:line="278" w:lineRule="auto"/>
+              <w:jc w:val="left"/>
+            </w:pPr>
+            <w:r>
+              <w:rPr>
+                <w:rFonts w:ascii="맑은 고딕" w:hAnsi="맑은 고딕" w:eastAsia="맑은 고딕"/>
+                <w:b w:val="0"/>
+                <w:i w:val="0"/>
+                <w:color w:val="1A1A1A"/>
+                <w:sz w:val="16"/>
+              </w:rPr>
+              <w:t>시간순 split manifest</w:t>
+            </w:r>
+          </w:p>
+        </w:tc>
+        <w:tc>
+          <w:tcPr>
+            <w:tcW w:type="dxa" w:w="5850"/>
+            <w:tcMar>
+              <w:top w:w="90" w:type="dxa"/>
+              <w:start w:w="110" w:type="dxa"/>
+              <w:bottom w:w="90" w:type="dxa"/>
+              <w:end w:w="110" w:type="dxa"/>
+            </w:tcMar>
+            <w:vAlign w:val="center"/>
+            <w:shd w:fill="FFFFFF"/>
+          </w:tcPr>
+          <w:p>
+            <w:pPr>
+              <w:spacing w:before="0" w:after="0" w:line="278" w:lineRule="auto"/>
+              <w:jc w:val="left"/>
+            </w:pPr>
+            <w:r>
+              <w:rPr>
+                <w:rFonts w:ascii="맑은 고딕" w:hAnsi="맑은 고딕" w:eastAsia="맑은 고딕"/>
+                <w:b w:val="0"/>
+                <w:i w:val="0"/>
+                <w:color w:val="1A1A1A"/>
+                <w:sz w:val="16"/>
+              </w:rPr>
+              <w:t>Train 1,891경주, Calibration 641경주, Test 635경주; 같은 경주·날짜는 절대 분리하지 않음</w:t>
+            </w:r>
+          </w:p>
+        </w:tc>
+      </w:tr>
+      <w:tr>
+        <w:trPr>
+          <w:cantSplit/>
+        </w:trPr>
+        <w:tc>
+          <w:tcPr>
+            <w:tcW w:type="dxa" w:w="700"/>
+            <w:tcMar>
+              <w:top w:w="90" w:type="dxa"/>
+              <w:start w:w="110" w:type="dxa"/>
+              <w:bottom w:w="90" w:type="dxa"/>
+              <w:end w:w="110" w:type="dxa"/>
+            </w:tcMar>
+            <w:vAlign w:val="center"/>
+            <w:shd w:fill="F4F6F8"/>
+          </w:tcPr>
+          <w:p>
+            <w:pPr>
+              <w:spacing w:before="0" w:after="0" w:line="278" w:lineRule="auto"/>
+              <w:jc w:val="center"/>
+            </w:pPr>
+            <w:r>
+              <w:rPr>
+                <w:rFonts w:ascii="맑은 고딕" w:hAnsi="맑은 고딕" w:eastAsia="맑은 고딕"/>
+                <w:b w:val="0"/>
+                <w:i w:val="0"/>
+                <w:color w:val="1A1A1A"/>
+                <w:sz w:val="16"/>
+              </w:rPr>
+              <w:t>6</w:t>
+            </w:r>
+          </w:p>
+        </w:tc>
+        <w:tc>
+          <w:tcPr>
+            <w:tcW w:type="dxa" w:w="2450"/>
+            <w:tcMar>
+              <w:top w:w="90" w:type="dxa"/>
+              <w:start w:w="110" w:type="dxa"/>
+              <w:bottom w:w="90" w:type="dxa"/>
+              <w:end w:w="110" w:type="dxa"/>
+            </w:tcMar>
+            <w:vAlign w:val="center"/>
+            <w:shd w:fill="F4F6F8"/>
+          </w:tcPr>
+          <w:p>
+            <w:pPr>
+              <w:spacing w:before="0" w:after="0" w:line="278" w:lineRule="auto"/>
+              <w:jc w:val="left"/>
+            </w:pPr>
+            <w:r>
+              <w:rPr>
+                <w:rFonts w:ascii="맑은 고딕" w:hAnsi="맑은 고딕" w:eastAsia="맑은 고딕"/>
+                <w:b w:val="0"/>
+                <w:i w:val="0"/>
+                <w:color w:val="1A1A1A"/>
+                <w:sz w:val="16"/>
+              </w:rPr>
+              <w:t>v5~v8 폐기</w:t>
+            </w:r>
+          </w:p>
+        </w:tc>
+        <w:tc>
+          <w:tcPr>
+            <w:tcW w:type="dxa" w:w="5850"/>
+            <w:tcMar>
+              <w:top w:w="90" w:type="dxa"/>
+              <w:start w:w="110" w:type="dxa"/>
+              <w:bottom w:w="90" w:type="dxa"/>
+              <w:end w:w="110" w:type="dxa"/>
+            </w:tcMar>
+            <w:vAlign w:val="center"/>
+            <w:shd w:fill="F4F6F8"/>
+          </w:tcPr>
+          <w:p>
+            <w:pPr>
+              <w:spacing w:before="0" w:after="0" w:line="278" w:lineRule="auto"/>
+              <w:jc w:val="left"/>
+            </w:pPr>
+            <w:r>
+              <w:rPr>
+                <w:rFonts w:ascii="맑은 고딕" w:hAnsi="맑은 고딕" w:eastAsia="맑은 고딕"/>
+                <w:b w:val="0"/>
+                <w:i w:val="0"/>
+                <w:color w:val="1A1A1A"/>
+                <w:sz w:val="16"/>
+              </w:rPr>
+              <w:t>행 단위 IQR 삭제가 완전한 경주 구조를 깨뜨리므로 신규 모델 입력을 fail-closed로 금지</w:t>
+            </w:r>
+          </w:p>
+        </w:tc>
+      </w:tr>
+      <w:tr>
+        <w:trPr>
+          <w:cantSplit/>
+        </w:trPr>
+        <w:tc>
+          <w:tcPr>
+            <w:tcW w:type="dxa" w:w="700"/>
+            <w:tcMar>
+              <w:top w:w="90" w:type="dxa"/>
+              <w:start w:w="110" w:type="dxa"/>
+              <w:bottom w:w="90" w:type="dxa"/>
+              <w:end w:w="110" w:type="dxa"/>
+            </w:tcMar>
+            <w:vAlign w:val="center"/>
+            <w:shd w:fill="FFFFFF"/>
+          </w:tcPr>
+          <w:p>
+            <w:pPr>
+              <w:spacing w:before="0" w:after="0" w:line="278" w:lineRule="auto"/>
+              <w:jc w:val="center"/>
+            </w:pPr>
+            <w:r>
+              <w:rPr>
+                <w:rFonts w:ascii="맑은 고딕" w:hAnsi="맑은 고딕" w:eastAsia="맑은 고딕"/>
+                <w:b w:val="0"/>
+                <w:i w:val="0"/>
+                <w:color w:val="1A1A1A"/>
+                <w:sz w:val="16"/>
+              </w:rPr>
+              <w:t>7</w:t>
+            </w:r>
+          </w:p>
+        </w:tc>
+        <w:tc>
+          <w:tcPr>
+            <w:tcW w:type="dxa" w:w="2450"/>
+            <w:tcMar>
+              <w:top w:w="90" w:type="dxa"/>
+              <w:start w:w="110" w:type="dxa"/>
+              <w:bottom w:w="90" w:type="dxa"/>
+              <w:end w:w="110" w:type="dxa"/>
+            </w:tcMar>
+            <w:vAlign w:val="center"/>
+            <w:shd w:fill="FFFFFF"/>
+          </w:tcPr>
+          <w:p>
+            <w:pPr>
+              <w:spacing w:before="0" w:after="0" w:line="278" w:lineRule="auto"/>
+              <w:jc w:val="left"/>
+            </w:pPr>
+            <w:r>
+              <w:rPr>
+                <w:rFonts w:ascii="맑은 고딕" w:hAnsi="맑은 고딕" w:eastAsia="맑은 고딕"/>
+                <w:b w:val="0"/>
+                <w:i w:val="0"/>
+                <w:color w:val="1A1A1A"/>
+                <w:sz w:val="16"/>
+              </w:rPr>
+              <w:t>feature registry</w:t>
+            </w:r>
+          </w:p>
+        </w:tc>
+        <w:tc>
+          <w:tcPr>
+            <w:tcW w:type="dxa" w:w="5850"/>
+            <w:tcMar>
+              <w:top w:w="90" w:type="dxa"/>
+              <w:start w:w="110" w:type="dxa"/>
+              <w:bottom w:w="90" w:type="dxa"/>
+              <w:end w:w="110" w:type="dxa"/>
+            </w:tcMar>
+            <w:vAlign w:val="center"/>
+            <w:shd w:fill="FFFFFF"/>
+          </w:tcPr>
+          <w:p>
+            <w:pPr>
+              <w:spacing w:before="0" w:after="0" w:line="278" w:lineRule="auto"/>
+              <w:jc w:val="left"/>
+            </w:pPr>
+            <w:r>
+              <w:rPr>
+                <w:rFonts w:ascii="맑은 고딕" w:hAnsi="맑은 고딕" w:eastAsia="맑은 고딕"/>
+                <w:b w:val="0"/>
+                <w:i w:val="0"/>
+                <w:color w:val="1A1A1A"/>
+                <w:sz w:val="16"/>
+              </w:rPr>
+              <w:t>112개 PRE_RACE 피처만 허용; MARKET·POST_RACE·TARGET·LEGACY는 입력 차단</w:t>
             </w:r>
           </w:p>
         </w:tc>
@@ -13488,1079 +13833,940 @@
     </w:tbl>
     <w:p>
       <w:pPr>
-        <w:spacing w:after="220" w:before="70"/>
+        <w:pageBreakBefore w:val="0"/>
+        <w:widowControl/>
+        <w:spacing w:before="40" w:after="160" w:line="276" w:lineRule="auto"/>
         <w:jc w:val="left"/>
       </w:pPr>
       <w:r>
         <w:rPr>
-          <w:rFonts w:ascii="맑은 고딕" w:cs="맑은 고딕" w:eastAsia="맑은 고딕" w:hAnsi="맑은 고딕"/>
-          <w:i/>
-          <w:iCs/>
+          <w:rFonts w:ascii="맑은 고딕" w:hAnsi="맑은 고딕" w:eastAsia="맑은 고딕"/>
+          <w:b w:val="0"/>
+          <w:i w:val="0"/>
           <w:color w:val="666666"/>
           <w:sz w:val="16"/>
-          <w:szCs w:val="16"/>
-        </w:rPr>
-        <w:t xml:space="preserve">표 4-7. 경주 단위 시간 분할. 같은 경주·같은 날짜는 하나의 구간에만 속한다.</w:t>
-      </w:r>
-    </w:p>
-    <w:p>
-      <w:pPr>
-        <w:spacing w:after="140" w:before="60" w:line="300"/>
-        <w:jc w:val="both"/>
-      </w:pPr>
-      <w:r>
-        <w:rPr>
-          <w:rFonts w:ascii="맑은 고딕" w:cs="맑은 고딕" w:eastAsia="맑은 고딕" w:hAnsi="맑은 고딕"/>
-          <w:color w:val="1A1A1A"/>
-          <w:sz w:val="20"/>
-          <w:szCs w:val="20"/>
-        </w:rPr>
-        <w:t xml:space="preserve">피처는 </w:t>
-      </w:r>
-      <w:r>
-        <w:rPr>
-          <w:rFonts w:ascii="맑은 고딕" w:cs="맑은 고딕" w:eastAsia="맑은 고딕" w:hAnsi="맑은 고딕"/>
-          <w:b/>
-          <w:bCs/>
-          <w:color w:val="1F4E79"/>
-          <w:sz w:val="20"/>
-          <w:szCs w:val="20"/>
-        </w:rPr>
-        <w:t xml:space="preserve">경주 전에 알 수 있는 112개</w:t>
-      </w:r>
-      <w:r>
-        <w:rPr>
-          <w:rFonts w:ascii="맑은 고딕" w:cs="맑은 고딕" w:eastAsia="맑은 고딕" w:hAnsi="맑은 고딕"/>
-          <w:color w:val="1A1A1A"/>
-          <w:sz w:val="20"/>
-          <w:szCs w:val="20"/>
-        </w:rPr>
-        <w:t xml:space="preserve"> 만 허용하고, 목록에 없는 열은 기본 거부하도록 만들었습니다. 결과·착순·배당 파생 열은 사전 모델 입력에서 제외했고, 시장 확률 </w:t>
-      </w:r>
-      <w:r>
-        <w:rPr>
-          <w:rFonts w:ascii="D2Coding" w:cs="D2Coding" w:eastAsia="D2Coding" w:hAnsi="D2Coding"/>
-          <w:color w:val="9C4221"/>
-          <w:sz w:val="18"/>
-          <w:szCs w:val="18"/>
-        </w:rPr>
-        <w:t xml:space="preserve">q</w:t>
-      </w:r>
-      <w:r>
-        <w:rPr>
-          <w:rFonts w:ascii="맑은 고딕" w:cs="맑은 고딕" w:eastAsia="맑은 고딕" w:hAnsi="맑은 고딕"/>
-          <w:color w:val="1A1A1A"/>
-          <w:sz w:val="20"/>
-          <w:szCs w:val="20"/>
-        </w:rPr>
-        <w:t xml:space="preserve">는 </w:t>
-      </w:r>
-      <w:r>
-        <w:rPr>
-          <w:rFonts w:ascii="맑은 고딕" w:cs="맑은 고딕" w:eastAsia="맑은 고딕" w:hAnsi="맑은 고딕"/>
-          <w:b/>
-          <w:bCs/>
-          <w:color w:val="1F4E79"/>
-          <w:sz w:val="20"/>
-          <w:szCs w:val="20"/>
-        </w:rPr>
-        <w:t xml:space="preserve">일반 피처로 학습시키지 않고 확률 기준선과 후단 결합값으로만</w:t>
-      </w:r>
-      <w:r>
-        <w:rPr>
-          <w:rFonts w:ascii="맑은 고딕" w:cs="맑은 고딕" w:eastAsia="맑은 고딕" w:hAnsi="맑은 고딕"/>
-          <w:color w:val="1A1A1A"/>
-          <w:sz w:val="20"/>
-          <w:szCs w:val="20"/>
-        </w:rPr>
-        <w:t xml:space="preserve"> 사용했습니다.</w:t>
-      </w:r>
-    </w:p>
-    <w:p>
-      <w:pPr>
-        <w:spacing w:after="140" w:before="60" w:line="300"/>
-        <w:jc w:val="both"/>
-      </w:pPr>
-      <w:r>
-        <w:rPr>
-          <w:rFonts w:ascii="맑은 고딕" w:cs="맑은 고딕" w:eastAsia="맑은 고딕" w:hAnsi="맑은 고딕"/>
-          <w:color w:val="1A1A1A"/>
-          <w:sz w:val="20"/>
-          <w:szCs w:val="20"/>
-        </w:rPr>
-        <w:t xml:space="preserve">전처리 통계는 </w:t>
-      </w:r>
-      <w:r>
-        <w:rPr>
-          <w:rFonts w:ascii="맑은 고딕" w:cs="맑은 고딕" w:eastAsia="맑은 고딕" w:hAnsi="맑은 고딕"/>
-          <w:b/>
-          <w:bCs/>
-          <w:color w:val="1F4E79"/>
-          <w:sz w:val="20"/>
-          <w:szCs w:val="20"/>
-        </w:rPr>
-        <w:t xml:space="preserve">train에서만 적합</w:t>
-      </w:r>
-      <w:r>
-        <w:rPr>
-          <w:rFonts w:ascii="맑은 고딕" w:cs="맑은 고딕" w:eastAsia="맑은 고딕" w:hAnsi="맑은 고딕"/>
-          <w:color w:val="1A1A1A"/>
-          <w:sz w:val="20"/>
-          <w:szCs w:val="20"/>
-        </w:rPr>
-        <w:t xml:space="preserve"> 했습니다. 수치형은 0.5~99.5 백분위로 클리핑하고 중앙값 대치와 결측 지시자를 붙였습니다. 범주형은 최빈값 대치 후 최소 빈도 10의 원-핫 인코딩을 적용했습니다.</w:t>
-      </w:r>
-    </w:p>
-    <w:p>
-      <w:pPr>
-        <w:pStyle w:val="Heading3"/>
-        <w:spacing w:after="100" w:before="240"/>
-      </w:pPr>
-      <w:r>
-        <w:rPr>
-          <w:rFonts w:ascii="맑은 고딕" w:cs="맑은 고딕" w:eastAsia="맑은 고딕" w:hAnsi="맑은 고딕"/>
-          <w:b/>
-          <w:bCs/>
-          <w:color w:val="333333"/>
-          <w:sz w:val="21"/>
-          <w:szCs w:val="21"/>
-        </w:rPr>
-        <w:t xml:space="preserve">4.2.3 어떻게 결합했나</w:t>
-      </w:r>
-    </w:p>
-    <w:p>
-      <w:pPr>
-        <w:spacing w:after="140" w:before="60" w:line="300"/>
-        <w:jc w:val="both"/>
-      </w:pPr>
-      <w:r>
-        <w:rPr>
-          <w:rFonts w:ascii="맑은 고딕" w:cs="맑은 고딕" w:eastAsia="맑은 고딕" w:hAnsi="맑은 고딕"/>
-          <w:color w:val="1A1A1A"/>
-          <w:sz w:val="20"/>
-          <w:szCs w:val="20"/>
-        </w:rPr>
-        <w:t xml:space="preserve">최종 확률은 네 단계로 만들어집니다.</w:t>
-      </w:r>
-    </w:p>
-    <w:p>
-      <w:pPr>
-        <w:spacing w:after="20"/>
-      </w:pPr>
-    </w:p>
-    <w:p>
-      <w:pPr>
-        <w:pStyle w:val="ListParagraph"/>
-        <w:numPr>
-          <w:ilvl w:val="0"/>
-          <w:numId w:val="6"/>
-        </w:numPr>
-        <w:spacing w:after="80" w:before="40" w:line="290"/>
-      </w:pPr>
-      <w:r>
-        <w:rPr>
-          <w:rFonts w:ascii="맑은 고딕" w:cs="맑은 고딕" w:eastAsia="맑은 고딕" w:hAnsi="맑은 고딕"/>
-          <w:b/>
-          <w:bCs/>
-          <w:color w:val="1F4E79"/>
-          <w:sz w:val="20"/>
-          <w:szCs w:val="20"/>
-        </w:rPr>
-        <w:t xml:space="preserve">시장 확률</w:t>
-      </w:r>
-      <w:r>
-        <w:rPr>
-          <w:rFonts w:ascii="맑은 고딕" w:cs="맑은 고딕" w:eastAsia="맑은 고딕" w:hAnsi="맑은 고딕"/>
-          <w:color w:val="1A1A1A"/>
-          <w:sz w:val="20"/>
-          <w:szCs w:val="20"/>
-        </w:rPr>
-        <w:t xml:space="preserve"> — </w:t>
-      </w:r>
-      <w:r>
-        <w:rPr>
-          <w:rFonts w:ascii="D2Coding" w:cs="D2Coding" w:eastAsia="D2Coding" w:hAnsi="D2Coding"/>
-          <w:color w:val="9C4221"/>
-          <w:sz w:val="18"/>
-          <w:szCs w:val="18"/>
-        </w:rPr>
-        <w:t xml:space="preserve">q = (1/odds) / Σ(1/odds)</w:t>
-      </w:r>
-      <w:r>
-        <w:rPr>
-          <w:rFonts w:ascii="맑은 고딕" w:cs="맑은 고딕" w:eastAsia="맑은 고딕" w:hAnsi="맑은 고딕"/>
-          <w:color w:val="1A1A1A"/>
-          <w:sz w:val="20"/>
-          <w:szCs w:val="20"/>
-        </w:rPr>
-        <w:t xml:space="preserve">. 경주 합이 1이 되도록 오버라운드를 제거합니다.</w:t>
-      </w:r>
-    </w:p>
-    <w:p>
-      <w:pPr>
-        <w:pStyle w:val="ListParagraph"/>
-        <w:numPr>
-          <w:ilvl w:val="0"/>
-          <w:numId w:val="6"/>
-        </w:numPr>
-        <w:spacing w:after="80" w:before="40" w:line="290"/>
-      </w:pPr>
-      <w:r>
-        <w:rPr>
-          <w:rFonts w:ascii="맑은 고딕" w:cs="맑은 고딕" w:eastAsia="맑은 고딕" w:hAnsi="맑은 고딕"/>
-          <w:b/>
-          <w:bCs/>
-          <w:color w:val="1F4E79"/>
-          <w:sz w:val="20"/>
-          <w:szCs w:val="20"/>
-        </w:rPr>
-        <w:t xml:space="preserve">모델 확률</w:t>
-      </w:r>
-      <w:r>
-        <w:rPr>
-          <w:rFonts w:ascii="맑은 고딕" w:cs="맑은 고딕" w:eastAsia="맑은 고딕" w:hAnsi="맑은 고딕"/>
-          <w:color w:val="1A1A1A"/>
-          <w:sz w:val="20"/>
-          <w:szCs w:val="20"/>
-        </w:rPr>
-        <w:t xml:space="preserve"> — XGBoost 사전 모델의 점수를 경주 내 합 정규화로 1에 맞춥니다.</w:t>
-      </w:r>
-    </w:p>
-    <w:p>
-      <w:pPr>
-        <w:pStyle w:val="ListParagraph"/>
-        <w:numPr>
-          <w:ilvl w:val="0"/>
-          <w:numId w:val="6"/>
-        </w:numPr>
-        <w:spacing w:after="80" w:before="40" w:line="290"/>
-      </w:pPr>
-      <w:r>
-        <w:rPr>
-          <w:rFonts w:ascii="맑은 고딕" w:cs="맑은 고딕" w:eastAsia="맑은 고딕" w:hAnsi="맑은 고딕"/>
-          <w:b/>
-          <w:bCs/>
-          <w:color w:val="1F4E79"/>
-          <w:sz w:val="20"/>
-          <w:szCs w:val="20"/>
-        </w:rPr>
-        <w:t xml:space="preserve">기하 결합</w:t>
-      </w:r>
-      <w:r>
-        <w:rPr>
-          <w:rFonts w:ascii="맑은 고딕" w:cs="맑은 고딕" w:eastAsia="맑은 고딕" w:hAnsi="맑은 고딕"/>
-          <w:color w:val="1A1A1A"/>
-          <w:sz w:val="20"/>
-          <w:szCs w:val="20"/>
-        </w:rPr>
-        <w:t xml:space="preserve"> — 두 확률을 로그 공간에서 섞습니다.</w:t>
-      </w:r>
-    </w:p>
-    <w:p>
-      <w:pPr>
-        <w:pStyle w:val="ListParagraph"/>
-        <w:numPr>
-          <w:ilvl w:val="0"/>
-          <w:numId w:val="6"/>
-        </w:numPr>
-        <w:spacing w:after="80" w:before="40" w:line="290"/>
-      </w:pPr>
-      <w:r>
-        <w:rPr>
-          <w:rFonts w:ascii="맑은 고딕" w:cs="맑은 고딕" w:eastAsia="맑은 고딕" w:hAnsi="맑은 고딕"/>
-          <w:b/>
-          <w:bCs/>
-          <w:color w:val="1F4E79"/>
-          <w:sz w:val="20"/>
-          <w:szCs w:val="20"/>
-        </w:rPr>
-        <w:t xml:space="preserve">온도 보정</w:t>
-      </w:r>
-      <w:r>
-        <w:rPr>
-          <w:rFonts w:ascii="맑은 고딕" w:cs="맑은 고딕" w:eastAsia="맑은 고딕" w:hAnsi="맑은 고딕"/>
-          <w:color w:val="1A1A1A"/>
-          <w:sz w:val="20"/>
-          <w:szCs w:val="20"/>
-        </w:rPr>
-        <w:t xml:space="preserve"> — 분포의 뾰족한 정도를 조정합니다.</w:t>
-      </w:r>
-    </w:p>
-    <w:p>
-      <w:pPr>
-        <w:spacing w:after="40"/>
-      </w:pPr>
-    </w:p>
-    <w:p>
-      <w:pPr>
-        <w:spacing w:after="40" w:before="150"/>
+        </w:rPr>
+        <w:t>표 4.2-2. 1~7단계: 데이터와 누수 통제의 고정 과정.</w:t>
+      </w:r>
+    </w:p>
+    <w:p>
+      <w:pPr>
+        <w:spacing w:before="80" w:after="40"/>
         <w:jc w:val="center"/>
       </w:pPr>
       <w:r>
-        <w:rPr>
-          <w:rFonts w:ascii="D2Coding" w:cs="D2Coding" w:eastAsia="D2Coding" w:hAnsi="D2Coding"/>
-          <w:b/>
-          <w:bCs/>
-          <w:color w:val="1F4E79"/>
-          <w:sz w:val="21"/>
-          <w:szCs w:val="21"/>
-        </w:rPr>
-        <w:t xml:space="preserve">p_blend ∝ q^(1−λ) × p_model^λ        λ = 0.05</w:t>
-      </w:r>
-    </w:p>
-    <w:p>
-      <w:pPr>
-        <w:spacing w:after="190" w:before="0"/>
-        <w:jc w:val="center"/>
-      </w:pPr>
-      <w:r>
-        <w:rPr>
-          <w:rFonts w:ascii="맑은 고딕" w:cs="맑은 고딕" w:eastAsia="맑은 고딕" w:hAnsi="맑은 고딕"/>
+        <w:drawing>
+          <wp:inline xmlns:a="http://schemas.openxmlformats.org/drawingml/2006/main" xmlns:pic="http://schemas.openxmlformats.org/drawingml/2006/picture">
+            <wp:extent cx="5532120" cy="1660932"/>
+            <wp:docPr id="2" name="Picture 2" title="그림 4.2-2. 경주·날짜 단위 시간순 분할과 각 구간의 역할." descr="Train, Calibration, Final Test의 기간과 경주 수 및 출전 행 수를 비율로 보여주는 도표"/>
+            <wp:cNvGraphicFramePr>
+              <a:graphicFrameLocks noChangeAspect="1"/>
+            </wp:cNvGraphicFramePr>
+            <a:graphic>
+              <a:graphicData uri="http://schemas.openxmlformats.org/drawingml/2006/picture">
+                <pic:pic>
+                  <pic:nvPicPr>
+                    <pic:cNvPr id="0" name="figure_4_2_2_data_split.png"/>
+                    <pic:cNvPicPr/>
+                  </pic:nvPicPr>
+                  <pic:blipFill>
+                    <a:blip r:embed="rId11"/>
+                    <a:stretch>
+                      <a:fillRect/>
+                    </a:stretch>
+                  </pic:blipFill>
+                  <pic:spPr>
+                    <a:xfrm>
+                      <a:off x="0" y="0"/>
+                      <a:ext cx="5532120" cy="1660932"/>
+                    </a:xfrm>
+                    <a:prstGeom prst="rect"/>
+                  </pic:spPr>
+                </pic:pic>
+              </a:graphicData>
+            </a:graphic>
+          </wp:inline>
+        </w:drawing>
+      </w:r>
+    </w:p>
+    <w:p>
+      <w:pPr>
+        <w:pageBreakBefore w:val="0"/>
+        <w:widowControl/>
+        <w:spacing w:before="40" w:after="160" w:line="276" w:lineRule="auto"/>
+        <w:jc w:val="left"/>
+      </w:pPr>
+      <w:r>
+        <w:rPr>
+          <w:rFonts w:ascii="맑은 고딕" w:hAnsi="맑은 고딕" w:eastAsia="맑은 고딕"/>
+          <w:b w:val="0"/>
+          <w:i w:val="0"/>
           <w:color w:val="666666"/>
-          <w:sz w:val="17"/>
-          <w:szCs w:val="17"/>
-        </w:rPr>
-        <w:t xml:space="preserve">시장 95% · 모델 5% 의 보수적 결합</w:t>
-      </w:r>
-    </w:p>
-    <w:p>
-      <w:pPr>
-        <w:spacing w:after="40" w:before="150"/>
-        <w:jc w:val="center"/>
-      </w:pPr>
-      <w:r>
-        <w:rPr>
-          <w:rFonts w:ascii="D2Coding" w:cs="D2Coding" w:eastAsia="D2Coding" w:hAnsi="D2Coding"/>
-          <w:b/>
-          <w:bCs/>
-          <w:color w:val="1F4E79"/>
-          <w:sz w:val="21"/>
-          <w:szCs w:val="21"/>
-        </w:rPr>
-        <w:t xml:space="preserve">p_final ∝ p_blend^(1/T)              T = 0.95</w:t>
-      </w:r>
-    </w:p>
-    <w:p>
-      <w:pPr>
-        <w:spacing w:after="190" w:before="0"/>
-        <w:jc w:val="center"/>
-      </w:pPr>
-      <w:r>
-        <w:rPr>
-          <w:rFonts w:ascii="맑은 고딕" w:cs="맑은 고딕" w:eastAsia="맑은 고딕" w:hAnsi="맑은 고딕"/>
-          <w:color w:val="666666"/>
-          <w:sz w:val="17"/>
-          <w:szCs w:val="17"/>
-        </w:rPr>
-        <w:t xml:space="preserve">λ와 T는 calibration 구간에서만 골랐고 test는 열지 않았다</w:t>
-      </w:r>
-    </w:p>
-    <w:p>
-      <w:pPr>
-        <w:spacing w:after="20"/>
-      </w:pPr>
+          <w:sz w:val="16"/>
+        </w:rPr>
+        <w:t>그림 4.2-2. 경주·날짜 단위 시간순 분할과 각 구간의 역할.</w:t>
+      </w:r>
     </w:p>
     <w:tbl>
       <w:tblPr>
-        <w:tblW w:type="dxa" w:w="9360"/>
-        <w:tblBorders>
-          <w:top w:val="single" w:color="E0B0A0" w:sz="4"/>
-          <w:left w:val="single" w:color="9C4221" w:sz="18"/>
-          <w:bottom w:val="single" w:color="E0B0A0" w:sz="4"/>
-          <w:right w:val="single" w:color="E0B0A0" w:sz="4"/>
-          <w:insideH w:val="none"/>
-          <w:insideV w:val="none"/>
-        </w:tblBorders>
+        <w:tblW w:type="dxa" w:w="9000"/>
+        <w:tblLayout w:type="fixed"/>
+        <w:tblLook w:firstColumn="1" w:firstRow="1" w:lastColumn="0" w:lastRow="0" w:noHBand="0" w:noVBand="1" w:val="04A0"/>
+        <w:tblInd w:w="0" w:type="dxa"/>
       </w:tblPr>
       <w:tblGrid>
-        <w:gridCol w:w="9360"/>
-      </w:tblGrid>
-      <w:tr>
-        <w:tc>
-          <w:tcPr>
-            <w:tcW w:type="dxa" w:w="9360"/>
-            <w:shd w:fill="FDF6F3" w:color="auto" w:val="clear"/>
-            <w:tcMar>
-              <w:top w:type="dxa" w:w="170"/>
-              <w:left w:type="dxa" w:w="220"/>
-              <w:bottom w:type="dxa" w:w="170"/>
-              <w:right w:type="dxa" w:w="200"/>
-            </w:tcMar>
-          </w:tcPr>
-          <w:p>
-            <w:pPr>
-              <w:spacing w:after="50" w:before="0" w:line="285"/>
-            </w:pPr>
-            <w:r>
-              <w:rPr>
-                <w:rFonts w:ascii="맑은 고딕" w:cs="맑은 고딕" w:eastAsia="맑은 고딕" w:hAnsi="맑은 고딕"/>
-                <w:b/>
-                <w:bCs/>
-                <w:color w:val="9C4221"/>
-                <w:sz w:val="19"/>
-                <w:szCs w:val="19"/>
-              </w:rPr>
-              <w:t xml:space="preserve">λ = 0.05 라는 숫자가 이미 답을 말합니다</w:t>
-            </w:r>
-          </w:p>
-          <w:p>
-            <w:pPr>
-              <w:spacing w:after="60"/>
-            </w:pPr>
-          </w:p>
-          <w:p>
-            <w:pPr>
-              <w:spacing w:after="50" w:before="50" w:line="285"/>
-            </w:pPr>
-            <w:r>
-              <w:rPr>
-                <w:rFonts w:ascii="맑은 고딕" w:cs="맑은 고딕" w:eastAsia="맑은 고딕" w:hAnsi="맑은 고딕"/>
-                <w:color w:val="1A1A1A"/>
-                <w:sz w:val="18"/>
-                <w:szCs w:val="18"/>
-              </w:rPr>
-              <w:t xml:space="preserve">최적 혼합 비율을 데이터가 고르게 했더니 </w:t>
-            </w:r>
-            <w:r>
-              <w:rPr>
-                <w:rFonts w:ascii="맑은 고딕" w:cs="맑은 고딕" w:eastAsia="맑은 고딕" w:hAnsi="맑은 고딕"/>
-                <w:b/>
-                <w:bCs/>
-                <w:color w:val="1F4E79"/>
-                <w:sz w:val="18"/>
-                <w:szCs w:val="18"/>
-              </w:rPr>
-              <w:t xml:space="preserve">시장 95% · 모델 5%</w:t>
-            </w:r>
-            <w:r>
-              <w:rPr>
-                <w:rFonts w:ascii="맑은 고딕" w:cs="맑은 고딕" w:eastAsia="맑은 고딕" w:hAnsi="맑은 고딕"/>
-                <w:color w:val="1A1A1A"/>
-                <w:sz w:val="18"/>
-                <w:szCs w:val="18"/>
-              </w:rPr>
-              <w:t xml:space="preserve"> 가 나왔습니다. 지수로 쓰면 </w:t>
-            </w:r>
-            <w:r>
-              <w:rPr>
-                <w:rFonts w:ascii="D2Coding" w:cs="D2Coding" w:eastAsia="D2Coding" w:hAnsi="D2Coding"/>
-                <w:color w:val="9C4221"/>
-                <w:sz w:val="16"/>
-                <w:szCs w:val="16"/>
-              </w:rPr>
-              <w:t xml:space="preserve">p_final ∝ q^1.0 × f^0.05</w:t>
-            </w:r>
-            <w:r>
-              <w:rPr>
-                <w:rFonts w:ascii="맑은 고딕" w:cs="맑은 고딕" w:eastAsia="맑은 고딕" w:hAnsi="맑은 고딕"/>
-                <w:color w:val="1A1A1A"/>
-                <w:sz w:val="18"/>
-                <w:szCs w:val="18"/>
-              </w:rPr>
-              <w:t xml:space="preserve"> 입니다.</w:t>
-            </w:r>
-          </w:p>
-          <w:p>
-            <w:pPr>
-              <w:spacing w:after="60"/>
-            </w:pPr>
-          </w:p>
-          <w:p>
-            <w:pPr>
-              <w:spacing w:after="50" w:before="50" w:line="285"/>
-            </w:pPr>
-            <w:r>
-              <w:rPr>
-                <w:rFonts w:ascii="맑은 고딕" w:cs="맑은 고딕" w:eastAsia="맑은 고딕" w:hAnsi="맑은 고딕"/>
-                <w:color w:val="1A1A1A"/>
-                <w:sz w:val="18"/>
-                <w:szCs w:val="18"/>
-              </w:rPr>
-              <w:t xml:space="preserve">모델이 시장보다 2배 높게 본 말이 있다고 합시다. 최종 확률에 반영되는 배율은 </w:t>
-            </w:r>
-            <w:r>
-              <w:rPr>
-                <w:rFonts w:ascii="D2Coding" w:cs="D2Coding" w:eastAsia="D2Coding" w:hAnsi="D2Coding"/>
-                <w:color w:val="9C4221"/>
-                <w:sz w:val="16"/>
-                <w:szCs w:val="16"/>
-              </w:rPr>
-              <w:t xml:space="preserve">2^0.05 = 1.035</w:t>
-            </w:r>
-            <w:r>
-              <w:rPr>
-                <w:rFonts w:ascii="맑은 고딕" w:cs="맑은 고딕" w:eastAsia="맑은 고딕" w:hAnsi="맑은 고딕"/>
-                <w:color w:val="1A1A1A"/>
-                <w:sz w:val="18"/>
-                <w:szCs w:val="18"/>
-              </w:rPr>
-              <w:t xml:space="preserve">, </w:t>
-            </w:r>
-            <w:r>
-              <w:rPr>
-                <w:rFonts w:ascii="맑은 고딕" w:cs="맑은 고딕" w:eastAsia="맑은 고딕" w:hAnsi="맑은 고딕"/>
-                <w:b/>
-                <w:bCs/>
-                <w:color w:val="1F4E79"/>
-                <w:sz w:val="18"/>
-                <w:szCs w:val="18"/>
-              </w:rPr>
-              <w:t xml:space="preserve">즉 3.5%</w:t>
-            </w:r>
-            <w:r>
-              <w:rPr>
-                <w:rFonts w:ascii="맑은 고딕" w:cs="맑은 고딕" w:eastAsia="맑은 고딕" w:hAnsi="맑은 고딕"/>
-                <w:color w:val="1A1A1A"/>
-                <w:sz w:val="18"/>
-                <w:szCs w:val="18"/>
-              </w:rPr>
-              <w:t xml:space="preserve"> 입니다. 1장에서 본 공제율 장벽은 25%였습니다.</w:t>
-            </w:r>
-          </w:p>
-          <w:p>
-            <w:pPr>
-              <w:spacing w:after="60"/>
-            </w:pPr>
-          </w:p>
-          <w:p>
-            <w:pPr>
-              <w:spacing w:after="50" w:before="50" w:line="285"/>
-            </w:pPr>
-            <w:r>
-              <w:rPr>
-                <w:rFonts w:ascii="맑은 고딕" w:cs="맑은 고딕" w:eastAsia="맑은 고딕" w:hAnsi="맑은 고딕"/>
-                <w:b/>
-                <w:bCs/>
-                <w:color w:val="1F4E79"/>
-                <w:sz w:val="18"/>
-                <w:szCs w:val="18"/>
-              </w:rPr>
-              <w:t xml:space="preserve">모델의 의견이 반영되는 폭이 넘어야 할 벽의 7분의 1에 불과합니다.</w:t>
-            </w:r>
-          </w:p>
-        </w:tc>
-      </w:tr>
-    </w:tbl>
-    <w:p>
-      <w:pPr>
-        <w:pStyle w:val="Heading3"/>
-        <w:spacing w:after="100" w:before="240"/>
-      </w:pPr>
-      <w:r>
-        <w:rPr>
-          <w:rFonts w:ascii="맑은 고딕" w:cs="맑은 고딕" w:eastAsia="맑은 고딕" w:hAnsi="맑은 고딕"/>
-          <w:b/>
-          <w:bCs/>
-          <w:color w:val="333333"/>
-          <w:sz w:val="21"/>
-          <w:szCs w:val="21"/>
-        </w:rPr>
-        <w:t xml:space="preserve">4.2.4 Final Test — 단 한 번</w:t>
-      </w:r>
-    </w:p>
-    <w:p>
-      <w:pPr>
-        <w:spacing w:after="140" w:before="60" w:line="300"/>
-        <w:jc w:val="both"/>
-      </w:pPr>
-      <w:r>
-        <w:rPr>
-          <w:rFonts w:ascii="맑은 고딕" w:cs="맑은 고딕" w:eastAsia="맑은 고딕" w:hAnsi="맑은 고딕"/>
-          <w:color w:val="1A1A1A"/>
-          <w:sz w:val="20"/>
-          <w:szCs w:val="20"/>
-        </w:rPr>
-        <w:t xml:space="preserve">모델·피처·정규화·혼합계수·온도를 전부 동결한 뒤, 635경주·6,639출전에 </w:t>
-      </w:r>
-      <w:r>
-        <w:rPr>
-          <w:rFonts w:ascii="맑은 고딕" w:cs="맑은 고딕" w:eastAsia="맑은 고딕" w:hAnsi="맑은 고딕"/>
-          <w:b/>
-          <w:bCs/>
-          <w:color w:val="1F4E79"/>
-          <w:sz w:val="20"/>
-          <w:szCs w:val="20"/>
-        </w:rPr>
-        <w:t xml:space="preserve">한 번</w:t>
-      </w:r>
-      <w:r>
-        <w:rPr>
-          <w:rFonts w:ascii="맑은 고딕" w:cs="맑은 고딕" w:eastAsia="맑은 고딕" w:hAnsi="맑은 고딕"/>
-          <w:color w:val="1A1A1A"/>
-          <w:sz w:val="20"/>
-          <w:szCs w:val="20"/>
-        </w:rPr>
-        <w:t xml:space="preserve"> 적용했습니다. 결과를 본 뒤 아무것도 조정하지 않았습니다.</w:t>
-      </w:r>
-    </w:p>
-    <w:p>
-      <w:pPr>
-        <w:spacing w:after="30"/>
-      </w:pPr>
-    </w:p>
-    <w:tbl>
-      <w:tblPr>
-        <w:tblW w:type="dxa" w:w="9360"/>
-        <w:tblBorders>
-          <w:top w:val="single" w:color="1F4E79" w:sz="6"/>
-          <w:left w:val="none"/>
-          <w:bottom w:val="single" w:color="1F4E79" w:sz="6"/>
-          <w:right w:val="none"/>
-          <w:insideH w:val="single" w:color="D0D0D0" w:sz="2"/>
-          <w:insideV w:val="none"/>
-        </w:tblBorders>
-      </w:tblPr>
-      <w:tblGrid>
-        <w:gridCol w:w="2600"/>
-        <w:gridCol w:w="2400"/>
-        <w:gridCol w:w="2200"/>
-        <w:gridCol w:w="2160"/>
+        <w:gridCol w:w="9000"/>
       </w:tblGrid>
       <w:tr>
         <w:trPr>
-          <w:tblHeader/>
+          <w:cantSplit/>
         </w:trPr>
         <w:tc>
           <w:tcPr>
-            <w:tcW w:type="dxa" w:w="2600"/>
-            <w:shd w:fill="EAF0F6" w:color="auto" w:val="clear"/>
-            <w:tcMar>
-              <w:top w:type="dxa" w:w="90"/>
-              <w:left w:type="dxa" w:w="130"/>
-              <w:bottom w:type="dxa" w:w="90"/>
-              <w:right w:type="dxa" w:w="130"/>
-            </w:tcMar>
-          </w:tcPr>
-          <w:p>
-            <w:pPr>
-              <w:spacing w:after="0" w:before="0" w:line="250"/>
-              <w:jc w:val="left"/>
-            </w:pPr>
-          </w:p>
-        </w:tc>
-        <w:tc>
-          <w:tcPr>
-            <w:tcW w:type="dxa" w:w="2400"/>
-            <w:shd w:fill="EAF0F6" w:color="auto" w:val="clear"/>
-            <w:tcMar>
-              <w:top w:type="dxa" w:w="90"/>
-              <w:left w:type="dxa" w:w="130"/>
-              <w:bottom w:type="dxa" w:w="90"/>
-              <w:right w:type="dxa" w:w="130"/>
-            </w:tcMar>
-          </w:tcPr>
-          <w:p>
-            <w:pPr>
-              <w:spacing w:after="0" w:before="0" w:line="250"/>
+            <w:tcW w:type="dxa" w:w="9000"/>
+            <w:shd w:fill="EEF5FB"/>
+            <w:tcMar>
+              <w:top w:w="150" w:type="dxa"/>
+              <w:start w:w="180" w:type="dxa"/>
+              <w:bottom w:w="150" w:type="dxa"/>
+              <w:end w:w="180" w:type="dxa"/>
+            </w:tcMar>
+          </w:tcPr>
+          <w:p>
+            <w:pPr>
+              <w:spacing w:after="80"/>
+            </w:pPr>
+            <w:r/>
+            <w:r>
+              <w:rPr>
+                <w:rFonts w:ascii="맑은 고딕" w:hAnsi="맑은 고딕" w:eastAsia="맑은 고딕"/>
+                <w:b/>
+                <w:i w:val="0"/>
+                <w:color w:val="1F4E79"/>
+                <w:sz w:val="19"/>
+              </w:rPr>
+              <w:t>왜 경주 전체를 보존했나</w:t>
+            </w:r>
+          </w:p>
+          <w:p>
+            <w:pPr>
+              <w:spacing w:after="60" w:line="300" w:lineRule="auto"/>
+            </w:pPr>
+            <w:r>
+              <w:rPr>
+                <w:rFonts w:ascii="맑은 고딕" w:hAnsi="맑은 고딕" w:eastAsia="맑은 고딕"/>
+                <w:b w:val="0"/>
+                <w:i w:val="0"/>
+                <w:color w:val="1A1A1A"/>
+                <w:sz w:val="18"/>
+              </w:rPr>
+              <w:t>경마에는 ‘한 경주에 우승마가 정확히 하나’라는 구조가 있습니다. 한두 마리의 행만 지우면 확률합·순위·손실함수가 모두 다른 문제가 됩니다.</w:t>
+            </w:r>
+          </w:p>
+          <w:p>
+            <w:pPr>
+              <w:spacing w:after="60" w:line="300" w:lineRule="auto"/>
+            </w:pPr>
+            <w:r>
+              <w:rPr>
+                <w:rFonts w:ascii="맑은 고딕" w:hAnsi="맑은 고딕" w:eastAsia="맑은 고딕"/>
+                <w:b w:val="0"/>
+                <w:i w:val="0"/>
+                <w:color w:val="1A1A1A"/>
+                <w:sz w:val="18"/>
+              </w:rPr>
+              <w:t>따라서 이상치가 있는 말을 삭제하는 대신 Train 분위수로 값을 누르고, 공동우승·무우승·불완전 경주는 경주 전체를 제외했습니다.</w:t>
+            </w:r>
+          </w:p>
+        </w:tc>
+      </w:tr>
+    </w:tbl>
+    <w:p>
+      <w:pPr>
+        <w:spacing w:after="60"/>
+      </w:pPr>
+    </w:p>
+    <w:p>
+      <w:pPr>
+        <w:pStyle w:val="Heading3"/>
+        <w:keepNext/>
+        <w:pageBreakBefore w:val="0"/>
+        <w:spacing w:before="240" w:after="100"/>
+      </w:pPr>
+      <w:r>
+        <w:rPr>
+          <w:rFonts w:ascii="맑은 고딕" w:hAnsi="맑은 고딕" w:eastAsia="맑은 고딕"/>
+          <w:b/>
+          <w:i w:val="0"/>
+          <w:color w:val="333333"/>
+          <w:sz w:val="21"/>
+        </w:rPr>
+        <w:t>4.2.3 8~14단계 — 독립 모델의 실패를 시장 보정으로 바꾸다</w:t>
+      </w:r>
+    </w:p>
+    <w:p>
+      <w:pPr>
+        <w:pageBreakBefore w:val="0"/>
+        <w:widowControl/>
+        <w:spacing w:before="60" w:after="140" w:line="324" w:lineRule="auto"/>
+        <w:jc w:val="both"/>
+      </w:pPr>
+      <w:r>
+        <w:rPr>
+          <w:rFonts w:ascii="맑은 고딕" w:hAnsi="맑은 고딕" w:eastAsia="맑은 고딕"/>
+          <w:b w:val="0"/>
+          <w:i w:val="0"/>
+          <w:color w:val="1A1A1A"/>
+          <w:sz w:val="20"/>
+        </w:rPr>
+        <w:t>8단계부터 실제 확률 모델을 만들었습니다. 전처리기는 Train 또는 각 walk-forward 학습 구간에만 적합했고, 시장 확률은 독립 모델의 피처가 아니라 비교 기준과 후단 결합값으로만 사용했습니다.</w:t>
+      </w:r>
+    </w:p>
+    <w:tbl>
+      <w:tblPr>
+        <w:tblW w:type="dxa" w:w="9000"/>
+        <w:tblLayout w:type="fixed"/>
+        <w:tblLook w:firstColumn="1" w:firstRow="1" w:lastColumn="0" w:lastRow="0" w:noHBand="0" w:noVBand="1" w:val="04A0"/>
+        <w:tblInd w:w="0" w:type="dxa"/>
+      </w:tblPr>
+      <w:tblGrid>
+        <w:gridCol w:w="700"/>
+        <w:gridCol w:w="2500"/>
+        <w:gridCol w:w="5800"/>
+      </w:tblGrid>
+      <w:tr>
+        <w:trPr>
+          <w:cantSplit/>
+          <w:tblHeader w:val="true"/>
+        </w:trPr>
+        <w:tc>
+          <w:tcPr>
+            <w:tcW w:type="dxa" w:w="700"/>
+            <w:tcMar>
+              <w:top w:w="90" w:type="dxa"/>
+              <w:start w:w="110" w:type="dxa"/>
+              <w:bottom w:w="90" w:type="dxa"/>
+              <w:end w:w="110" w:type="dxa"/>
+            </w:tcMar>
+            <w:vAlign w:val="center"/>
+            <w:shd w:fill="1F4E79"/>
+          </w:tcPr>
+          <w:p>
+            <w:pPr>
+              <w:spacing w:before="0" w:after="0" w:line="278" w:lineRule="auto"/>
               <w:jc w:val="center"/>
             </w:pPr>
             <w:r>
               <w:rPr>
-                <w:rFonts w:ascii="맑은 고딕" w:cs="맑은 고딕" w:eastAsia="맑은 고딕" w:hAnsi="맑은 고딕"/>
-                <w:color w:val="1F4E79"/>
-                <w:sz w:val="18"/>
-                <w:szCs w:val="18"/>
-              </w:rPr>
-              <w:t xml:space="preserve">Race Log Loss ↓</w:t>
-            </w:r>
-          </w:p>
-        </w:tc>
-        <w:tc>
-          <w:tcPr>
-            <w:tcW w:type="dxa" w:w="2200"/>
-            <w:shd w:fill="EAF0F6" w:color="auto" w:val="clear"/>
-            <w:tcMar>
-              <w:top w:type="dxa" w:w="90"/>
-              <w:left w:type="dxa" w:w="130"/>
-              <w:bottom w:type="dxa" w:w="90"/>
-              <w:right w:type="dxa" w:w="130"/>
-            </w:tcMar>
-          </w:tcPr>
-          <w:p>
-            <w:pPr>
-              <w:spacing w:after="0" w:before="0" w:line="250"/>
-              <w:jc w:val="center"/>
-            </w:pPr>
-            <w:r>
-              <w:rPr>
-                <w:rFonts w:ascii="맑은 고딕" w:cs="맑은 고딕" w:eastAsia="맑은 고딕" w:hAnsi="맑은 고딕"/>
-                <w:color w:val="1F4E79"/>
-                <w:sz w:val="18"/>
-                <w:szCs w:val="18"/>
-              </w:rPr>
-              <w:t xml:space="preserve">Race Brier ↓</w:t>
-            </w:r>
-          </w:p>
-        </w:tc>
-        <w:tc>
-          <w:tcPr>
-            <w:tcW w:type="dxa" w:w="2160"/>
-            <w:shd w:fill="EAF0F6" w:color="auto" w:val="clear"/>
-            <w:tcMar>
-              <w:top w:type="dxa" w:w="90"/>
-              <w:left w:type="dxa" w:w="130"/>
-              <w:bottom w:type="dxa" w:w="90"/>
-              <w:right w:type="dxa" w:w="130"/>
-            </w:tcMar>
-          </w:tcPr>
-          <w:p>
-            <w:pPr>
-              <w:spacing w:after="0" w:before="0" w:line="250"/>
-              <w:jc w:val="center"/>
-            </w:pPr>
-            <w:r>
-              <w:rPr>
-                <w:rFonts w:ascii="맑은 고딕" w:cs="맑은 고딕" w:eastAsia="맑은 고딕" w:hAnsi="맑은 고딕"/>
-                <w:color w:val="1F4E79"/>
-                <w:sz w:val="18"/>
-                <w:szCs w:val="18"/>
-              </w:rPr>
-              <w:t xml:space="preserve">Top-1 적중률</w:t>
+                <w:rFonts w:ascii="맑은 고딕" w:hAnsi="맑은 고딕" w:eastAsia="맑은 고딕"/>
+                <w:b/>
+                <w:i w:val="0"/>
+                <w:color w:val="FFFFFF"/>
+                <w:sz w:val="16"/>
+              </w:rPr>
+              <w:t>단계</w:t>
+            </w:r>
+          </w:p>
+        </w:tc>
+        <w:tc>
+          <w:tcPr>
+            <w:tcW w:type="dxa" w:w="2500"/>
+            <w:tcMar>
+              <w:top w:w="90" w:type="dxa"/>
+              <w:start w:w="110" w:type="dxa"/>
+              <w:bottom w:w="90" w:type="dxa"/>
+              <w:end w:w="110" w:type="dxa"/>
+            </w:tcMar>
+            <w:vAlign w:val="center"/>
+            <w:shd w:fill="1F4E79"/>
+          </w:tcPr>
+          <w:p>
+            <w:pPr>
+              <w:spacing w:before="0" w:after="0" w:line="278" w:lineRule="auto"/>
+              <w:jc w:val="left"/>
+            </w:pPr>
+            <w:r>
+              <w:rPr>
+                <w:rFonts w:ascii="맑은 고딕" w:hAnsi="맑은 고딕" w:eastAsia="맑은 고딕"/>
+                <w:b/>
+                <w:i w:val="0"/>
+                <w:color w:val="FFFFFF"/>
+                <w:sz w:val="16"/>
+              </w:rPr>
+              <w:t>수행 내용</w:t>
+            </w:r>
+          </w:p>
+        </w:tc>
+        <w:tc>
+          <w:tcPr>
+            <w:tcW w:type="dxa" w:w="5800"/>
+            <w:tcMar>
+              <w:top w:w="90" w:type="dxa"/>
+              <w:start w:w="110" w:type="dxa"/>
+              <w:bottom w:w="90" w:type="dxa"/>
+              <w:end w:w="110" w:type="dxa"/>
+            </w:tcMar>
+            <w:vAlign w:val="center"/>
+            <w:shd w:fill="1F4E79"/>
+          </w:tcPr>
+          <w:p>
+            <w:pPr>
+              <w:spacing w:before="0" w:after="0" w:line="278" w:lineRule="auto"/>
+              <w:jc w:val="left"/>
+            </w:pPr>
+            <w:r>
+              <w:rPr>
+                <w:rFonts w:ascii="맑은 고딕" w:hAnsi="맑은 고딕" w:eastAsia="맑은 고딕"/>
+                <w:b/>
+                <w:i w:val="0"/>
+                <w:color w:val="FFFFFF"/>
+                <w:sz w:val="16"/>
+              </w:rPr>
+              <w:t>핵심 결과</w:t>
             </w:r>
           </w:p>
         </w:tc>
       </w:tr>
       <w:tr>
         <w:trPr>
-          <w:tblHeader w:val="false"/>
+          <w:cantSplit/>
         </w:trPr>
         <w:tc>
           <w:tcPr>
-            <w:tcW w:type="dxa" w:w="2600"/>
-            <w:shd w:fill="F4F6F8" w:color="auto" w:val="clear"/>
-            <w:tcMar>
-              <w:top w:type="dxa" w:w="90"/>
-              <w:left w:type="dxa" w:w="130"/>
-              <w:bottom w:type="dxa" w:w="90"/>
-              <w:right w:type="dxa" w:w="130"/>
-            </w:tcMar>
-          </w:tcPr>
-          <w:p>
-            <w:pPr>
-              <w:spacing w:after="0" w:before="0" w:line="250"/>
-              <w:jc w:val="left"/>
-            </w:pPr>
-            <w:r>
-              <w:rPr>
-                <w:rFonts w:ascii="맑은 고딕" w:cs="맑은 고딕" w:eastAsia="맑은 고딕" w:hAnsi="맑은 고딕"/>
-                <w:color w:val="1A1A1A"/>
-                <w:sz w:val="18"/>
-                <w:szCs w:val="18"/>
-              </w:rPr>
-              <w:t xml:space="preserve">시장 (M0)</w:t>
-            </w:r>
-          </w:p>
-        </w:tc>
-        <w:tc>
-          <w:tcPr>
-            <w:tcW w:type="dxa" w:w="2400"/>
-            <w:shd w:fill="F4F6F8" w:color="auto" w:val="clear"/>
-            <w:tcMar>
-              <w:top w:type="dxa" w:w="90"/>
-              <w:left w:type="dxa" w:w="130"/>
-              <w:bottom w:type="dxa" w:w="90"/>
-              <w:right w:type="dxa" w:w="130"/>
-            </w:tcMar>
-          </w:tcPr>
-          <w:p>
-            <w:pPr>
-              <w:spacing w:after="0" w:before="0" w:line="250"/>
-              <w:jc w:val="right"/>
-            </w:pPr>
-            <w:r>
-              <w:rPr>
-                <w:rFonts w:ascii="맑은 고딕" w:cs="맑은 고딕" w:eastAsia="맑은 고딕" w:hAnsi="맑은 고딕"/>
-                <w:color w:val="1A1A1A"/>
-                <w:sz w:val="18"/>
-                <w:szCs w:val="18"/>
-              </w:rPr>
-              <w:t xml:space="preserve">1.817348</w:t>
-            </w:r>
-          </w:p>
-        </w:tc>
-        <w:tc>
-          <w:tcPr>
-            <w:tcW w:type="dxa" w:w="2200"/>
-            <w:shd w:fill="F4F6F8" w:color="auto" w:val="clear"/>
-            <w:tcMar>
-              <w:top w:type="dxa" w:w="90"/>
-              <w:left w:type="dxa" w:w="130"/>
-              <w:bottom w:type="dxa" w:w="90"/>
-              <w:right w:type="dxa" w:w="130"/>
-            </w:tcMar>
-          </w:tcPr>
-          <w:p>
-            <w:pPr>
-              <w:spacing w:after="0" w:before="0" w:line="250"/>
-              <w:jc w:val="right"/>
-            </w:pPr>
-            <w:r>
-              <w:rPr>
-                <w:rFonts w:ascii="맑은 고딕" w:cs="맑은 고딕" w:eastAsia="맑은 고딕" w:hAnsi="맑은 고딕"/>
-                <w:color w:val="1A1A1A"/>
-                <w:sz w:val="18"/>
-                <w:szCs w:val="18"/>
-              </w:rPr>
-              <w:t xml:space="preserve">기준</w:t>
-            </w:r>
-          </w:p>
-        </w:tc>
-        <w:tc>
-          <w:tcPr>
-            <w:tcW w:type="dxa" w:w="2160"/>
-            <w:shd w:fill="F4F6F8" w:color="auto" w:val="clear"/>
-            <w:tcMar>
-              <w:top w:type="dxa" w:w="90"/>
-              <w:left w:type="dxa" w:w="130"/>
-              <w:bottom w:type="dxa" w:w="90"/>
-              <w:right w:type="dxa" w:w="130"/>
-            </w:tcMar>
-          </w:tcPr>
-          <w:p>
-            <w:pPr>
-              <w:spacing w:after="0" w:before="0" w:line="250"/>
-              <w:jc w:val="right"/>
-            </w:pPr>
-            <w:r>
-              <w:rPr>
-                <w:rFonts w:ascii="맑은 고딕" w:cs="맑은 고딕" w:eastAsia="맑은 고딕" w:hAnsi="맑은 고딕"/>
-                <w:b/>
-                <w:bCs/>
-                <w:color w:val="1F4E79"/>
-                <w:sz w:val="18"/>
-                <w:szCs w:val="18"/>
-              </w:rPr>
-              <w:t xml:space="preserve">37.80%</w:t>
+            <w:tcW w:type="dxa" w:w="700"/>
+            <w:tcMar>
+              <w:top w:w="90" w:type="dxa"/>
+              <w:start w:w="110" w:type="dxa"/>
+              <w:bottom w:w="90" w:type="dxa"/>
+              <w:end w:w="110" w:type="dxa"/>
+            </w:tcMar>
+            <w:vAlign w:val="center"/>
+            <w:shd w:fill="FFFFFF"/>
+          </w:tcPr>
+          <w:p>
+            <w:pPr>
+              <w:spacing w:before="0" w:after="0" w:line="278" w:lineRule="auto"/>
+              <w:jc w:val="center"/>
+            </w:pPr>
+            <w:r>
+              <w:rPr>
+                <w:rFonts w:ascii="맑은 고딕" w:hAnsi="맑은 고딕" w:eastAsia="맑은 고딕"/>
+                <w:b w:val="0"/>
+                <w:i w:val="0"/>
+                <w:color w:val="1A1A1A"/>
+                <w:sz w:val="16"/>
+              </w:rPr>
+              <w:t>8</w:t>
+            </w:r>
+          </w:p>
+        </w:tc>
+        <w:tc>
+          <w:tcPr>
+            <w:tcW w:type="dxa" w:w="2500"/>
+            <w:tcMar>
+              <w:top w:w="90" w:type="dxa"/>
+              <w:start w:w="110" w:type="dxa"/>
+              <w:bottom w:w="90" w:type="dxa"/>
+              <w:end w:w="110" w:type="dxa"/>
+            </w:tcMar>
+            <w:vAlign w:val="center"/>
+            <w:shd w:fill="FFFFFF"/>
+          </w:tcPr>
+          <w:p>
+            <w:pPr>
+              <w:spacing w:before="0" w:after="0" w:line="278" w:lineRule="auto"/>
+              <w:jc w:val="left"/>
+            </w:pPr>
+            <w:r>
+              <w:rPr>
+                <w:rFonts w:ascii="맑은 고딕" w:hAnsi="맑은 고딕" w:eastAsia="맑은 고딕"/>
+                <w:b w:val="0"/>
+                <w:i w:val="0"/>
+                <w:color w:val="1A1A1A"/>
+                <w:sz w:val="16"/>
+              </w:rPr>
+              <w:t>Train 전용 전처리</w:t>
+            </w:r>
+          </w:p>
+        </w:tc>
+        <w:tc>
+          <w:tcPr>
+            <w:tcW w:type="dxa" w:w="5800"/>
+            <w:tcMar>
+              <w:top w:w="90" w:type="dxa"/>
+              <w:start w:w="110" w:type="dxa"/>
+              <w:bottom w:w="90" w:type="dxa"/>
+              <w:end w:w="110" w:type="dxa"/>
+            </w:tcMar>
+            <w:vAlign w:val="center"/>
+            <w:shd w:fill="FFFFFF"/>
+          </w:tcPr>
+          <w:p>
+            <w:pPr>
+              <w:spacing w:before="0" w:after="0" w:line="278" w:lineRule="auto"/>
+              <w:jc w:val="left"/>
+            </w:pPr>
+            <w:r>
+              <w:rPr>
+                <w:rFonts w:ascii="맑은 고딕" w:hAnsi="맑은 고딕" w:eastAsia="맑은 고딕"/>
+                <w:b w:val="0"/>
+                <w:i w:val="0"/>
+                <w:color w:val="1A1A1A"/>
+                <w:sz w:val="16"/>
+              </w:rPr>
+              <w:t>수치형 99개 clipping·중앙값·결측지시자, 범주형 13개 최빈값·저빈도 통합·one-hot</w:t>
             </w:r>
           </w:p>
         </w:tc>
       </w:tr>
       <w:tr>
         <w:trPr>
-          <w:tblHeader w:val="false"/>
+          <w:cantSplit/>
         </w:trPr>
         <w:tc>
           <w:tcPr>
-            <w:tcW w:type="dxa" w:w="2600"/>
-            <w:shd w:fill="FFFFFF" w:color="auto" w:val="clear"/>
-            <w:tcMar>
-              <w:top w:type="dxa" w:w="90"/>
-              <w:left w:type="dxa" w:w="130"/>
-              <w:bottom w:type="dxa" w:w="90"/>
-              <w:right w:type="dxa" w:w="130"/>
-            </w:tcMar>
-          </w:tcPr>
-          <w:p>
-            <w:pPr>
-              <w:spacing w:after="0" w:before="0" w:line="250"/>
-              <w:jc w:val="left"/>
-            </w:pPr>
-            <w:r>
-              <w:rPr>
-                <w:rFonts w:ascii="맑은 고딕" w:cs="맑은 고딕" w:eastAsia="맑은 고딕" w:hAnsi="맑은 고딕"/>
-                <w:color w:val="1A1A1A"/>
-                <w:sz w:val="18"/>
-                <w:szCs w:val="18"/>
-              </w:rPr>
-              <w:t xml:space="preserve">M2 XGBoost</w:t>
-            </w:r>
-          </w:p>
-        </w:tc>
-        <w:tc>
-          <w:tcPr>
-            <w:tcW w:type="dxa" w:w="2400"/>
-            <w:shd w:fill="FFFFFF" w:color="auto" w:val="clear"/>
-            <w:tcMar>
-              <w:top w:type="dxa" w:w="90"/>
-              <w:left w:type="dxa" w:w="130"/>
-              <w:bottom w:type="dxa" w:w="90"/>
-              <w:right w:type="dxa" w:w="130"/>
-            </w:tcMar>
-          </w:tcPr>
-          <w:p>
-            <w:pPr>
-              <w:spacing w:after="0" w:before="0" w:line="250"/>
-              <w:jc w:val="right"/>
-            </w:pPr>
-            <w:r>
-              <w:rPr>
-                <w:rFonts w:ascii="맑은 고딕" w:cs="맑은 고딕" w:eastAsia="맑은 고딕" w:hAnsi="맑은 고딕"/>
-                <w:b/>
-                <w:bCs/>
-                <w:color w:val="1F4E79"/>
-                <w:sz w:val="18"/>
-                <w:szCs w:val="18"/>
-              </w:rPr>
-              <w:t xml:space="preserve">1.813446</w:t>
-            </w:r>
-          </w:p>
-        </w:tc>
-        <w:tc>
-          <w:tcPr>
-            <w:tcW w:type="dxa" w:w="2200"/>
-            <w:shd w:fill="FFFFFF" w:color="auto" w:val="clear"/>
-            <w:tcMar>
-              <w:top w:type="dxa" w:w="90"/>
-              <w:left w:type="dxa" w:w="130"/>
-              <w:bottom w:type="dxa" w:w="90"/>
-              <w:right w:type="dxa" w:w="130"/>
-            </w:tcMar>
-          </w:tcPr>
-          <w:p>
-            <w:pPr>
-              <w:spacing w:after="0" w:before="0" w:line="250"/>
-              <w:jc w:val="right"/>
-            </w:pPr>
-            <w:r>
-              <w:rPr>
-                <w:rFonts w:ascii="맑은 고딕" w:cs="맑은 고딕" w:eastAsia="맑은 고딕" w:hAnsi="맑은 고딕"/>
-                <w:b/>
-                <w:bCs/>
-                <w:color w:val="1F4E79"/>
-                <w:sz w:val="18"/>
-                <w:szCs w:val="18"/>
-              </w:rPr>
-              <w:t xml:space="preserve">개선</w:t>
-            </w:r>
-          </w:p>
-        </w:tc>
-        <w:tc>
-          <w:tcPr>
-            <w:tcW w:type="dxa" w:w="2160"/>
-            <w:shd w:fill="FFFFFF" w:color="auto" w:val="clear"/>
-            <w:tcMar>
-              <w:top w:type="dxa" w:w="90"/>
-              <w:left w:type="dxa" w:w="130"/>
-              <w:bottom w:type="dxa" w:w="90"/>
-              <w:right w:type="dxa" w:w="130"/>
-            </w:tcMar>
-          </w:tcPr>
-          <w:p>
-            <w:pPr>
-              <w:spacing w:after="0" w:before="0" w:line="250"/>
-              <w:jc w:val="right"/>
-            </w:pPr>
-            <w:r>
-              <w:rPr>
-                <w:rFonts w:ascii="맑은 고딕" w:cs="맑은 고딕" w:eastAsia="맑은 고딕" w:hAnsi="맑은 고딕"/>
-                <w:color w:val="1A1A1A"/>
-                <w:sz w:val="18"/>
-                <w:szCs w:val="18"/>
-              </w:rPr>
-              <w:t xml:space="preserve">37.48%</w:t>
+            <w:tcW w:type="dxa" w:w="700"/>
+            <w:tcMar>
+              <w:top w:w="90" w:type="dxa"/>
+              <w:start w:w="110" w:type="dxa"/>
+              <w:bottom w:w="90" w:type="dxa"/>
+              <w:end w:w="110" w:type="dxa"/>
+            </w:tcMar>
+            <w:vAlign w:val="center"/>
+            <w:shd w:fill="F4F6F8"/>
+          </w:tcPr>
+          <w:p>
+            <w:pPr>
+              <w:spacing w:before="0" w:after="0" w:line="278" w:lineRule="auto"/>
+              <w:jc w:val="center"/>
+            </w:pPr>
+            <w:r>
+              <w:rPr>
+                <w:rFonts w:ascii="맑은 고딕" w:hAnsi="맑은 고딕" w:eastAsia="맑은 고딕"/>
+                <w:b w:val="0"/>
+                <w:i w:val="0"/>
+                <w:color w:val="1A1A1A"/>
+                <w:sz w:val="16"/>
+              </w:rPr>
+              <w:t>9</w:t>
+            </w:r>
+          </w:p>
+        </w:tc>
+        <w:tc>
+          <w:tcPr>
+            <w:tcW w:type="dxa" w:w="2500"/>
+            <w:tcMar>
+              <w:top w:w="90" w:type="dxa"/>
+              <w:start w:w="110" w:type="dxa"/>
+              <w:bottom w:w="90" w:type="dxa"/>
+              <w:end w:w="110" w:type="dxa"/>
+            </w:tcMar>
+            <w:vAlign w:val="center"/>
+            <w:shd w:fill="F4F6F8"/>
+          </w:tcPr>
+          <w:p>
+            <w:pPr>
+              <w:spacing w:before="0" w:after="0" w:line="278" w:lineRule="auto"/>
+              <w:jc w:val="left"/>
+            </w:pPr>
+            <w:r>
+              <w:rPr>
+                <w:rFonts w:ascii="맑은 고딕" w:hAnsi="맑은 고딕" w:eastAsia="맑은 고딕"/>
+                <w:b w:val="0"/>
+                <w:i w:val="0"/>
+                <w:color w:val="1A1A1A"/>
+                <w:sz w:val="16"/>
+              </w:rPr>
+              <w:t>M0 시장 baseline</w:t>
+            </w:r>
+          </w:p>
+        </w:tc>
+        <w:tc>
+          <w:tcPr>
+            <w:tcW w:type="dxa" w:w="5800"/>
+            <w:tcMar>
+              <w:top w:w="90" w:type="dxa"/>
+              <w:start w:w="110" w:type="dxa"/>
+              <w:bottom w:w="90" w:type="dxa"/>
+              <w:end w:w="110" w:type="dxa"/>
+            </w:tcMar>
+            <w:vAlign w:val="center"/>
+            <w:shd w:fill="F4F6F8"/>
+          </w:tcPr>
+          <w:p>
+            <w:pPr>
+              <w:spacing w:before="0" w:after="0" w:line="278" w:lineRule="auto"/>
+              <w:jc w:val="left"/>
+            </w:pPr>
+            <w:r>
+              <w:rPr>
+                <w:rFonts w:ascii="맑은 고딕" w:hAnsi="맑은 고딕" w:eastAsia="맑은 고딕"/>
+                <w:b w:val="0"/>
+                <w:i w:val="0"/>
+                <w:color w:val="1A1A1A"/>
+                <w:sz w:val="16"/>
+              </w:rPr>
+              <w:t>Calibration Race Log Loss 1.776036, Brier 0.762636로 강한 기준선 확인</w:t>
             </w:r>
           </w:p>
         </w:tc>
       </w:tr>
       <w:tr>
         <w:trPr>
-          <w:tblHeader w:val="false"/>
+          <w:cantSplit/>
         </w:trPr>
         <w:tc>
           <w:tcPr>
-            <w:tcW w:type="dxa" w:w="2600"/>
-            <w:shd w:fill="F4F6F8" w:color="auto" w:val="clear"/>
-            <w:tcMar>
-              <w:top w:type="dxa" w:w="90"/>
-              <w:left w:type="dxa" w:w="130"/>
-              <w:bottom w:type="dxa" w:w="90"/>
-              <w:right w:type="dxa" w:w="130"/>
-            </w:tcMar>
-          </w:tcPr>
-          <w:p>
-            <w:pPr>
-              <w:spacing w:after="0" w:before="0" w:line="250"/>
-              <w:jc w:val="left"/>
-            </w:pPr>
-            <w:r>
-              <w:rPr>
-                <w:rFonts w:ascii="맑은 고딕" w:cs="맑은 고딕" w:eastAsia="맑은 고딕" w:hAnsi="맑은 고딕"/>
-                <w:color w:val="1A1A1A"/>
-                <w:sz w:val="18"/>
-                <w:szCs w:val="18"/>
-              </w:rPr>
-              <w:t xml:space="preserve">개선량 Δ</w:t>
-            </w:r>
-          </w:p>
-        </w:tc>
-        <w:tc>
-          <w:tcPr>
-            <w:tcW w:type="dxa" w:w="2400"/>
-            <w:shd w:fill="F4F6F8" w:color="auto" w:val="clear"/>
-            <w:tcMar>
-              <w:top w:type="dxa" w:w="90"/>
-              <w:left w:type="dxa" w:w="130"/>
-              <w:bottom w:type="dxa" w:w="90"/>
-              <w:right w:type="dxa" w:w="130"/>
-            </w:tcMar>
-          </w:tcPr>
-          <w:p>
-            <w:pPr>
-              <w:spacing w:after="0" w:before="0" w:line="250"/>
-              <w:jc w:val="right"/>
-            </w:pPr>
-            <w:r>
-              <w:rPr>
-                <w:rFonts w:ascii="맑은 고딕" w:cs="맑은 고딕" w:eastAsia="맑은 고딕" w:hAnsi="맑은 고딕"/>
-                <w:color w:val="1A1A1A"/>
-                <w:sz w:val="18"/>
-                <w:szCs w:val="18"/>
-              </w:rPr>
-              <w:t xml:space="preserve">+0.003902</w:t>
-            </w:r>
-          </w:p>
-        </w:tc>
-        <w:tc>
-          <w:tcPr>
-            <w:tcW w:type="dxa" w:w="2200"/>
-            <w:shd w:fill="F4F6F8" w:color="auto" w:val="clear"/>
-            <w:tcMar>
-              <w:top w:type="dxa" w:w="90"/>
-              <w:left w:type="dxa" w:w="130"/>
-              <w:bottom w:type="dxa" w:w="90"/>
-              <w:right w:type="dxa" w:w="130"/>
-            </w:tcMar>
-          </w:tcPr>
-          <w:p>
-            <w:pPr>
-              <w:spacing w:after="0" w:before="0" w:line="250"/>
-              <w:jc w:val="right"/>
-            </w:pPr>
-            <w:r>
-              <w:rPr>
-                <w:rFonts w:ascii="맑은 고딕" w:cs="맑은 고딕" w:eastAsia="맑은 고딕" w:hAnsi="맑은 고딕"/>
-                <w:color w:val="1A1A1A"/>
-                <w:sz w:val="18"/>
-                <w:szCs w:val="18"/>
-              </w:rPr>
-              <w:t xml:space="preserve">+0.000602</w:t>
-            </w:r>
-          </w:p>
-        </w:tc>
-        <w:tc>
-          <w:tcPr>
-            <w:tcW w:type="dxa" w:w="2160"/>
-            <w:shd w:fill="F4F6F8" w:color="auto" w:val="clear"/>
-            <w:tcMar>
-              <w:top w:type="dxa" w:w="90"/>
-              <w:left w:type="dxa" w:w="130"/>
-              <w:bottom w:type="dxa" w:w="90"/>
-              <w:right w:type="dxa" w:w="130"/>
-            </w:tcMar>
-          </w:tcPr>
-          <w:p>
-            <w:pPr>
-              <w:spacing w:after="0" w:before="0" w:line="250"/>
-              <w:jc w:val="right"/>
-            </w:pPr>
-            <w:r>
-              <w:rPr>
-                <w:rFonts w:ascii="맑은 고딕" w:cs="맑은 고딕" w:eastAsia="맑은 고딕" w:hAnsi="맑은 고딕"/>
-                <w:color w:val="1A1A1A"/>
-                <w:sz w:val="18"/>
-                <w:szCs w:val="18"/>
-              </w:rPr>
-              <w:t xml:space="preserve">−0.32%p</w:t>
+            <w:tcW w:type="dxa" w:w="700"/>
+            <w:tcMar>
+              <w:top w:w="90" w:type="dxa"/>
+              <w:start w:w="110" w:type="dxa"/>
+              <w:bottom w:w="90" w:type="dxa"/>
+              <w:end w:w="110" w:type="dxa"/>
+            </w:tcMar>
+            <w:vAlign w:val="center"/>
+            <w:shd w:fill="FFFFFF"/>
+          </w:tcPr>
+          <w:p>
+            <w:pPr>
+              <w:spacing w:before="0" w:after="0" w:line="278" w:lineRule="auto"/>
+              <w:jc w:val="center"/>
+            </w:pPr>
+            <w:r>
+              <w:rPr>
+                <w:rFonts w:ascii="맑은 고딕" w:hAnsi="맑은 고딕" w:eastAsia="맑은 고딕"/>
+                <w:b w:val="0"/>
+                <w:i w:val="0"/>
+                <w:color w:val="1A1A1A"/>
+                <w:sz w:val="16"/>
+              </w:rPr>
+              <w:t>10</w:t>
+            </w:r>
+          </w:p>
+        </w:tc>
+        <w:tc>
+          <w:tcPr>
+            <w:tcW w:type="dxa" w:w="2500"/>
+            <w:tcMar>
+              <w:top w:w="90" w:type="dxa"/>
+              <w:start w:w="110" w:type="dxa"/>
+              <w:bottom w:w="90" w:type="dxa"/>
+              <w:end w:w="110" w:type="dxa"/>
+            </w:tcMar>
+            <w:vAlign w:val="center"/>
+            <w:shd w:fill="FFFFFF"/>
+          </w:tcPr>
+          <w:p>
+            <w:pPr>
+              <w:spacing w:before="0" w:after="0" w:line="278" w:lineRule="auto"/>
+              <w:jc w:val="left"/>
+            </w:pPr>
+            <w:r>
+              <w:rPr>
+                <w:rFonts w:ascii="맑은 고딕" w:hAnsi="맑은 고딕" w:eastAsia="맑은 고딕"/>
+                <w:b w:val="0"/>
+                <w:i w:val="0"/>
+                <w:color w:val="1A1A1A"/>
+                <w:sz w:val="16"/>
+              </w:rPr>
+              <w:t>M1 Logistic</w:t>
+            </w:r>
+          </w:p>
+        </w:tc>
+        <w:tc>
+          <w:tcPr>
+            <w:tcW w:type="dxa" w:w="5800"/>
+            <w:tcMar>
+              <w:top w:w="90" w:type="dxa"/>
+              <w:start w:w="110" w:type="dxa"/>
+              <w:bottom w:w="90" w:type="dxa"/>
+              <w:end w:w="110" w:type="dxa"/>
+            </w:tcMar>
+            <w:vAlign w:val="center"/>
+            <w:shd w:fill="FFFFFF"/>
+          </w:tcPr>
+          <w:p>
+            <w:pPr>
+              <w:spacing w:before="0" w:after="0" w:line="278" w:lineRule="auto"/>
+              <w:jc w:val="left"/>
+            </w:pPr>
+            <w:r>
+              <w:rPr>
+                <w:rFonts w:ascii="맑은 고딕" w:hAnsi="맑은 고딕" w:eastAsia="맑은 고딕"/>
+                <w:b w:val="0"/>
+                <w:i w:val="0"/>
+                <w:color w:val="1A1A1A"/>
+                <w:sz w:val="16"/>
+              </w:rPr>
+              <w:t>Log Loss 1.965904, Brier 0.817458; 시장보다 크게 악화</w:t>
+            </w:r>
+          </w:p>
+        </w:tc>
+      </w:tr>
+      <w:tr>
+        <w:trPr>
+          <w:cantSplit/>
+        </w:trPr>
+        <w:tc>
+          <w:tcPr>
+            <w:tcW w:type="dxa" w:w="700"/>
+            <w:tcMar>
+              <w:top w:w="90" w:type="dxa"/>
+              <w:start w:w="110" w:type="dxa"/>
+              <w:bottom w:w="90" w:type="dxa"/>
+              <w:end w:w="110" w:type="dxa"/>
+            </w:tcMar>
+            <w:vAlign w:val="center"/>
+            <w:shd w:fill="F4F6F8"/>
+          </w:tcPr>
+          <w:p>
+            <w:pPr>
+              <w:spacing w:before="0" w:after="0" w:line="278" w:lineRule="auto"/>
+              <w:jc w:val="center"/>
+            </w:pPr>
+            <w:r>
+              <w:rPr>
+                <w:rFonts w:ascii="맑은 고딕" w:hAnsi="맑은 고딕" w:eastAsia="맑은 고딕"/>
+                <w:b w:val="0"/>
+                <w:i w:val="0"/>
+                <w:color w:val="1A1A1A"/>
+                <w:sz w:val="16"/>
+              </w:rPr>
+              <w:t>11</w:t>
+            </w:r>
+          </w:p>
+        </w:tc>
+        <w:tc>
+          <w:tcPr>
+            <w:tcW w:type="dxa" w:w="2500"/>
+            <w:tcMar>
+              <w:top w:w="90" w:type="dxa"/>
+              <w:start w:w="110" w:type="dxa"/>
+              <w:bottom w:w="90" w:type="dxa"/>
+              <w:end w:w="110" w:type="dxa"/>
+            </w:tcMar>
+            <w:vAlign w:val="center"/>
+            <w:shd w:fill="F4F6F8"/>
+          </w:tcPr>
+          <w:p>
+            <w:pPr>
+              <w:spacing w:before="0" w:after="0" w:line="278" w:lineRule="auto"/>
+              <w:jc w:val="left"/>
+            </w:pPr>
+            <w:r>
+              <w:rPr>
+                <w:rFonts w:ascii="맑은 고딕" w:hAnsi="맑은 고딕" w:eastAsia="맑은 고딕"/>
+                <w:b w:val="0"/>
+                <w:i w:val="0"/>
+                <w:color w:val="1A1A1A"/>
+                <w:sz w:val="16"/>
+              </w:rPr>
+              <w:t>M2 XGBoost</w:t>
+            </w:r>
+          </w:p>
+        </w:tc>
+        <w:tc>
+          <w:tcPr>
+            <w:tcW w:type="dxa" w:w="5800"/>
+            <w:tcMar>
+              <w:top w:w="90" w:type="dxa"/>
+              <w:start w:w="110" w:type="dxa"/>
+              <w:bottom w:w="90" w:type="dxa"/>
+              <w:end w:w="110" w:type="dxa"/>
+            </w:tcMar>
+            <w:vAlign w:val="center"/>
+            <w:shd w:fill="F4F6F8"/>
+          </w:tcPr>
+          <w:p>
+            <w:pPr>
+              <w:spacing w:before="0" w:after="0" w:line="278" w:lineRule="auto"/>
+              <w:jc w:val="left"/>
+            </w:pPr>
+            <w:r>
+              <w:rPr>
+                <w:rFonts w:ascii="맑은 고딕" w:hAnsi="맑은 고딕" w:eastAsia="맑은 고딕"/>
+                <w:b w:val="0"/>
+                <w:i w:val="0"/>
+                <w:color w:val="1A1A1A"/>
+                <w:sz w:val="16"/>
+              </w:rPr>
+              <w:t>Log Loss 1.976751, Brier 0.821722; Train 1.532825 대비 Calibration 악화로 과적합 신호</w:t>
+            </w:r>
+          </w:p>
+        </w:tc>
+      </w:tr>
+      <w:tr>
+        <w:trPr>
+          <w:cantSplit/>
+        </w:trPr>
+        <w:tc>
+          <w:tcPr>
+            <w:tcW w:type="dxa" w:w="700"/>
+            <w:tcMar>
+              <w:top w:w="90" w:type="dxa"/>
+              <w:start w:w="110" w:type="dxa"/>
+              <w:bottom w:w="90" w:type="dxa"/>
+              <w:end w:w="110" w:type="dxa"/>
+            </w:tcMar>
+            <w:vAlign w:val="center"/>
+            <w:shd w:fill="FFFFFF"/>
+          </w:tcPr>
+          <w:p>
+            <w:pPr>
+              <w:spacing w:before="0" w:after="0" w:line="278" w:lineRule="auto"/>
+              <w:jc w:val="center"/>
+            </w:pPr>
+            <w:r>
+              <w:rPr>
+                <w:rFonts w:ascii="맑은 고딕" w:hAnsi="맑은 고딕" w:eastAsia="맑은 고딕"/>
+                <w:b w:val="0"/>
+                <w:i w:val="0"/>
+                <w:color w:val="1A1A1A"/>
+                <w:sz w:val="16"/>
+              </w:rPr>
+              <w:t>12</w:t>
+            </w:r>
+          </w:p>
+        </w:tc>
+        <w:tc>
+          <w:tcPr>
+            <w:tcW w:type="dxa" w:w="2500"/>
+            <w:tcMar>
+              <w:top w:w="90" w:type="dxa"/>
+              <w:start w:w="110" w:type="dxa"/>
+              <w:bottom w:w="90" w:type="dxa"/>
+              <w:end w:w="110" w:type="dxa"/>
+            </w:tcMar>
+            <w:vAlign w:val="center"/>
+            <w:shd w:fill="FFFFFF"/>
+          </w:tcPr>
+          <w:p>
+            <w:pPr>
+              <w:spacing w:before="0" w:after="0" w:line="278" w:lineRule="auto"/>
+              <w:jc w:val="left"/>
+            </w:pPr>
+            <w:r>
+              <w:rPr>
+                <w:rFonts w:ascii="맑은 고딕" w:hAnsi="맑은 고딕" w:eastAsia="맑은 고딕"/>
+                <w:b w:val="0"/>
+                <w:i w:val="0"/>
+                <w:color w:val="1A1A1A"/>
+                <w:sz w:val="16"/>
+              </w:rPr>
+              <w:t>경주 확률 정규화 선택</w:t>
+            </w:r>
+          </w:p>
+        </w:tc>
+        <w:tc>
+          <w:tcPr>
+            <w:tcW w:type="dxa" w:w="5800"/>
+            <w:tcMar>
+              <w:top w:w="90" w:type="dxa"/>
+              <w:start w:w="110" w:type="dxa"/>
+              <w:bottom w:w="90" w:type="dxa"/>
+              <w:end w:w="110" w:type="dxa"/>
+            </w:tcMar>
+            <w:vAlign w:val="center"/>
+            <w:shd w:fill="FFFFFF"/>
+          </w:tcPr>
+          <w:p>
+            <w:pPr>
+              <w:spacing w:before="0" w:after="0" w:line="278" w:lineRule="auto"/>
+              <w:jc w:val="left"/>
+            </w:pPr>
+            <w:r>
+              <w:rPr>
+                <w:rFonts w:ascii="맑은 고딕" w:hAnsi="맑은 고딕" w:eastAsia="맑은 고딕"/>
+                <w:b w:val="0"/>
+                <w:i w:val="0"/>
+                <w:color w:val="1A1A1A"/>
+                <w:sz w:val="16"/>
+              </w:rPr>
+              <w:t>Train OOF 770경주에서 sum 방식이 logit softmax보다 M1·M2 모두 우수</w:t>
+            </w:r>
+          </w:p>
+        </w:tc>
+      </w:tr>
+      <w:tr>
+        <w:trPr>
+          <w:cantSplit/>
+        </w:trPr>
+        <w:tc>
+          <w:tcPr>
+            <w:tcW w:type="dxa" w:w="700"/>
+            <w:tcMar>
+              <w:top w:w="90" w:type="dxa"/>
+              <w:start w:w="110" w:type="dxa"/>
+              <w:bottom w:w="90" w:type="dxa"/>
+              <w:end w:w="110" w:type="dxa"/>
+            </w:tcMar>
+            <w:vAlign w:val="center"/>
+            <w:shd w:fill="F4F6F8"/>
+          </w:tcPr>
+          <w:p>
+            <w:pPr>
+              <w:spacing w:before="0" w:after="0" w:line="278" w:lineRule="auto"/>
+              <w:jc w:val="center"/>
+            </w:pPr>
+            <w:r>
+              <w:rPr>
+                <w:rFonts w:ascii="맑은 고딕" w:hAnsi="맑은 고딕" w:eastAsia="맑은 고딕"/>
+                <w:b w:val="0"/>
+                <w:i w:val="0"/>
+                <w:color w:val="1A1A1A"/>
+                <w:sz w:val="16"/>
+              </w:rPr>
+              <w:t>13</w:t>
+            </w:r>
+          </w:p>
+        </w:tc>
+        <w:tc>
+          <w:tcPr>
+            <w:tcW w:type="dxa" w:w="2500"/>
+            <w:tcMar>
+              <w:top w:w="90" w:type="dxa"/>
+              <w:start w:w="110" w:type="dxa"/>
+              <w:bottom w:w="90" w:type="dxa"/>
+              <w:end w:w="110" w:type="dxa"/>
+            </w:tcMar>
+            <w:vAlign w:val="center"/>
+            <w:shd w:fill="F4F6F8"/>
+          </w:tcPr>
+          <w:p>
+            <w:pPr>
+              <w:spacing w:before="0" w:after="0" w:line="278" w:lineRule="auto"/>
+              <w:jc w:val="left"/>
+            </w:pPr>
+            <w:r>
+              <w:rPr>
+                <w:rFonts w:ascii="맑은 고딕" w:hAnsi="맑은 고딕" w:eastAsia="맑은 고딕"/>
+                <w:b w:val="0"/>
+                <w:i w:val="0"/>
+                <w:color w:val="1A1A1A"/>
+                <w:sz w:val="16"/>
+              </w:rPr>
+              <w:t>시장과 기하 혼합</w:t>
+            </w:r>
+          </w:p>
+        </w:tc>
+        <w:tc>
+          <w:tcPr>
+            <w:tcW w:type="dxa" w:w="5800"/>
+            <w:tcMar>
+              <w:top w:w="90" w:type="dxa"/>
+              <w:start w:w="110" w:type="dxa"/>
+              <w:bottom w:w="90" w:type="dxa"/>
+              <w:end w:w="110" w:type="dxa"/>
+            </w:tcMar>
+            <w:vAlign w:val="center"/>
+            <w:shd w:fill="F4F6F8"/>
+          </w:tcPr>
+          <w:p>
+            <w:pPr>
+              <w:spacing w:before="0" w:after="0" w:line="278" w:lineRule="auto"/>
+              <w:jc w:val="left"/>
+            </w:pPr>
+            <w:r>
+              <w:rPr>
+                <w:rFonts w:ascii="맑은 고딕" w:hAnsi="맑은 고딕" w:eastAsia="맑은 고딕"/>
+                <w:b w:val="0"/>
+                <w:i w:val="0"/>
+                <w:color w:val="1A1A1A"/>
+                <w:sz w:val="16"/>
+              </w:rPr>
+              <w:t>p ∝ q^(1−λ)·m^λ, M2의 λ=0.05 선택: 시장 95%, 모델 5%</w:t>
+            </w:r>
+          </w:p>
+        </w:tc>
+      </w:tr>
+      <w:tr>
+        <w:trPr>
+          <w:cantSplit/>
+        </w:trPr>
+        <w:tc>
+          <w:tcPr>
+            <w:tcW w:type="dxa" w:w="700"/>
+            <w:tcMar>
+              <w:top w:w="90" w:type="dxa"/>
+              <w:start w:w="110" w:type="dxa"/>
+              <w:bottom w:w="90" w:type="dxa"/>
+              <w:end w:w="110" w:type="dxa"/>
+            </w:tcMar>
+            <w:vAlign w:val="center"/>
+            <w:shd w:fill="FFFFFF"/>
+          </w:tcPr>
+          <w:p>
+            <w:pPr>
+              <w:spacing w:before="0" w:after="0" w:line="278" w:lineRule="auto"/>
+              <w:jc w:val="center"/>
+            </w:pPr>
+            <w:r>
+              <w:rPr>
+                <w:rFonts w:ascii="맑은 고딕" w:hAnsi="맑은 고딕" w:eastAsia="맑은 고딕"/>
+                <w:b w:val="0"/>
+                <w:i w:val="0"/>
+                <w:color w:val="1A1A1A"/>
+                <w:sz w:val="16"/>
+              </w:rPr>
+              <w:t>14</w:t>
+            </w:r>
+          </w:p>
+        </w:tc>
+        <w:tc>
+          <w:tcPr>
+            <w:tcW w:type="dxa" w:w="2500"/>
+            <w:tcMar>
+              <w:top w:w="90" w:type="dxa"/>
+              <w:start w:w="110" w:type="dxa"/>
+              <w:bottom w:w="90" w:type="dxa"/>
+              <w:end w:w="110" w:type="dxa"/>
+            </w:tcMar>
+            <w:vAlign w:val="center"/>
+            <w:shd w:fill="FFFFFF"/>
+          </w:tcPr>
+          <w:p>
+            <w:pPr>
+              <w:spacing w:before="0" w:after="0" w:line="278" w:lineRule="auto"/>
+              <w:jc w:val="left"/>
+            </w:pPr>
+            <w:r>
+              <w:rPr>
+                <w:rFonts w:ascii="맑은 고딕" w:hAnsi="맑은 고딕" w:eastAsia="맑은 고딕"/>
+                <w:b w:val="0"/>
+                <w:i w:val="0"/>
+                <w:color w:val="1A1A1A"/>
+                <w:sz w:val="16"/>
+              </w:rPr>
+              <w:t>Temperature Scaling</w:t>
+            </w:r>
+          </w:p>
+        </w:tc>
+        <w:tc>
+          <w:tcPr>
+            <w:tcW w:type="dxa" w:w="5800"/>
+            <w:tcMar>
+              <w:top w:w="90" w:type="dxa"/>
+              <w:start w:w="110" w:type="dxa"/>
+              <w:bottom w:w="90" w:type="dxa"/>
+              <w:end w:w="110" w:type="dxa"/>
+            </w:tcMar>
+            <w:vAlign w:val="center"/>
+            <w:shd w:fill="FFFFFF"/>
+          </w:tcPr>
+          <w:p>
+            <w:pPr>
+              <w:spacing w:before="0" w:after="0" w:line="278" w:lineRule="auto"/>
+              <w:jc w:val="left"/>
+            </w:pPr>
+            <w:r>
+              <w:rPr>
+                <w:rFonts w:ascii="맑은 고딕" w:hAnsi="맑은 고딕" w:eastAsia="맑은 고딕"/>
+                <w:b w:val="0"/>
+                <w:i w:val="0"/>
+                <w:color w:val="1A1A1A"/>
+                <w:sz w:val="16"/>
+              </w:rPr>
+              <w:t>T=0.95 선택, Calibration Log Loss 1.773358; 순서는 유지하고 분포만 약간 날카롭게 조정</w:t>
             </w:r>
           </w:p>
         </w:tc>
@@ -14568,503 +14774,866 @@
     </w:tbl>
     <w:p>
       <w:pPr>
-        <w:spacing w:after="220" w:before="70"/>
+        <w:pageBreakBefore w:val="0"/>
+        <w:widowControl/>
+        <w:spacing w:before="40" w:after="160" w:line="276" w:lineRule="auto"/>
         <w:jc w:val="left"/>
       </w:pPr>
       <w:r>
         <w:rPr>
-          <w:rFonts w:ascii="맑은 고딕" w:cs="맑은 고딕" w:eastAsia="맑은 고딕" w:hAnsi="맑은 고딕"/>
-          <w:i/>
-          <w:iCs/>
+          <w:rFonts w:ascii="맑은 고딕" w:hAnsi="맑은 고딕" w:eastAsia="맑은 고딕"/>
+          <w:b w:val="0"/>
+          <w:i w:val="0"/>
           <w:color w:val="666666"/>
           <w:sz w:val="16"/>
-          <w:szCs w:val="16"/>
-        </w:rPr>
-        <w:t xml:space="preserve">표 4-8. Final Test 결과. 손실 지표는 낮을수록, Δ는 클수록 좋다.</w:t>
-      </w:r>
-    </w:p>
-    <w:p>
-      <w:pPr>
-        <w:spacing w:after="140" w:before="60" w:line="300"/>
+        </w:rPr>
+        <w:t>표 4.2-3. 8~14단계: 독립 확률 모델에서 시장 앵커 모델로의 전환.</w:t>
+      </w:r>
+    </w:p>
+    <w:p>
+      <w:pPr>
+        <w:pageBreakBefore w:val="0"/>
+        <w:widowControl/>
+        <w:spacing w:before="60" w:after="140" w:line="324" w:lineRule="auto"/>
         <w:jc w:val="both"/>
       </w:pPr>
       <w:r>
         <w:rPr>
-          <w:rFonts w:ascii="맑은 고딕" w:cs="맑은 고딕" w:eastAsia="맑은 고딕" w:hAnsi="맑은 고딕"/>
-          <w:b/>
-          <w:bCs/>
-          <w:color w:val="1F4E79"/>
-          <w:sz w:val="20"/>
-          <w:szCs w:val="20"/>
-        </w:rPr>
-        <w:t xml:space="preserve">점 추정으로는 두 손실 지표 모두 시장을 이겼습니다.</w:t>
-      </w:r>
-      <w:r>
-        <w:rPr>
-          <w:rFonts w:ascii="맑은 고딕" w:cs="맑은 고딕" w:eastAsia="맑은 고딕" w:hAnsi="맑은 고딕"/>
+          <w:rFonts w:ascii="맑은 고딕" w:hAnsi="맑은 고딕" w:eastAsia="맑은 고딕"/>
+          <w:b w:val="0"/>
+          <w:i w:val="0"/>
           <w:color w:val="1A1A1A"/>
           <w:sz w:val="20"/>
-          <w:szCs w:val="20"/>
-        </w:rPr>
-        <w:t xml:space="preserve"> Log Loss는 약 0.21%, Brier는 약 0.08% 낮습니다. 반면 Top-1 적중률은 시장이 0.32%p 높습니다.</w:t>
-      </w:r>
-    </w:p>
-    <w:p>
-      <w:pPr>
-        <w:spacing w:after="140" w:before="60" w:line="300"/>
-        <w:jc w:val="both"/>
-      </w:pPr>
-      <w:r>
-        <w:rPr>
-          <w:rFonts w:ascii="맑은 고딕" w:cs="맑은 고딕" w:eastAsia="맑은 고딕" w:hAnsi="맑은 고딕"/>
-          <w:color w:val="1A1A1A"/>
-          <w:sz w:val="20"/>
-          <w:szCs w:val="20"/>
-        </w:rPr>
-        <w:t xml:space="preserve">이 조합이 말하는 것은 분명합니다 — </w:t>
-      </w:r>
-      <w:r>
-        <w:rPr>
-          <w:rFonts w:ascii="맑은 고딕" w:cs="맑은 고딕" w:eastAsia="맑은 고딕" w:hAnsi="맑은 고딕"/>
-          <w:b/>
-          <w:bCs/>
-          <w:color w:val="1F4E79"/>
-          <w:sz w:val="20"/>
-          <w:szCs w:val="20"/>
-        </w:rPr>
-        <w:t xml:space="preserve">이 모델의 이점은 우승마를 더 자주 고르는 데 있지 않고, 우승 확률 분포 전체를 조금 더 정교하게 조정하는 데 있습니다.</w:t>
-      </w:r>
-    </w:p>
-    <w:p>
-      <w:pPr>
-        <w:pStyle w:val="Heading3"/>
-        <w:spacing w:after="100" w:before="240"/>
-      </w:pPr>
-      <w:r>
-        <w:rPr>
-          <w:rFonts w:ascii="맑은 고딕" w:cs="맑은 고딕" w:eastAsia="맑은 고딕" w:hAnsi="맑은 고딕"/>
-          <w:b/>
-          <w:bCs/>
-          <w:color w:val="333333"/>
-          <w:sz w:val="21"/>
-          <w:szCs w:val="21"/>
-        </w:rPr>
-        <w:t xml:space="preserve">4.2.5 부트스트랩 — 엄격한 기준에서는 미달</w:t>
-      </w:r>
-    </w:p>
-    <w:p>
-      <w:pPr>
-        <w:spacing w:after="140" w:before="60" w:line="300"/>
-        <w:jc w:val="both"/>
-      </w:pPr>
-      <w:r>
-        <w:rPr>
-          <w:rFonts w:ascii="맑은 고딕" w:cs="맑은 고딕" w:eastAsia="맑은 고딕" w:hAnsi="맑은 고딕"/>
-          <w:color w:val="1A1A1A"/>
-          <w:sz w:val="20"/>
-          <w:szCs w:val="20"/>
-        </w:rPr>
-        <w:t xml:space="preserve">점 추정만으로는 부족합니다. 표본이 우연히 유리하게 뽑혔을 수 있기 때문입니다. 경주 내부 출전마의 상관을 보존하기 위해 행이 아니라 </w:t>
-      </w:r>
-      <w:r>
-        <w:rPr>
-          <w:rFonts w:ascii="D2Coding" w:cs="D2Coding" w:eastAsia="D2Coding" w:hAnsi="D2Coding"/>
-          <w:color w:val="9C4221"/>
-          <w:sz w:val="18"/>
-          <w:szCs w:val="18"/>
-        </w:rPr>
-        <w:t xml:space="preserve">race_id</w:t>
-      </w:r>
-      <w:r>
-        <w:rPr>
-          <w:rFonts w:ascii="맑은 고딕" w:cs="맑은 고딕" w:eastAsia="맑은 고딕" w:hAnsi="맑은 고딕"/>
-          <w:color w:val="1A1A1A"/>
-          <w:sz w:val="20"/>
-          <w:szCs w:val="20"/>
-        </w:rPr>
-        <w:t xml:space="preserve">를 단위로 635개 경주를 복원추출했습니다. </w:t>
-      </w:r>
-      <w:r>
-        <w:rPr>
-          <w:rFonts w:ascii="맑은 고딕" w:cs="맑은 고딕" w:eastAsia="맑은 고딕" w:hAnsi="맑은 고딕"/>
-          <w:b/>
-          <w:bCs/>
-          <w:color w:val="1F4E79"/>
-          <w:sz w:val="20"/>
-          <w:szCs w:val="20"/>
-        </w:rPr>
-        <w:t xml:space="preserve">5,000회 · seed 42</w:t>
-      </w:r>
-      <w:r>
-        <w:rPr>
-          <w:rFonts w:ascii="맑은 고딕" w:cs="맑은 고딕" w:eastAsia="맑은 고딕" w:hAnsi="맑은 고딕"/>
-          <w:color w:val="1A1A1A"/>
-          <w:sz w:val="20"/>
-          <w:szCs w:val="20"/>
-        </w:rPr>
-        <w:t xml:space="preserve"> 로 95% 구간을 계산했습니다.</w:t>
-      </w:r>
-    </w:p>
-    <w:p>
-      <w:pPr>
-        <w:spacing w:after="30"/>
-      </w:pPr>
+        </w:rPr>
+        <w:t>9~11단계의 결론은 단순했습니다. 배당을 보지 않은 M1과 M2는 시장보다 훨씬 나빴습니다. 그러나 실패를 폐기하지 않고 ‘시장 확률을 기준으로 작은 잔차만 보정한다’는 문제로 바꿨습니다. 13단계가 선택한 λ=0.05는 모델 의견을 5%만 허용한다는 뜻입니다. 모델이 시장보다 어떤 말을 2배 높게 보더라도 최종 반영 배율은 약 2^0.05=1.035, 즉 3.5%에 불과합니다.</w:t>
+      </w:r>
+    </w:p>
+    <w:p>
+      <w:pPr>
+        <w:spacing w:before="80" w:after="40"/>
+        <w:jc w:val="center"/>
+      </w:pPr>
+      <w:r>
+        <w:drawing>
+          <wp:inline xmlns:a="http://schemas.openxmlformats.org/drawingml/2006/main" xmlns:pic="http://schemas.openxmlformats.org/drawingml/2006/picture">
+            <wp:extent cx="5532120" cy="1891545"/>
+            <wp:docPr id="3" name="Picture 3" title="그림 4.2-3. M2 시장확률 보정 파이프라인." descr="시장 확률과 배당을 사용하지 않은 M2가 경주 정규화, 기하 혼합, 온도 보정을 거쳐 최종 확률이 되는 과정"/>
+            <wp:cNvGraphicFramePr>
+              <a:graphicFrameLocks noChangeAspect="1"/>
+            </wp:cNvGraphicFramePr>
+            <a:graphic>
+              <a:graphicData uri="http://schemas.openxmlformats.org/drawingml/2006/picture">
+                <pic:pic>
+                  <pic:nvPicPr>
+                    <pic:cNvPr id="0" name="figure_4_2_3_probability_pipeline.png"/>
+                    <pic:cNvPicPr/>
+                  </pic:nvPicPr>
+                  <pic:blipFill>
+                    <a:blip r:embed="rId12"/>
+                    <a:stretch>
+                      <a:fillRect/>
+                    </a:stretch>
+                  </pic:blipFill>
+                  <pic:spPr>
+                    <a:xfrm>
+                      <a:off x="0" y="0"/>
+                      <a:ext cx="5532120" cy="1891545"/>
+                    </a:xfrm>
+                    <a:prstGeom prst="rect"/>
+                  </pic:spPr>
+                </pic:pic>
+              </a:graphicData>
+            </a:graphic>
+          </wp:inline>
+        </w:drawing>
+      </w:r>
+    </w:p>
+    <w:p>
+      <w:pPr>
+        <w:pageBreakBefore w:val="0"/>
+        <w:widowControl/>
+        <w:spacing w:before="40" w:after="160" w:line="276" w:lineRule="auto"/>
+        <w:jc w:val="left"/>
+      </w:pPr>
+      <w:r>
+        <w:rPr>
+          <w:rFonts w:ascii="맑은 고딕" w:hAnsi="맑은 고딕" w:eastAsia="맑은 고딕"/>
+          <w:b w:val="0"/>
+          <w:i w:val="0"/>
+          <w:color w:val="666666"/>
+          <w:sz w:val="16"/>
+        </w:rPr>
+        <w:t>그림 4.2-3. M2 시장확률 보정 파이프라인.</w:t>
+      </w:r>
     </w:p>
     <w:tbl>
       <w:tblPr>
-        <w:tblW w:type="dxa" w:w="9360"/>
-        <w:tblBorders>
-          <w:top w:val="single" w:color="1F4E79" w:sz="6"/>
-          <w:left w:val="none"/>
-          <w:bottom w:val="single" w:color="1F4E79" w:sz="6"/>
-          <w:right w:val="none"/>
-          <w:insideH w:val="single" w:color="D0D0D0" w:sz="2"/>
-          <w:insideV w:val="none"/>
-        </w:tblBorders>
+        <w:tblW w:type="dxa" w:w="9000"/>
+        <w:tblLayout w:type="fixed"/>
+        <w:tblLook w:firstColumn="1" w:firstRow="1" w:lastColumn="0" w:lastRow="0" w:noHBand="0" w:noVBand="1" w:val="04A0"/>
+        <w:tblInd w:w="0" w:type="dxa"/>
       </w:tblPr>
       <w:tblGrid>
-        <w:gridCol w:w="2400"/>
-        <w:gridCol w:w="2400"/>
-        <w:gridCol w:w="2900"/>
-        <w:gridCol w:w="1660"/>
+        <w:gridCol w:w="9000"/>
       </w:tblGrid>
       <w:tr>
         <w:trPr>
-          <w:tblHeader/>
+          <w:cantSplit/>
         </w:trPr>
         <w:tc>
           <w:tcPr>
-            <w:tcW w:type="dxa" w:w="2400"/>
-            <w:shd w:fill="EAF0F6" w:color="auto" w:val="clear"/>
-            <w:tcMar>
-              <w:top w:type="dxa" w:w="90"/>
-              <w:left w:type="dxa" w:w="130"/>
-              <w:bottom w:type="dxa" w:w="90"/>
-              <w:right w:type="dxa" w:w="130"/>
-            </w:tcMar>
-          </w:tcPr>
-          <w:p>
-            <w:pPr>
-              <w:spacing w:after="0" w:before="0" w:line="250"/>
-              <w:jc w:val="left"/>
-            </w:pPr>
-            <w:r>
-              <w:rPr>
-                <w:rFonts w:ascii="맑은 고딕" w:cs="맑은 고딕" w:eastAsia="맑은 고딕" w:hAnsi="맑은 고딕"/>
+            <w:tcW w:type="dxa" w:w="9000"/>
+            <w:shd w:fill="EEF5FB"/>
+            <w:tcMar>
+              <w:top w:w="150" w:type="dxa"/>
+              <w:start w:w="180" w:type="dxa"/>
+              <w:bottom w:w="150" w:type="dxa"/>
+              <w:end w:w="180" w:type="dxa"/>
+            </w:tcMar>
+          </w:tcPr>
+          <w:p>
+            <w:pPr>
+              <w:spacing w:after="80"/>
+            </w:pPr>
+            <w:r/>
+            <w:r>
+              <w:rPr>
+                <w:rFonts w:ascii="맑은 고딕" w:hAnsi="맑은 고딕" w:eastAsia="맑은 고딕"/>
+                <w:b/>
+                <w:i w:val="0"/>
                 <w:color w:val="1F4E79"/>
-                <w:sz w:val="18"/>
-                <w:szCs w:val="18"/>
-              </w:rPr>
-              <w:t xml:space="preserve">지표</w:t>
-            </w:r>
-          </w:p>
-        </w:tc>
-        <w:tc>
-          <w:tcPr>
-            <w:tcW w:type="dxa" w:w="2400"/>
-            <w:shd w:fill="EAF0F6" w:color="auto" w:val="clear"/>
-            <w:tcMar>
-              <w:top w:type="dxa" w:w="90"/>
-              <w:left w:type="dxa" w:w="130"/>
-              <w:bottom w:type="dxa" w:w="90"/>
-              <w:right w:type="dxa" w:w="130"/>
-            </w:tcMar>
-          </w:tcPr>
-          <w:p>
-            <w:pPr>
-              <w:spacing w:after="0" w:before="0" w:line="250"/>
+                <w:sz w:val="19"/>
+              </w:rPr>
+              <w:t>정규화·혼합·온도의 역할은 서로 다릅니다</w:t>
+            </w:r>
+          </w:p>
+          <w:p>
+            <w:pPr>
+              <w:spacing w:after="60" w:line="300" w:lineRule="auto"/>
+            </w:pPr>
+            <w:r>
+              <w:rPr>
+                <w:rFonts w:ascii="맑은 고딕" w:hAnsi="맑은 고딕" w:eastAsia="맑은 고딕"/>
+                <w:b w:val="0"/>
+                <w:i w:val="0"/>
+                <w:color w:val="1A1A1A"/>
+                <w:sz w:val="18"/>
+              </w:rPr>
+              <w:t>합 정규화는 같은 경주 안에서 확률합을 1로 만들고, 기하 혼합 λ는 시장과 모델의 상대 영향력을 조정합니다.</w:t>
+            </w:r>
+          </w:p>
+          <w:p>
+            <w:pPr>
+              <w:spacing w:after="60" w:line="300" w:lineRule="auto"/>
+            </w:pPr>
+            <w:r>
+              <w:rPr>
+                <w:rFonts w:ascii="맑은 고딕" w:hAnsi="맑은 고딕" w:eastAsia="맑은 고딕"/>
+                <w:b w:val="0"/>
+                <w:i w:val="0"/>
+                <w:color w:val="1A1A1A"/>
+                <w:sz w:val="18"/>
+              </w:rPr>
+              <w:t>온도 T는 확률을 뾰족하거나 평평하게 만들지만 경주 내 순서를 바꾸지 않습니다. 따라서 Top-1 개선은 T가 아니라 독립 모델의 순위 또는 시장 결합 방식에서 나와야 합니다.</w:t>
+            </w:r>
+          </w:p>
+        </w:tc>
+      </w:tr>
+    </w:tbl>
+    <w:p>
+      <w:pPr>
+        <w:spacing w:after="60"/>
+      </w:pPr>
+    </w:p>
+    <w:p>
+      <w:pPr>
+        <w:pStyle w:val="Heading3"/>
+        <w:keepNext/>
+        <w:pageBreakBefore w:val="0"/>
+        <w:spacing w:before="240" w:after="100"/>
+      </w:pPr>
+      <w:r>
+        <w:rPr>
+          <w:rFonts w:ascii="맑은 고딕" w:hAnsi="맑은 고딕" w:eastAsia="맑은 고딕"/>
+          <w:b/>
+          <w:i w:val="0"/>
+          <w:color w:val="333333"/>
+          <w:sz w:val="21"/>
+        </w:rPr>
+        <w:t>4.2.4 15~20단계 — 한 번의 Test와 보수적인 판정</w:t>
+      </w:r>
+    </w:p>
+    <w:p>
+      <w:pPr>
+        <w:pageBreakBefore w:val="0"/>
+        <w:widowControl/>
+        <w:spacing w:before="60" w:after="140" w:line="324" w:lineRule="auto"/>
+        <w:jc w:val="both"/>
+      </w:pPr>
+      <w:r>
+        <w:rPr>
+          <w:rFonts w:ascii="맑은 고딕" w:hAnsi="맑은 고딕" w:eastAsia="맑은 고딕"/>
+          <w:b w:val="0"/>
+          <w:i w:val="0"/>
+          <w:color w:val="1A1A1A"/>
+          <w:sz w:val="20"/>
+        </w:rPr>
+        <w:t>14단계 정책을 고른 뒤 모델, 전처리기, split, feature registry, 정규화, λ, T, 평가 코드 19개 파일의 SHA-256을 먼저 기록했습니다. 그 뒤에만 2025-12-28~2026-08-09의 Final Test 635경주를 열었습니다.</w:t>
+      </w:r>
+    </w:p>
+    <w:tbl>
+      <w:tblPr>
+        <w:tblW w:type="dxa" w:w="9000"/>
+        <w:tblLayout w:type="fixed"/>
+        <w:tblLook w:firstColumn="1" w:firstRow="1" w:lastColumn="0" w:lastRow="0" w:noHBand="0" w:noVBand="1" w:val="04A0"/>
+        <w:tblInd w:w="0" w:type="dxa"/>
+      </w:tblPr>
+      <w:tblGrid>
+        <w:gridCol w:w="700"/>
+        <w:gridCol w:w="2450"/>
+        <w:gridCol w:w="5850"/>
+      </w:tblGrid>
+      <w:tr>
+        <w:trPr>
+          <w:cantSplit/>
+          <w:tblHeader w:val="true"/>
+        </w:trPr>
+        <w:tc>
+          <w:tcPr>
+            <w:tcW w:type="dxa" w:w="700"/>
+            <w:tcMar>
+              <w:top w:w="90" w:type="dxa"/>
+              <w:start w:w="110" w:type="dxa"/>
+              <w:bottom w:w="90" w:type="dxa"/>
+              <w:end w:w="110" w:type="dxa"/>
+            </w:tcMar>
+            <w:vAlign w:val="center"/>
+            <w:shd w:fill="1F4E79"/>
+          </w:tcPr>
+          <w:p>
+            <w:pPr>
+              <w:spacing w:before="0" w:after="0" w:line="278" w:lineRule="auto"/>
               <w:jc w:val="center"/>
             </w:pPr>
             <w:r>
               <w:rPr>
-                <w:rFonts w:ascii="맑은 고딕" w:cs="맑은 고딕" w:eastAsia="맑은 고딕" w:hAnsi="맑은 고딕"/>
-                <w:color w:val="1F4E79"/>
-                <w:sz w:val="18"/>
-                <w:szCs w:val="18"/>
-              </w:rPr>
-              <w:t xml:space="preserve">개선량 (점 추정)</w:t>
-            </w:r>
-          </w:p>
-        </w:tc>
-        <w:tc>
-          <w:tcPr>
-            <w:tcW w:type="dxa" w:w="2900"/>
-            <w:shd w:fill="EAF0F6" w:color="auto" w:val="clear"/>
-            <w:tcMar>
-              <w:top w:type="dxa" w:w="90"/>
-              <w:left w:type="dxa" w:w="130"/>
-              <w:bottom w:type="dxa" w:w="90"/>
-              <w:right w:type="dxa" w:w="130"/>
-            </w:tcMar>
-          </w:tcPr>
-          <w:p>
-            <w:pPr>
-              <w:spacing w:after="0" w:before="0" w:line="250"/>
-              <w:jc w:val="center"/>
-            </w:pPr>
-            <w:r>
-              <w:rPr>
-                <w:rFonts w:ascii="맑은 고딕" w:cs="맑은 고딕" w:eastAsia="맑은 고딕" w:hAnsi="맑은 고딕"/>
-                <w:color w:val="1F4E79"/>
-                <w:sz w:val="18"/>
-                <w:szCs w:val="18"/>
-              </w:rPr>
-              <w:t xml:space="preserve">95% 신뢰구간</w:t>
-            </w:r>
-          </w:p>
-        </w:tc>
-        <w:tc>
-          <w:tcPr>
-            <w:tcW w:type="dxa" w:w="1660"/>
-            <w:shd w:fill="EAF0F6" w:color="auto" w:val="clear"/>
-            <w:tcMar>
-              <w:top w:type="dxa" w:w="90"/>
-              <w:left w:type="dxa" w:w="130"/>
-              <w:bottom w:type="dxa" w:w="90"/>
-              <w:right w:type="dxa" w:w="130"/>
-            </w:tcMar>
-          </w:tcPr>
-          <w:p>
-            <w:pPr>
-              <w:spacing w:after="0" w:before="0" w:line="250"/>
-              <w:jc w:val="center"/>
-            </w:pPr>
-            <w:r>
-              <w:rPr>
-                <w:rFonts w:ascii="맑은 고딕" w:cs="맑은 고딕" w:eastAsia="맑은 고딕" w:hAnsi="맑은 고딕"/>
-                <w:color w:val="1F4E79"/>
-                <w:sz w:val="18"/>
-                <w:szCs w:val="18"/>
-              </w:rPr>
-              <w:t xml:space="preserve">판정</w:t>
+                <w:rFonts w:ascii="맑은 고딕" w:hAnsi="맑은 고딕" w:eastAsia="맑은 고딕"/>
+                <w:b/>
+                <w:i w:val="0"/>
+                <w:color w:val="FFFFFF"/>
+                <w:sz w:val="16"/>
+              </w:rPr>
+              <w:t>단계</w:t>
+            </w:r>
+          </w:p>
+        </w:tc>
+        <w:tc>
+          <w:tcPr>
+            <w:tcW w:type="dxa" w:w="2450"/>
+            <w:tcMar>
+              <w:top w:w="90" w:type="dxa"/>
+              <w:start w:w="110" w:type="dxa"/>
+              <w:bottom w:w="90" w:type="dxa"/>
+              <w:end w:w="110" w:type="dxa"/>
+            </w:tcMar>
+            <w:vAlign w:val="center"/>
+            <w:shd w:fill="1F4E79"/>
+          </w:tcPr>
+          <w:p>
+            <w:pPr>
+              <w:spacing w:before="0" w:after="0" w:line="278" w:lineRule="auto"/>
+              <w:jc w:val="left"/>
+            </w:pPr>
+            <w:r>
+              <w:rPr>
+                <w:rFonts w:ascii="맑은 고딕" w:hAnsi="맑은 고딕" w:eastAsia="맑은 고딕"/>
+                <w:b/>
+                <w:i w:val="0"/>
+                <w:color w:val="FFFFFF"/>
+                <w:sz w:val="16"/>
+              </w:rPr>
+              <w:t>수행 내용</w:t>
+            </w:r>
+          </w:p>
+        </w:tc>
+        <w:tc>
+          <w:tcPr>
+            <w:tcW w:type="dxa" w:w="5850"/>
+            <w:tcMar>
+              <w:top w:w="90" w:type="dxa"/>
+              <w:start w:w="110" w:type="dxa"/>
+              <w:bottom w:w="90" w:type="dxa"/>
+              <w:end w:w="110" w:type="dxa"/>
+            </w:tcMar>
+            <w:vAlign w:val="center"/>
+            <w:shd w:fill="1F4E79"/>
+          </w:tcPr>
+          <w:p>
+            <w:pPr>
+              <w:spacing w:before="0" w:after="0" w:line="278" w:lineRule="auto"/>
+              <w:jc w:val="left"/>
+            </w:pPr>
+            <w:r>
+              <w:rPr>
+                <w:rFonts w:ascii="맑은 고딕" w:hAnsi="맑은 고딕" w:eastAsia="맑은 고딕"/>
+                <w:b/>
+                <w:i w:val="0"/>
+                <w:color w:val="FFFFFF"/>
+                <w:sz w:val="16"/>
+              </w:rPr>
+              <w:t>핵심 결과</w:t>
             </w:r>
           </w:p>
         </w:tc>
       </w:tr>
       <w:tr>
         <w:trPr>
-          <w:tblHeader w:val="false"/>
+          <w:cantSplit/>
         </w:trPr>
         <w:tc>
           <w:tcPr>
-            <w:tcW w:type="dxa" w:w="2400"/>
-            <w:shd w:fill="F4F6F8" w:color="auto" w:val="clear"/>
-            <w:tcMar>
-              <w:top w:type="dxa" w:w="90"/>
-              <w:left w:type="dxa" w:w="130"/>
-              <w:bottom w:type="dxa" w:w="90"/>
-              <w:right w:type="dxa" w:w="130"/>
-            </w:tcMar>
-          </w:tcPr>
-          <w:p>
-            <w:pPr>
-              <w:spacing w:after="0" w:before="0" w:line="250"/>
-              <w:jc w:val="left"/>
-            </w:pPr>
-            <w:r>
-              <w:rPr>
-                <w:rFonts w:ascii="맑은 고딕" w:cs="맑은 고딕" w:eastAsia="맑은 고딕" w:hAnsi="맑은 고딕"/>
-                <w:color w:val="1A1A1A"/>
-                <w:sz w:val="18"/>
-                <w:szCs w:val="18"/>
-              </w:rPr>
-              <w:t xml:space="preserve">Race Log Loss</w:t>
-            </w:r>
-          </w:p>
-        </w:tc>
-        <w:tc>
-          <w:tcPr>
-            <w:tcW w:type="dxa" w:w="2400"/>
-            <w:shd w:fill="F4F6F8" w:color="auto" w:val="clear"/>
-            <w:tcMar>
-              <w:top w:type="dxa" w:w="90"/>
-              <w:left w:type="dxa" w:w="130"/>
-              <w:bottom w:type="dxa" w:w="90"/>
-              <w:right w:type="dxa" w:w="130"/>
-            </w:tcMar>
-          </w:tcPr>
-          <w:p>
-            <w:pPr>
-              <w:spacing w:after="0" w:before="0" w:line="250"/>
-              <w:jc w:val="right"/>
-            </w:pPr>
-            <w:r>
-              <w:rPr>
-                <w:rFonts w:ascii="맑은 고딕" w:cs="맑은 고딕" w:eastAsia="맑은 고딕" w:hAnsi="맑은 고딕"/>
-                <w:color w:val="1A1A1A"/>
-                <w:sz w:val="18"/>
-                <w:szCs w:val="18"/>
-              </w:rPr>
-              <w:t xml:space="preserve">+0.003902</w:t>
-            </w:r>
-          </w:p>
-        </w:tc>
-        <w:tc>
-          <w:tcPr>
-            <w:tcW w:type="dxa" w:w="2900"/>
-            <w:shd w:fill="F4F6F8" w:color="auto" w:val="clear"/>
-            <w:tcMar>
-              <w:top w:type="dxa" w:w="90"/>
-              <w:left w:type="dxa" w:w="130"/>
-              <w:bottom w:type="dxa" w:w="90"/>
-              <w:right w:type="dxa" w:w="130"/>
-            </w:tcMar>
-          </w:tcPr>
-          <w:p>
-            <w:pPr>
-              <w:spacing w:after="0" w:before="0" w:line="250"/>
-              <w:jc w:val="right"/>
-            </w:pPr>
-            <w:r>
-              <w:rPr>
-                <w:rFonts w:ascii="맑은 고딕" w:cs="맑은 고딕" w:eastAsia="맑은 고딕" w:hAnsi="맑은 고딕"/>
-                <w:color w:val="1A1A1A"/>
-                <w:sz w:val="18"/>
-                <w:szCs w:val="18"/>
-              </w:rPr>
-              <w:t xml:space="preserve">[+0.001085, +0.006721]</w:t>
-            </w:r>
-          </w:p>
-        </w:tc>
-        <w:tc>
-          <w:tcPr>
-            <w:tcW w:type="dxa" w:w="1660"/>
-            <w:shd w:fill="F4F6F8" w:color="auto" w:val="clear"/>
-            <w:tcMar>
-              <w:top w:type="dxa" w:w="90"/>
-              <w:left w:type="dxa" w:w="130"/>
-              <w:bottom w:type="dxa" w:w="90"/>
-              <w:right w:type="dxa" w:w="130"/>
-            </w:tcMar>
-          </w:tcPr>
-          <w:p>
-            <w:pPr>
-              <w:spacing w:after="0" w:before="0" w:line="250"/>
-              <w:jc w:val="right"/>
-            </w:pPr>
-            <w:r>
-              <w:rPr>
-                <w:rFonts w:ascii="맑은 고딕" w:cs="맑은 고딕" w:eastAsia="맑은 고딕" w:hAnsi="맑은 고딕"/>
-                <w:b/>
-                <w:bCs/>
-                <w:color w:val="1F4E79"/>
-                <w:sz w:val="18"/>
-                <w:szCs w:val="18"/>
-              </w:rPr>
-              <w:t xml:space="preserve">하한 &gt; 0</w:t>
+            <w:tcW w:type="dxa" w:w="700"/>
+            <w:tcMar>
+              <w:top w:w="90" w:type="dxa"/>
+              <w:start w:w="110" w:type="dxa"/>
+              <w:bottom w:w="90" w:type="dxa"/>
+              <w:end w:w="110" w:type="dxa"/>
+            </w:tcMar>
+            <w:vAlign w:val="center"/>
+            <w:shd w:fill="FFFFFF"/>
+          </w:tcPr>
+          <w:p>
+            <w:pPr>
+              <w:spacing w:before="0" w:after="0" w:line="278" w:lineRule="auto"/>
+              <w:jc w:val="center"/>
+            </w:pPr>
+            <w:r>
+              <w:rPr>
+                <w:rFonts w:ascii="맑은 고딕" w:hAnsi="맑은 고딕" w:eastAsia="맑은 고딕"/>
+                <w:b w:val="0"/>
+                <w:i w:val="0"/>
+                <w:color w:val="1A1A1A"/>
+                <w:sz w:val="16"/>
+              </w:rPr>
+              <w:t>15</w:t>
+            </w:r>
+          </w:p>
+        </w:tc>
+        <w:tc>
+          <w:tcPr>
+            <w:tcW w:type="dxa" w:w="2450"/>
+            <w:tcMar>
+              <w:top w:w="90" w:type="dxa"/>
+              <w:start w:w="110" w:type="dxa"/>
+              <w:bottom w:w="90" w:type="dxa"/>
+              <w:end w:w="110" w:type="dxa"/>
+            </w:tcMar>
+            <w:vAlign w:val="center"/>
+            <w:shd w:fill="FFFFFF"/>
+          </w:tcPr>
+          <w:p>
+            <w:pPr>
+              <w:spacing w:before="0" w:after="0" w:line="278" w:lineRule="auto"/>
+              <w:jc w:val="left"/>
+            </w:pPr>
+            <w:r>
+              <w:rPr>
+                <w:rFonts w:ascii="맑은 고딕" w:hAnsi="맑은 고딕" w:eastAsia="맑은 고딕"/>
+                <w:b w:val="0"/>
+                <w:i w:val="0"/>
+                <w:color w:val="1A1A1A"/>
+                <w:sz w:val="16"/>
+              </w:rPr>
+              <w:t>Final Test 최초 1회 평가</w:t>
+            </w:r>
+          </w:p>
+        </w:tc>
+        <w:tc>
+          <w:tcPr>
+            <w:tcW w:type="dxa" w:w="5850"/>
+            <w:tcMar>
+              <w:top w:w="90" w:type="dxa"/>
+              <w:start w:w="110" w:type="dxa"/>
+              <w:bottom w:w="90" w:type="dxa"/>
+              <w:end w:w="110" w:type="dxa"/>
+            </w:tcMar>
+            <w:vAlign w:val="center"/>
+            <w:shd w:fill="FFFFFF"/>
+          </w:tcPr>
+          <w:p>
+            <w:pPr>
+              <w:spacing w:before="0" w:after="0" w:line="278" w:lineRule="auto"/>
+              <w:jc w:val="left"/>
+            </w:pPr>
+            <w:r>
+              <w:rPr>
+                <w:rFonts w:ascii="맑은 고딕" w:hAnsi="맑은 고딕" w:eastAsia="맑은 고딕"/>
+                <w:b w:val="0"/>
+                <w:i w:val="0"/>
+                <w:color w:val="1A1A1A"/>
+                <w:sz w:val="16"/>
+              </w:rPr>
+              <w:t>M2 Log Loss 1.813446, Brier 0.777318로 시장보다 개선; Top-1 238/635로 시장 240/635보다 2경주 적음</w:t>
             </w:r>
           </w:p>
         </w:tc>
       </w:tr>
       <w:tr>
         <w:trPr>
-          <w:tblHeader w:val="false"/>
+          <w:cantSplit/>
         </w:trPr>
         <w:tc>
           <w:tcPr>
-            <w:tcW w:type="dxa" w:w="2400"/>
-            <w:shd w:fill="FFFFFF" w:color="auto" w:val="clear"/>
-            <w:tcMar>
-              <w:top w:type="dxa" w:w="90"/>
-              <w:left w:type="dxa" w:w="130"/>
-              <w:bottom w:type="dxa" w:w="90"/>
-              <w:right w:type="dxa" w:w="130"/>
-            </w:tcMar>
-          </w:tcPr>
-          <w:p>
-            <w:pPr>
-              <w:spacing w:after="0" w:before="0" w:line="250"/>
-              <w:jc w:val="left"/>
-            </w:pPr>
-            <w:r>
-              <w:rPr>
-                <w:rFonts w:ascii="맑은 고딕" w:cs="맑은 고딕" w:eastAsia="맑은 고딕" w:hAnsi="맑은 고딕"/>
-                <w:color w:val="1A1A1A"/>
-                <w:sz w:val="18"/>
-                <w:szCs w:val="18"/>
-              </w:rPr>
-              <w:t xml:space="preserve">Race Brier</w:t>
-            </w:r>
-          </w:p>
-        </w:tc>
-        <w:tc>
-          <w:tcPr>
-            <w:tcW w:type="dxa" w:w="2400"/>
-            <w:shd w:fill="FFFFFF" w:color="auto" w:val="clear"/>
-            <w:tcMar>
-              <w:top w:type="dxa" w:w="90"/>
-              <w:left w:type="dxa" w:w="130"/>
-              <w:bottom w:type="dxa" w:w="90"/>
-              <w:right w:type="dxa" w:w="130"/>
-            </w:tcMar>
-          </w:tcPr>
-          <w:p>
-            <w:pPr>
-              <w:spacing w:after="0" w:before="0" w:line="250"/>
-              <w:jc w:val="right"/>
-            </w:pPr>
-            <w:r>
-              <w:rPr>
-                <w:rFonts w:ascii="맑은 고딕" w:cs="맑은 고딕" w:eastAsia="맑은 고딕" w:hAnsi="맑은 고딕"/>
-                <w:color w:val="1A1A1A"/>
-                <w:sz w:val="18"/>
-                <w:szCs w:val="18"/>
-              </w:rPr>
-              <w:t xml:space="preserve">+0.000602</w:t>
-            </w:r>
-          </w:p>
-        </w:tc>
-        <w:tc>
-          <w:tcPr>
-            <w:tcW w:type="dxa" w:w="2900"/>
-            <w:shd w:fill="FFFFFF" w:color="auto" w:val="clear"/>
-            <w:tcMar>
-              <w:top w:type="dxa" w:w="90"/>
-              <w:left w:type="dxa" w:w="130"/>
-              <w:bottom w:type="dxa" w:w="90"/>
-              <w:right w:type="dxa" w:w="130"/>
-            </w:tcMar>
-          </w:tcPr>
-          <w:p>
-            <w:pPr>
-              <w:spacing w:after="0" w:before="0" w:line="250"/>
-              <w:jc w:val="right"/>
-            </w:pPr>
-            <w:r>
-              <w:rPr>
-                <w:rFonts w:ascii="맑은 고딕" w:cs="맑은 고딕" w:eastAsia="맑은 고딕" w:hAnsi="맑은 고딕"/>
-                <w:color w:val="1A1A1A"/>
-                <w:sz w:val="18"/>
-                <w:szCs w:val="18"/>
-              </w:rPr>
-              <w:t xml:space="preserve">[−0.000483, +0.001687]</w:t>
-            </w:r>
-          </w:p>
-        </w:tc>
-        <w:tc>
-          <w:tcPr>
-            <w:tcW w:type="dxa" w:w="1660"/>
-            <w:shd w:fill="FFFFFF" w:color="auto" w:val="clear"/>
-            <w:tcMar>
-              <w:top w:type="dxa" w:w="90"/>
-              <w:left w:type="dxa" w:w="130"/>
-              <w:bottom w:type="dxa" w:w="90"/>
-              <w:right w:type="dxa" w:w="130"/>
-            </w:tcMar>
-          </w:tcPr>
-          <w:p>
-            <w:pPr>
-              <w:spacing w:after="0" w:before="0" w:line="250"/>
-              <w:jc w:val="right"/>
-            </w:pPr>
-            <w:r>
-              <w:rPr>
-                <w:rFonts w:ascii="맑은 고딕" w:cs="맑은 고딕" w:eastAsia="맑은 고딕" w:hAnsi="맑은 고딕"/>
-                <w:color w:val="1A1A1A"/>
-                <w:sz w:val="18"/>
-                <w:szCs w:val="18"/>
-              </w:rPr>
-              <w:t xml:space="preserve">0을 포함</w:t>
+            <w:tcW w:type="dxa" w:w="700"/>
+            <w:tcMar>
+              <w:top w:w="90" w:type="dxa"/>
+              <w:start w:w="110" w:type="dxa"/>
+              <w:bottom w:w="90" w:type="dxa"/>
+              <w:end w:w="110" w:type="dxa"/>
+            </w:tcMar>
+            <w:vAlign w:val="center"/>
+            <w:shd w:fill="F4F6F8"/>
+          </w:tcPr>
+          <w:p>
+            <w:pPr>
+              <w:spacing w:before="0" w:after="0" w:line="278" w:lineRule="auto"/>
+              <w:jc w:val="center"/>
+            </w:pPr>
+            <w:r>
+              <w:rPr>
+                <w:rFonts w:ascii="맑은 고딕" w:hAnsi="맑은 고딕" w:eastAsia="맑은 고딕"/>
+                <w:b w:val="0"/>
+                <w:i w:val="0"/>
+                <w:color w:val="1A1A1A"/>
+                <w:sz w:val="16"/>
+              </w:rPr>
+              <w:t>16</w:t>
+            </w:r>
+          </w:p>
+        </w:tc>
+        <w:tc>
+          <w:tcPr>
+            <w:tcW w:type="dxa" w:w="2450"/>
+            <w:tcMar>
+              <w:top w:w="90" w:type="dxa"/>
+              <w:start w:w="110" w:type="dxa"/>
+              <w:bottom w:w="90" w:type="dxa"/>
+              <w:end w:w="110" w:type="dxa"/>
+            </w:tcMar>
+            <w:vAlign w:val="center"/>
+            <w:shd w:fill="F4F6F8"/>
+          </w:tcPr>
+          <w:p>
+            <w:pPr>
+              <w:spacing w:before="0" w:after="0" w:line="278" w:lineRule="auto"/>
+              <w:jc w:val="left"/>
+            </w:pPr>
+            <w:r>
+              <w:rPr>
+                <w:rFonts w:ascii="맑은 고딕" w:hAnsi="맑은 고딕" w:eastAsia="맑은 고딕"/>
+                <w:b w:val="0"/>
+                <w:i w:val="0"/>
+                <w:color w:val="1A1A1A"/>
+                <w:sz w:val="16"/>
+              </w:rPr>
+              <w:t>race_id paired bootstrap</w:t>
+            </w:r>
+          </w:p>
+        </w:tc>
+        <w:tc>
+          <w:tcPr>
+            <w:tcW w:type="dxa" w:w="5850"/>
+            <w:tcMar>
+              <w:top w:w="90" w:type="dxa"/>
+              <w:start w:w="110" w:type="dxa"/>
+              <w:bottom w:w="90" w:type="dxa"/>
+              <w:end w:w="110" w:type="dxa"/>
+            </w:tcMar>
+            <w:vAlign w:val="center"/>
+            <w:shd w:fill="F4F6F8"/>
+          </w:tcPr>
+          <w:p>
+            <w:pPr>
+              <w:spacing w:before="0" w:after="0" w:line="278" w:lineRule="auto"/>
+              <w:jc w:val="left"/>
+            </w:pPr>
+            <w:r>
+              <w:rPr>
+                <w:rFonts w:ascii="맑은 고딕" w:hAnsi="맑은 고딕" w:eastAsia="맑은 고딕"/>
+                <w:b w:val="0"/>
+                <w:i w:val="0"/>
+                <w:color w:val="1A1A1A"/>
+                <w:sz w:val="16"/>
+              </w:rPr>
+              <w:t>5,000회·seed 42; Log Loss CI는 0 위, Brier와 Top-1 CI는 0 포함</w:t>
+            </w:r>
+          </w:p>
+        </w:tc>
+      </w:tr>
+      <w:tr>
+        <w:trPr>
+          <w:cantSplit/>
+        </w:trPr>
+        <w:tc>
+          <w:tcPr>
+            <w:tcW w:type="dxa" w:w="700"/>
+            <w:tcMar>
+              <w:top w:w="90" w:type="dxa"/>
+              <w:start w:w="110" w:type="dxa"/>
+              <w:bottom w:w="90" w:type="dxa"/>
+              <w:end w:w="110" w:type="dxa"/>
+            </w:tcMar>
+            <w:vAlign w:val="center"/>
+            <w:shd w:fill="FFFFFF"/>
+          </w:tcPr>
+          <w:p>
+            <w:pPr>
+              <w:spacing w:before="0" w:after="0" w:line="278" w:lineRule="auto"/>
+              <w:jc w:val="center"/>
+            </w:pPr>
+            <w:r>
+              <w:rPr>
+                <w:rFonts w:ascii="맑은 고딕" w:hAnsi="맑은 고딕" w:eastAsia="맑은 고딕"/>
+                <w:b w:val="0"/>
+                <w:i w:val="0"/>
+                <w:color w:val="1A1A1A"/>
+                <w:sz w:val="16"/>
+              </w:rPr>
+              <w:t>17</w:t>
+            </w:r>
+          </w:p>
+        </w:tc>
+        <w:tc>
+          <w:tcPr>
+            <w:tcW w:type="dxa" w:w="2450"/>
+            <w:tcMar>
+              <w:top w:w="90" w:type="dxa"/>
+              <w:start w:w="110" w:type="dxa"/>
+              <w:bottom w:w="90" w:type="dxa"/>
+              <w:end w:w="110" w:type="dxa"/>
+            </w:tcMar>
+            <w:vAlign w:val="center"/>
+            <w:shd w:fill="FFFFFF"/>
+          </w:tcPr>
+          <w:p>
+            <w:pPr>
+              <w:spacing w:before="0" w:after="0" w:line="278" w:lineRule="auto"/>
+              <w:jc w:val="left"/>
+            </w:pPr>
+            <w:r>
+              <w:rPr>
+                <w:rFonts w:ascii="맑은 고딕" w:hAnsi="맑은 고딕" w:eastAsia="맑은 고딕"/>
+                <w:b w:val="0"/>
+                <w:i w:val="0"/>
+                <w:color w:val="1A1A1A"/>
+                <w:sz w:val="16"/>
+              </w:rPr>
+              <w:t>경제적 백테스트</w:t>
+            </w:r>
+          </w:p>
+        </w:tc>
+        <w:tc>
+          <w:tcPr>
+            <w:tcW w:type="dxa" w:w="5850"/>
+            <w:tcMar>
+              <w:top w:w="90" w:type="dxa"/>
+              <w:start w:w="110" w:type="dxa"/>
+              <w:bottom w:w="90" w:type="dxa"/>
+              <w:end w:w="110" w:type="dxa"/>
+            </w:tcMar>
+            <w:vAlign w:val="center"/>
+            <w:shd w:fill="FFFFFF"/>
+          </w:tcPr>
+          <w:p>
+            <w:pPr>
+              <w:spacing w:before="0" w:after="0" w:line="278" w:lineRule="auto"/>
+              <w:jc w:val="left"/>
+            </w:pPr>
+            <w:r>
+              <w:rPr>
+                <w:rFonts w:ascii="맑은 고딕" w:hAnsi="맑은 고딕" w:eastAsia="맑은 고딕"/>
+                <w:b w:val="0"/>
+                <w:i w:val="0"/>
+                <w:color w:val="1A1A1A"/>
+                <w:sz w:val="16"/>
+              </w:rPr>
+              <w:t>Calibration 최대 기대우위 −8.48%, Test −3.47%; 5·10·15% 임계값 선택 0건 → no_bet</w:t>
+            </w:r>
+          </w:p>
+        </w:tc>
+      </w:tr>
+      <w:tr>
+        <w:trPr>
+          <w:cantSplit/>
+        </w:trPr>
+        <w:tc>
+          <w:tcPr>
+            <w:tcW w:type="dxa" w:w="700"/>
+            <w:tcMar>
+              <w:top w:w="90" w:type="dxa"/>
+              <w:start w:w="110" w:type="dxa"/>
+              <w:bottom w:w="90" w:type="dxa"/>
+              <w:end w:w="110" w:type="dxa"/>
+            </w:tcMar>
+            <w:vAlign w:val="center"/>
+            <w:shd w:fill="F4F6F8"/>
+          </w:tcPr>
+          <w:p>
+            <w:pPr>
+              <w:spacing w:before="0" w:after="0" w:line="278" w:lineRule="auto"/>
+              <w:jc w:val="center"/>
+            </w:pPr>
+            <w:r>
+              <w:rPr>
+                <w:rFonts w:ascii="맑은 고딕" w:hAnsi="맑은 고딕" w:eastAsia="맑은 고딕"/>
+                <w:b w:val="0"/>
+                <w:i w:val="0"/>
+                <w:color w:val="1A1A1A"/>
+                <w:sz w:val="16"/>
+              </w:rPr>
+              <w:t>18</w:t>
+            </w:r>
+          </w:p>
+        </w:tc>
+        <w:tc>
+          <w:tcPr>
+            <w:tcW w:type="dxa" w:w="2450"/>
+            <w:tcMar>
+              <w:top w:w="90" w:type="dxa"/>
+              <w:start w:w="110" w:type="dxa"/>
+              <w:bottom w:w="90" w:type="dxa"/>
+              <w:end w:w="110" w:type="dxa"/>
+            </w:tcMar>
+            <w:vAlign w:val="center"/>
+            <w:shd w:fill="F4F6F8"/>
+          </w:tcPr>
+          <w:p>
+            <w:pPr>
+              <w:spacing w:before="0" w:after="0" w:line="278" w:lineRule="auto"/>
+              <w:jc w:val="left"/>
+            </w:pPr>
+            <w:r>
+              <w:rPr>
+                <w:rFonts w:ascii="맑은 고딕" w:hAnsi="맑은 고딕" w:eastAsia="맑은 고딕"/>
+                <w:b w:val="0"/>
+                <w:i w:val="0"/>
+                <w:color w:val="1A1A1A"/>
+                <w:sz w:val="16"/>
+              </w:rPr>
+              <w:t>예측 출력 schema</w:t>
+            </w:r>
+          </w:p>
+        </w:tc>
+        <w:tc>
+          <w:tcPr>
+            <w:tcW w:type="dxa" w:w="5850"/>
+            <w:tcMar>
+              <w:top w:w="90" w:type="dxa"/>
+              <w:start w:w="110" w:type="dxa"/>
+              <w:bottom w:w="90" w:type="dxa"/>
+              <w:end w:w="110" w:type="dxa"/>
+            </w:tcMar>
+            <w:vAlign w:val="center"/>
+            <w:shd w:fill="F4F6F8"/>
+          </w:tcPr>
+          <w:p>
+            <w:pPr>
+              <w:spacing w:before="0" w:after="0" w:line="278" w:lineRule="auto"/>
+              <w:jc w:val="left"/>
+            </w:pPr>
+            <w:r>
+              <w:rPr>
+                <w:rFonts w:ascii="맑은 고딕" w:hAnsi="맑은 고딕" w:eastAsia="맑은 고딕"/>
+                <w:b w:val="0"/>
+                <w:i w:val="0"/>
+                <w:color w:val="1A1A1A"/>
+                <w:sz w:val="16"/>
+              </w:rPr>
+              <w:t>시점·배당 snapshot·확률합·완전 출전명단 계약과 경주 전체 rejection 규칙 구현</w:t>
+            </w:r>
+          </w:p>
+        </w:tc>
+      </w:tr>
+      <w:tr>
+        <w:trPr>
+          <w:cantSplit/>
+        </w:trPr>
+        <w:tc>
+          <w:tcPr>
+            <w:tcW w:type="dxa" w:w="700"/>
+            <w:tcMar>
+              <w:top w:w="90" w:type="dxa"/>
+              <w:start w:w="110" w:type="dxa"/>
+              <w:bottom w:w="90" w:type="dxa"/>
+              <w:end w:w="110" w:type="dxa"/>
+            </w:tcMar>
+            <w:vAlign w:val="center"/>
+            <w:shd w:fill="FFFFFF"/>
+          </w:tcPr>
+          <w:p>
+            <w:pPr>
+              <w:spacing w:before="0" w:after="0" w:line="278" w:lineRule="auto"/>
+              <w:jc w:val="center"/>
+            </w:pPr>
+            <w:r>
+              <w:rPr>
+                <w:rFonts w:ascii="맑은 고딕" w:hAnsi="맑은 고딕" w:eastAsia="맑은 고딕"/>
+                <w:b w:val="0"/>
+                <w:i w:val="0"/>
+                <w:color w:val="1A1A1A"/>
+                <w:sz w:val="16"/>
+              </w:rPr>
+              <w:t>19</w:t>
+            </w:r>
+          </w:p>
+        </w:tc>
+        <w:tc>
+          <w:tcPr>
+            <w:tcW w:type="dxa" w:w="2450"/>
+            <w:tcMar>
+              <w:top w:w="90" w:type="dxa"/>
+              <w:start w:w="110" w:type="dxa"/>
+              <w:bottom w:w="90" w:type="dxa"/>
+              <w:end w:w="110" w:type="dxa"/>
+            </w:tcMar>
+            <w:vAlign w:val="center"/>
+            <w:shd w:fill="FFFFFF"/>
+          </w:tcPr>
+          <w:p>
+            <w:pPr>
+              <w:spacing w:before="0" w:after="0" w:line="278" w:lineRule="auto"/>
+              <w:jc w:val="left"/>
+            </w:pPr>
+            <w:r>
+              <w:rPr>
+                <w:rFonts w:ascii="맑은 고딕" w:hAnsi="맑은 고딕" w:eastAsia="맑은 고딕"/>
+                <w:b w:val="0"/>
+                <w:i w:val="0"/>
+                <w:color w:val="1A1A1A"/>
+                <w:sz w:val="16"/>
+              </w:rPr>
+              <w:t>테스트·README</w:t>
+            </w:r>
+          </w:p>
+        </w:tc>
+        <w:tc>
+          <w:tcPr>
+            <w:tcW w:type="dxa" w:w="5850"/>
+            <w:tcMar>
+              <w:top w:w="90" w:type="dxa"/>
+              <w:start w:w="110" w:type="dxa"/>
+              <w:bottom w:w="90" w:type="dxa"/>
+              <w:end w:w="110" w:type="dxa"/>
+            </w:tcMar>
+            <w:vAlign w:val="center"/>
+            <w:shd w:fill="FFFFFF"/>
+          </w:tcPr>
+          <w:p>
+            <w:pPr>
+              <w:spacing w:before="0" w:after="0" w:line="278" w:lineRule="auto"/>
+              <w:jc w:val="left"/>
+            </w:pPr>
+            <w:r>
+              <w:rPr>
+                <w:rFonts w:ascii="맑은 고딕" w:hAnsi="맑은 고딕" w:eastAsia="맑은 고딕"/>
+                <w:b w:val="0"/>
+                <w:i w:val="0"/>
+                <w:color w:val="1A1A1A"/>
+                <w:sz w:val="16"/>
+              </w:rPr>
+              <w:t>원본 해시, 누수 차단, split, 확률합, 일회 Test 잠금, no_bet을 자동 회귀 테스트로 고정</w:t>
+            </w:r>
+          </w:p>
+        </w:tc>
+      </w:tr>
+      <w:tr>
+        <w:trPr>
+          <w:cantSplit/>
+        </w:trPr>
+        <w:tc>
+          <w:tcPr>
+            <w:tcW w:type="dxa" w:w="700"/>
+            <w:tcMar>
+              <w:top w:w="90" w:type="dxa"/>
+              <w:start w:w="110" w:type="dxa"/>
+              <w:bottom w:w="90" w:type="dxa"/>
+              <w:end w:w="110" w:type="dxa"/>
+            </w:tcMar>
+            <w:vAlign w:val="center"/>
+            <w:shd w:fill="F4F6F8"/>
+          </w:tcPr>
+          <w:p>
+            <w:pPr>
+              <w:spacing w:before="0" w:after="0" w:line="278" w:lineRule="auto"/>
+              <w:jc w:val="center"/>
+            </w:pPr>
+            <w:r>
+              <w:rPr>
+                <w:rFonts w:ascii="맑은 고딕" w:hAnsi="맑은 고딕" w:eastAsia="맑은 고딕"/>
+                <w:b w:val="0"/>
+                <w:i w:val="0"/>
+                <w:color w:val="1A1A1A"/>
+                <w:sz w:val="16"/>
+              </w:rPr>
+              <w:t>20</w:t>
+            </w:r>
+          </w:p>
+        </w:tc>
+        <w:tc>
+          <w:tcPr>
+            <w:tcW w:type="dxa" w:w="2450"/>
+            <w:tcMar>
+              <w:top w:w="90" w:type="dxa"/>
+              <w:start w:w="110" w:type="dxa"/>
+              <w:bottom w:w="90" w:type="dxa"/>
+              <w:end w:w="110" w:type="dxa"/>
+            </w:tcMar>
+            <w:vAlign w:val="center"/>
+            <w:shd w:fill="F4F6F8"/>
+          </w:tcPr>
+          <w:p>
+            <w:pPr>
+              <w:spacing w:before="0" w:after="0" w:line="278" w:lineRule="auto"/>
+              <w:jc w:val="left"/>
+            </w:pPr>
+            <w:r>
+              <w:rPr>
+                <w:rFonts w:ascii="맑은 고딕" w:hAnsi="맑은 고딕" w:eastAsia="맑은 고딕"/>
+                <w:b w:val="0"/>
+                <w:i w:val="0"/>
+                <w:color w:val="1A1A1A"/>
+                <w:sz w:val="16"/>
+              </w:rPr>
+              <w:t>최종 결과보고서</w:t>
+            </w:r>
+          </w:p>
+        </w:tc>
+        <w:tc>
+          <w:tcPr>
+            <w:tcW w:type="dxa" w:w="5850"/>
+            <w:tcMar>
+              <w:top w:w="90" w:type="dxa"/>
+              <w:start w:w="110" w:type="dxa"/>
+              <w:bottom w:w="90" w:type="dxa"/>
+              <w:end w:w="110" w:type="dxa"/>
+            </w:tcMar>
+            <w:vAlign w:val="center"/>
+            <w:shd w:fill="F4F6F8"/>
+          </w:tcPr>
+          <w:p>
+            <w:pPr>
+              <w:spacing w:before="0" w:after="0" w:line="278" w:lineRule="auto"/>
+              <w:jc w:val="left"/>
+            </w:pPr>
+            <w:r>
+              <w:rPr>
+                <w:rFonts w:ascii="맑은 고딕" w:hAnsi="맑은 고딕" w:eastAsia="맑은 고딕"/>
+                <w:b w:val="0"/>
+                <w:i w:val="0"/>
+                <w:color w:val="1A1A1A"/>
+                <w:sz w:val="16"/>
+              </w:rPr>
+              <w:t>M2는 연구용 확률 보정기로 유지; 두 손실 모두의 안정적 우위와 실전 수익성은 미확정</w:t>
             </w:r>
           </w:p>
         </w:tc>
@@ -15072,183 +15641,3233 @@
     </w:tbl>
     <w:p>
       <w:pPr>
-        <w:spacing w:after="220" w:before="70"/>
+        <w:pageBreakBefore w:val="0"/>
+        <w:widowControl/>
+        <w:spacing w:before="40" w:after="160" w:line="276" w:lineRule="auto"/>
         <w:jc w:val="left"/>
       </w:pPr>
       <w:r>
         <w:rPr>
-          <w:rFonts w:ascii="맑은 고딕" w:cs="맑은 고딕" w:eastAsia="맑은 고딕" w:hAnsi="맑은 고딕"/>
-          <w:i/>
-          <w:iCs/>
+          <w:rFonts w:ascii="맑은 고딕" w:hAnsi="맑은 고딕" w:eastAsia="맑은 고딕"/>
+          <w:b w:val="0"/>
+          <w:i w:val="0"/>
           <w:color w:val="666666"/>
           <w:sz w:val="16"/>
-          <w:szCs w:val="16"/>
-        </w:rPr>
-        <w:t xml:space="preserve">표 4-9. 경주 단위 paired bootstrap 결과.</w:t>
-      </w:r>
-    </w:p>
-    <w:p>
-      <w:pPr>
-        <w:spacing w:after="20"/>
-      </w:pPr>
+        </w:rPr>
+        <w:t>표 4.2-4. 15~20단계: 동결 평가에서 운영 통제까지.</w:t>
+      </w:r>
+    </w:p>
+    <w:p>
+      <w:pPr>
+        <w:spacing w:before="80" w:after="40"/>
+        <w:jc w:val="center"/>
+      </w:pPr>
+      <w:r>
+        <w:drawing>
+          <wp:inline xmlns:a="http://schemas.openxmlformats.org/drawingml/2006/main" xmlns:pic="http://schemas.openxmlformats.org/drawingml/2006/picture">
+            <wp:extent cx="5532120" cy="1780816"/>
+            <wp:docPr id="4" name="Picture 4" title="그림 4.2-4. 최초 Final Test에서 시장과 M2의 세 지표 비교." descr="Final Test 635경주에서 시장과 M2의 Race Log Loss, Race Brier, Top-1 정확도를 각각 비교한 세 개의 막대그래프"/>
+            <wp:cNvGraphicFramePr>
+              <a:graphicFrameLocks noChangeAspect="1"/>
+            </wp:cNvGraphicFramePr>
+            <a:graphic>
+              <a:graphicData uri="http://schemas.openxmlformats.org/drawingml/2006/picture">
+                <pic:pic>
+                  <pic:nvPicPr>
+                    <pic:cNvPr id="0" name="figure_4_2_4_final_test_metrics.png"/>
+                    <pic:cNvPicPr/>
+                  </pic:nvPicPr>
+                  <pic:blipFill>
+                    <a:blip r:embed="rId13"/>
+                    <a:stretch>
+                      <a:fillRect/>
+                    </a:stretch>
+                  </pic:blipFill>
+                  <pic:spPr>
+                    <a:xfrm>
+                      <a:off x="0" y="0"/>
+                      <a:ext cx="5532120" cy="1780816"/>
+                    </a:xfrm>
+                    <a:prstGeom prst="rect"/>
+                  </pic:spPr>
+                </pic:pic>
+              </a:graphicData>
+            </a:graphic>
+          </wp:inline>
+        </w:drawing>
+      </w:r>
+    </w:p>
+    <w:p>
+      <w:pPr>
+        <w:pageBreakBefore w:val="0"/>
+        <w:widowControl/>
+        <w:spacing w:before="40" w:after="160" w:line="276" w:lineRule="auto"/>
+        <w:jc w:val="left"/>
+      </w:pPr>
+      <w:r>
+        <w:rPr>
+          <w:rFonts w:ascii="맑은 고딕" w:hAnsi="맑은 고딕" w:eastAsia="맑은 고딕"/>
+          <w:b w:val="0"/>
+          <w:i w:val="0"/>
+          <w:color w:val="666666"/>
+          <w:sz w:val="16"/>
+        </w:rPr>
+        <w:t>그림 4.2-4. 최초 Final Test에서 시장과 M2의 세 지표 비교.</w:t>
+      </w:r>
+    </w:p>
+    <w:p>
+      <w:pPr>
+        <w:pageBreakBefore w:val="0"/>
+        <w:widowControl/>
+        <w:spacing w:before="60" w:after="140" w:line="324" w:lineRule="auto"/>
+        <w:jc w:val="both"/>
+      </w:pPr>
+      <w:r>
+        <w:rPr>
+          <w:rFonts w:ascii="맑은 고딕" w:hAnsi="맑은 고딕" w:eastAsia="맑은 고딕"/>
+          <w:b w:val="0"/>
+          <w:i w:val="0"/>
+          <w:color w:val="1A1A1A"/>
+          <w:sz w:val="20"/>
+        </w:rPr>
+        <w:t>점 추정에서는 M2가 시장보다 Log Loss를 0.003902, Brier를 0.000602 낮췄습니다. 하지만 Top-1은 37.48%로 시장의 37.80%보다 0.315%p 낮았습니다. 즉 M2는 우승마를 더 자주 고른 모델이 아니라, 전체 확률 분포를 아주 조금 다듬은 모델입니다.</w:t>
+      </w:r>
+    </w:p>
+    <w:p>
+      <w:pPr>
+        <w:spacing w:before="80" w:after="40"/>
+        <w:jc w:val="center"/>
+      </w:pPr>
+      <w:r>
+        <w:drawing>
+          <wp:inline xmlns:a="http://schemas.openxmlformats.org/drawingml/2006/main" xmlns:pic="http://schemas.openxmlformats.org/drawingml/2006/picture">
+            <wp:extent cx="5532120" cy="1618132"/>
+            <wp:docPr id="5" name="Picture 5" title="그림 4.2-5. Final Test 경주 단위 paired bootstrap의 점 추정과 95% 신뢰구간." descr="Race Log Loss, Race Brier, Top-1 시장 대비 개선량의 점 추정과 95퍼센트 신뢰구간"/>
+            <wp:cNvGraphicFramePr>
+              <a:graphicFrameLocks noChangeAspect="1"/>
+            </wp:cNvGraphicFramePr>
+            <a:graphic>
+              <a:graphicData uri="http://schemas.openxmlformats.org/drawingml/2006/picture">
+                <pic:pic>
+                  <pic:nvPicPr>
+                    <pic:cNvPr id="0" name="figure_4_2_5_bootstrap.png"/>
+                    <pic:cNvPicPr/>
+                  </pic:nvPicPr>
+                  <pic:blipFill>
+                    <a:blip r:embed="rId14"/>
+                    <a:stretch>
+                      <a:fillRect/>
+                    </a:stretch>
+                  </pic:blipFill>
+                  <pic:spPr>
+                    <a:xfrm>
+                      <a:off x="0" y="0"/>
+                      <a:ext cx="5532120" cy="1618132"/>
+                    </a:xfrm>
+                    <a:prstGeom prst="rect"/>
+                  </pic:spPr>
+                </pic:pic>
+              </a:graphicData>
+            </a:graphic>
+          </wp:inline>
+        </w:drawing>
+      </w:r>
+    </w:p>
+    <w:p>
+      <w:pPr>
+        <w:pageBreakBefore w:val="0"/>
+        <w:widowControl/>
+        <w:spacing w:before="40" w:after="160" w:line="276" w:lineRule="auto"/>
+        <w:jc w:val="left"/>
+      </w:pPr>
+      <w:r>
+        <w:rPr>
+          <w:rFonts w:ascii="맑은 고딕" w:hAnsi="맑은 고딕" w:eastAsia="맑은 고딕"/>
+          <w:b w:val="0"/>
+          <w:i w:val="0"/>
+          <w:color w:val="666666"/>
+          <w:sz w:val="16"/>
+        </w:rPr>
+        <w:t>그림 4.2-5. Final Test 경주 단위 paired bootstrap의 점 추정과 95% 신뢰구간.</w:t>
+      </w:r>
     </w:p>
     <w:tbl>
       <w:tblPr>
-        <w:tblW w:type="dxa" w:w="9360"/>
-        <w:tblBorders>
-          <w:top w:val="single" w:color="E0B0A0" w:sz="4"/>
-          <w:left w:val="single" w:color="9C4221" w:sz="18"/>
-          <w:bottom w:val="single" w:color="E0B0A0" w:sz="4"/>
-          <w:right w:val="single" w:color="E0B0A0" w:sz="4"/>
-          <w:insideH w:val="none"/>
-          <w:insideV w:val="none"/>
-        </w:tblBorders>
+        <w:tblW w:type="dxa" w:w="9000"/>
+        <w:tblLayout w:type="fixed"/>
+        <w:tblLook w:firstColumn="1" w:firstRow="1" w:lastColumn="0" w:lastRow="0" w:noHBand="0" w:noVBand="1" w:val="04A0"/>
+        <w:tblInd w:w="0" w:type="dxa"/>
       </w:tblPr>
       <w:tblGrid>
-        <w:gridCol w:w="9360"/>
+        <w:gridCol w:w="9000"/>
       </w:tblGrid>
       <w:tr>
-        <w:tc>
-          <w:tcPr>
-            <w:tcW w:type="dxa" w:w="9360"/>
-            <w:shd w:fill="FDF6F3" w:color="auto" w:val="clear"/>
-            <w:tcMar>
-              <w:top w:type="dxa" w:w="170"/>
-              <w:left w:type="dxa" w:w="220"/>
-              <w:bottom w:type="dxa" w:w="170"/>
-              <w:right w:type="dxa" w:w="200"/>
-            </w:tcMar>
-          </w:tcPr>
-          <w:p>
-            <w:pPr>
-              <w:spacing w:after="50" w:before="0" w:line="285"/>
-            </w:pPr>
-            <w:r>
-              <w:rPr>
-                <w:rFonts w:ascii="맑은 고딕" w:cs="맑은 고딕" w:eastAsia="맑은 고딕" w:hAnsi="맑은 고딕"/>
+        <w:trPr>
+          <w:cantSplit/>
+        </w:trPr>
+        <w:tc>
+          <w:tcPr>
+            <w:tcW w:type="dxa" w:w="9000"/>
+            <w:shd w:fill="EEF5FB"/>
+            <w:tcMar>
+              <w:top w:w="150" w:type="dxa"/>
+              <w:start w:w="180" w:type="dxa"/>
+              <w:bottom w:w="150" w:type="dxa"/>
+              <w:end w:w="180" w:type="dxa"/>
+            </w:tcMar>
+          </w:tcPr>
+          <w:p>
+            <w:pPr>
+              <w:spacing w:after="80"/>
+            </w:pPr>
+            <w:r/>
+            <w:r>
+              <w:rPr>
+                <w:rFonts w:ascii="맑은 고딕" w:hAnsi="맑은 고딕" w:eastAsia="맑은 고딕"/>
                 <w:b/>
-                <w:bCs/>
-                <w:color w:val="9C4221"/>
+                <w:i w:val="0"/>
+                <w:color w:val="1F4E79"/>
                 <w:sz w:val="19"/>
-                <w:szCs w:val="19"/>
-              </w:rPr>
-              <w:t xml:space="preserve">사전에 정한 성공 조건은 “두 지표 모두 하한이 0보다 클 것”이었습니다</w:t>
-            </w:r>
-          </w:p>
-          <w:p>
-            <w:pPr>
-              <w:spacing w:after="60"/>
-            </w:pPr>
-          </w:p>
-          <w:p>
-            <w:pPr>
-              <w:spacing w:after="50" w:before="50" w:line="285"/>
-            </w:pPr>
-            <w:r>
-              <w:rPr>
-                <w:rFonts w:ascii="맑은 고딕" w:cs="맑은 고딕" w:eastAsia="맑은 고딕" w:hAnsi="맑은 고딕"/>
-                <w:color w:val="1A1A1A"/>
-                <w:sz w:val="18"/>
-                <w:szCs w:val="18"/>
-              </w:rPr>
-              <w:t xml:space="preserve">Log Loss는 통과했습니다. 표본 변동을 고려해도 개선이 양수로 지지됩니다.</w:t>
-            </w:r>
-          </w:p>
-          <w:p>
-            <w:pPr>
-              <w:spacing w:after="60"/>
-            </w:pPr>
-          </w:p>
-          <w:p>
-            <w:pPr>
-              <w:spacing w:after="50" w:before="50" w:line="285"/>
-            </w:pPr>
-            <w:r>
-              <w:rPr>
-                <w:rFonts w:ascii="맑은 고딕" w:cs="맑은 고딕" w:eastAsia="맑은 고딕" w:hAnsi="맑은 고딕"/>
-                <w:b/>
-                <w:bCs/>
-                <w:color w:val="1F4E79"/>
-                <w:sz w:val="18"/>
-                <w:szCs w:val="18"/>
-              </w:rPr>
-              <w:t xml:space="preserve">Brier는 통과하지 못했습니다.</w:t>
-            </w:r>
-            <w:r>
-              <w:rPr>
-                <w:rFonts w:ascii="맑은 고딕" w:cs="맑은 고딕" w:eastAsia="맑은 고딕" w:hAnsi="맑은 고딕"/>
-                <w:color w:val="1A1A1A"/>
-                <w:sz w:val="18"/>
-                <w:szCs w:val="18"/>
-              </w:rPr>
-              <w:t xml:space="preserve"> 점 추정은 양수지만 구간이 0을 포함합니다.</w:t>
-            </w:r>
-          </w:p>
-          <w:p>
-            <w:pPr>
-              <w:spacing w:after="60"/>
-            </w:pPr>
-          </w:p>
-          <w:p>
-            <w:pPr>
-              <w:spacing w:after="50" w:before="50" w:line="285"/>
-            </w:pPr>
-            <w:r>
-              <w:rPr>
-                <w:rFonts w:ascii="맑은 고딕" w:cs="맑은 고딕" w:eastAsia="맑은 고딕" w:hAnsi="맑은 고딕"/>
-                <w:color w:val="1A1A1A"/>
-                <w:sz w:val="18"/>
-                <w:szCs w:val="18"/>
-              </w:rPr>
-              <w:t xml:space="preserve">따라서 </w:t>
-            </w:r>
-            <w:r>
-              <w:rPr>
-                <w:rFonts w:ascii="맑은 고딕" w:cs="맑은 고딕" w:eastAsia="맑은 고딕" w:hAnsi="맑은 고딕"/>
-                <w:b/>
-                <w:bCs/>
-                <w:color w:val="1F4E79"/>
-                <w:sz w:val="18"/>
-                <w:szCs w:val="18"/>
-              </w:rPr>
-              <w:t xml:space="preserve">“두 핵심 지표 모두에서 안정적으로 시장을 능가”하는 기준은 충족하지 못했습니다.</w:t>
-            </w:r>
-            <w:r>
-              <w:rPr>
-                <w:rFonts w:ascii="맑은 고딕" w:cs="맑은 고딕" w:eastAsia="맑은 고딕" w:hAnsi="맑은 고딕"/>
-                <w:color w:val="1A1A1A"/>
-                <w:sz w:val="18"/>
-                <w:szCs w:val="18"/>
-              </w:rPr>
-              <w:t xml:space="preserve"> 이것은 실험자가 결과를 본 뒤 정한 판정이 아니라, </w:t>
-            </w:r>
-            <w:r>
-              <w:rPr>
-                <w:rFonts w:ascii="맑은 고딕" w:cs="맑은 고딕" w:eastAsia="맑은 고딕" w:hAnsi="맑은 고딕"/>
-                <w:b/>
-                <w:bCs/>
-                <w:color w:val="1F4E79"/>
-                <w:sz w:val="18"/>
-                <w:szCs w:val="18"/>
-              </w:rPr>
-              <w:t xml:space="preserve">실험 전에 정해둔 기준을 그대로 적용한 결과</w:t>
-            </w:r>
-            <w:r>
-              <w:rPr>
-                <w:rFonts w:ascii="맑은 고딕" w:cs="맑은 고딕" w:eastAsia="맑은 고딕" w:hAnsi="맑은 고딕"/>
-                <w:color w:val="1A1A1A"/>
-                <w:sz w:val="18"/>
-                <w:szCs w:val="18"/>
-              </w:rPr>
-              <w:t xml:space="preserve"> 입니다. 기준을 사후에 느슨하게 바꾸지 않은 것이 이 실험의 가장 큰 미덕입니다.</w:t>
+              </w:rPr>
+              <w:t>엄격한 성공 조건을 사후에 낮추지 않았다</w:t>
+            </w:r>
+          </w:p>
+          <w:p>
+            <w:pPr>
+              <w:spacing w:after="60" w:line="300" w:lineRule="auto"/>
+            </w:pPr>
+            <w:r>
+              <w:rPr>
+                <w:rFonts w:ascii="맑은 고딕" w:hAnsi="맑은 고딕" w:eastAsia="맑은 고딕"/>
+                <w:b w:val="0"/>
+                <w:i w:val="0"/>
+                <w:color w:val="1A1A1A"/>
+                <w:sz w:val="18"/>
+              </w:rPr>
+              <w:t>Race Log Loss 개선의 95% CI는 [+0.001085, +0.006721]로 0보다 컸습니다. 반면 Brier CI [−0.000483, +0.001687]와 Top-1 CI [−0.009449, +0.003150]는 0을 포함했습니다.</w:t>
+            </w:r>
+          </w:p>
+          <w:p>
+            <w:pPr>
+              <w:spacing w:after="60" w:line="300" w:lineRule="auto"/>
+            </w:pPr>
+            <w:r>
+              <w:rPr>
+                <w:rFonts w:ascii="맑은 고딕" w:hAnsi="맑은 고딕" w:eastAsia="맑은 고딕"/>
+                <w:b w:val="0"/>
+                <w:i w:val="0"/>
+                <w:color w:val="1A1A1A"/>
+                <w:sz w:val="18"/>
+              </w:rPr>
+              <w:t>사전에 정한 기준은 두 확률 손실의 신뢰구간 하한이 모두 0보다 큰 것이었습니다. 따라서 결론은 ‘Log Loss 개선은 지지되지만 안정적 종합 우위는 미확정’입니다.</w:t>
             </w:r>
           </w:p>
         </w:tc>
       </w:tr>
     </w:tbl>
     <w:p>
-      <w:r>
-        <w:br w:type="page"/>
+      <w:pPr>
+        <w:spacing w:after="60"/>
+      </w:pPr>
+    </w:p>
+    <w:p>
+      <w:pPr>
+        <w:pageBreakBefore w:val="0"/>
+        <w:widowControl/>
+        <w:spacing w:before="60" w:after="140" w:line="324" w:lineRule="auto"/>
+        <w:jc w:val="both"/>
+      </w:pPr>
+      <w:r>
+        <w:rPr>
+          <w:rFonts w:ascii="맑은 고딕" w:hAnsi="맑은 고딕" w:eastAsia="맑은 고딕"/>
+          <w:b w:val="0"/>
+          <w:i w:val="0"/>
+          <w:color w:val="1A1A1A"/>
+          <w:sz w:val="20"/>
+        </w:rPr>
+        <w:t>17단계는 확률 개선과 돈을 버는 능력이 다르다는 사실을 수치로 확인했습니다. 평균 공제율은 Calibration 19.90%, Test 19.89%였고, M2의 조정폭으로는 손익분기점을 넘는 후보가 한 건도 생기지 않았습니다. 그래서 운영 행동은 모델 성능과 별도로 no_bet으로 고정했습니다.</w:t>
+      </w:r>
+    </w:p>
+    <w:p>
+      <w:pPr>
+        <w:pStyle w:val="Heading3"/>
+        <w:keepNext/>
+        <w:pageBreakBefore w:val="0"/>
+        <w:spacing w:before="240" w:after="100"/>
+      </w:pPr>
+      <w:r>
+        <w:rPr>
+          <w:rFonts w:ascii="맑은 고딕" w:hAnsi="맑은 고딕" w:eastAsia="맑은 고딕"/>
+          <w:b/>
+          <w:i w:val="0"/>
+          <w:color w:val="333333"/>
+          <w:sz w:val="21"/>
+        </w:rPr>
+        <w:t>4.2.5 21~27단계 — 확률을 해치지 않고 Top-1을 높일 수 있는가</w:t>
+      </w:r>
+    </w:p>
+    <w:p>
+      <w:pPr>
+        <w:pageBreakBefore w:val="0"/>
+        <w:widowControl/>
+        <w:spacing w:before="60" w:after="140" w:line="324" w:lineRule="auto"/>
+        <w:jc w:val="both"/>
+      </w:pPr>
+      <w:r>
+        <w:rPr>
+          <w:rFonts w:ascii="맑은 고딕" w:hAnsi="맑은 고딕" w:eastAsia="맑은 고딕"/>
+          <w:b w:val="0"/>
+          <w:i w:val="0"/>
+          <w:color w:val="1A1A1A"/>
+          <w:sz w:val="20"/>
+        </w:rPr>
+        <w:t>기존 Final Test 결과를 본 뒤 새로운 질문이 생겼습니다. M2의 확률 품질 장점을 유지하면서 시장보다 우승마를 더 자주 1순위로 고를 수 있는가. 이미 열린 Final Test를 다시 튜닝에 쓰면 안 되므로, 21단계에서 데이터 경계와 성공 기준부터 새로 동결했습니다.</w:t>
+      </w:r>
+    </w:p>
+    <w:tbl>
+      <w:tblPr>
+        <w:tblW w:type="dxa" w:w="9000"/>
+        <w:tblLayout w:type="fixed"/>
+        <w:tblLook w:firstColumn="1" w:firstRow="1" w:lastColumn="0" w:lastRow="0" w:noHBand="0" w:noVBand="1" w:val="04A0"/>
+        <w:tblInd w:w="0" w:type="dxa"/>
+      </w:tblPr>
+      <w:tblGrid>
+        <w:gridCol w:w="700"/>
+        <w:gridCol w:w="2500"/>
+        <w:gridCol w:w="5800"/>
+      </w:tblGrid>
+      <w:tr>
+        <w:trPr>
+          <w:cantSplit/>
+          <w:tblHeader w:val="true"/>
+        </w:trPr>
+        <w:tc>
+          <w:tcPr>
+            <w:tcW w:type="dxa" w:w="700"/>
+            <w:tcMar>
+              <w:top w:w="90" w:type="dxa"/>
+              <w:start w:w="110" w:type="dxa"/>
+              <w:bottom w:w="90" w:type="dxa"/>
+              <w:end w:w="110" w:type="dxa"/>
+            </w:tcMar>
+            <w:vAlign w:val="center"/>
+            <w:shd w:fill="1F4E79"/>
+          </w:tcPr>
+          <w:p>
+            <w:pPr>
+              <w:spacing w:before="0" w:after="0" w:line="278" w:lineRule="auto"/>
+              <w:jc w:val="center"/>
+            </w:pPr>
+            <w:r>
+              <w:rPr>
+                <w:rFonts w:ascii="맑은 고딕" w:hAnsi="맑은 고딕" w:eastAsia="맑은 고딕"/>
+                <w:b/>
+                <w:i w:val="0"/>
+                <w:color w:val="FFFFFF"/>
+                <w:sz w:val="16"/>
+              </w:rPr>
+              <w:t>단계</w:t>
+            </w:r>
+          </w:p>
+        </w:tc>
+        <w:tc>
+          <w:tcPr>
+            <w:tcW w:type="dxa" w:w="2500"/>
+            <w:tcMar>
+              <w:top w:w="90" w:type="dxa"/>
+              <w:start w:w="110" w:type="dxa"/>
+              <w:bottom w:w="90" w:type="dxa"/>
+              <w:end w:w="110" w:type="dxa"/>
+            </w:tcMar>
+            <w:vAlign w:val="center"/>
+            <w:shd w:fill="1F4E79"/>
+          </w:tcPr>
+          <w:p>
+            <w:pPr>
+              <w:spacing w:before="0" w:after="0" w:line="278" w:lineRule="auto"/>
+              <w:jc w:val="left"/>
+            </w:pPr>
+            <w:r>
+              <w:rPr>
+                <w:rFonts w:ascii="맑은 고딕" w:hAnsi="맑은 고딕" w:eastAsia="맑은 고딕"/>
+                <w:b/>
+                <w:i w:val="0"/>
+                <w:color w:val="FFFFFF"/>
+                <w:sz w:val="16"/>
+              </w:rPr>
+              <w:t>수행 내용</w:t>
+            </w:r>
+          </w:p>
+        </w:tc>
+        <w:tc>
+          <w:tcPr>
+            <w:tcW w:type="dxa" w:w="5800"/>
+            <w:tcMar>
+              <w:top w:w="90" w:type="dxa"/>
+              <w:start w:w="110" w:type="dxa"/>
+              <w:bottom w:w="90" w:type="dxa"/>
+              <w:end w:w="110" w:type="dxa"/>
+            </w:tcMar>
+            <w:vAlign w:val="center"/>
+            <w:shd w:fill="1F4E79"/>
+          </w:tcPr>
+          <w:p>
+            <w:pPr>
+              <w:spacing w:before="0" w:after="0" w:line="278" w:lineRule="auto"/>
+              <w:jc w:val="left"/>
+            </w:pPr>
+            <w:r>
+              <w:rPr>
+                <w:rFonts w:ascii="맑은 고딕" w:hAnsi="맑은 고딕" w:eastAsia="맑은 고딕"/>
+                <w:b/>
+                <w:i w:val="0"/>
+                <w:color w:val="FFFFFF"/>
+                <w:sz w:val="16"/>
+              </w:rPr>
+              <w:t>핵심 결과</w:t>
+            </w:r>
+          </w:p>
+        </w:tc>
+      </w:tr>
+      <w:tr>
+        <w:trPr>
+          <w:cantSplit/>
+        </w:trPr>
+        <w:tc>
+          <w:tcPr>
+            <w:tcW w:type="dxa" w:w="700"/>
+            <w:tcMar>
+              <w:top w:w="90" w:type="dxa"/>
+              <w:start w:w="110" w:type="dxa"/>
+              <w:bottom w:w="90" w:type="dxa"/>
+              <w:end w:w="110" w:type="dxa"/>
+            </w:tcMar>
+            <w:vAlign w:val="center"/>
+            <w:shd w:fill="FFFFFF"/>
+          </w:tcPr>
+          <w:p>
+            <w:pPr>
+              <w:spacing w:before="0" w:after="0" w:line="278" w:lineRule="auto"/>
+              <w:jc w:val="center"/>
+            </w:pPr>
+            <w:r>
+              <w:rPr>
+                <w:rFonts w:ascii="맑은 고딕" w:hAnsi="맑은 고딕" w:eastAsia="맑은 고딕"/>
+                <w:b w:val="0"/>
+                <w:i w:val="0"/>
+                <w:color w:val="1A1A1A"/>
+                <w:sz w:val="16"/>
+              </w:rPr>
+              <w:t>21</w:t>
+            </w:r>
+          </w:p>
+        </w:tc>
+        <w:tc>
+          <w:tcPr>
+            <w:tcW w:type="dxa" w:w="2500"/>
+            <w:tcMar>
+              <w:top w:w="90" w:type="dxa"/>
+              <w:start w:w="110" w:type="dxa"/>
+              <w:bottom w:w="90" w:type="dxa"/>
+              <w:end w:w="110" w:type="dxa"/>
+            </w:tcMar>
+            <w:vAlign w:val="center"/>
+            <w:shd w:fill="FFFFFF"/>
+          </w:tcPr>
+          <w:p>
+            <w:pPr>
+              <w:spacing w:before="0" w:after="0" w:line="278" w:lineRule="auto"/>
+              <w:jc w:val="left"/>
+            </w:pPr>
+            <w:r>
+              <w:rPr>
+                <w:rFonts w:ascii="맑은 고딕" w:hAnsi="맑은 고딕" w:eastAsia="맑은 고딕"/>
+                <w:b w:val="0"/>
+                <w:i w:val="0"/>
+                <w:color w:val="1A1A1A"/>
+                <w:sz w:val="16"/>
+              </w:rPr>
+              <w:t>Top-1 제약 정책 동결</w:t>
+            </w:r>
+          </w:p>
+        </w:tc>
+        <w:tc>
+          <w:tcPr>
+            <w:tcW w:type="dxa" w:w="5800"/>
+            <w:tcMar>
+              <w:top w:w="90" w:type="dxa"/>
+              <w:start w:w="110" w:type="dxa"/>
+              <w:bottom w:w="90" w:type="dxa"/>
+              <w:end w:w="110" w:type="dxa"/>
+            </w:tcMar>
+            <w:vAlign w:val="center"/>
+            <w:shd w:fill="FFFFFF"/>
+          </w:tcPr>
+          <w:p>
+            <w:pPr>
+              <w:spacing w:before="0" w:after="0" w:line="278" w:lineRule="auto"/>
+              <w:jc w:val="left"/>
+            </w:pPr>
+            <w:r>
+              <w:rPr>
+                <w:rFonts w:ascii="맑은 고딕" w:hAnsi="맑은 고딕" w:eastAsia="맑은 고딕"/>
+                <w:b w:val="0"/>
+                <w:i w:val="0"/>
+                <w:color w:val="1A1A1A"/>
+                <w:sz w:val="16"/>
+              </w:rPr>
+              <w:t>ΔLogLoss·ΔBrier ≥ 0 후보만 통과, 그중 ΔTop-1 최대화; 기존 Test는 설명 전용</w:t>
+            </w:r>
+          </w:p>
+        </w:tc>
+      </w:tr>
+      <w:tr>
+        <w:trPr>
+          <w:cantSplit/>
+        </w:trPr>
+        <w:tc>
+          <w:tcPr>
+            <w:tcW w:type="dxa" w:w="700"/>
+            <w:tcMar>
+              <w:top w:w="90" w:type="dxa"/>
+              <w:start w:w="110" w:type="dxa"/>
+              <w:bottom w:w="90" w:type="dxa"/>
+              <w:end w:w="110" w:type="dxa"/>
+            </w:tcMar>
+            <w:vAlign w:val="center"/>
+            <w:shd w:fill="F4F6F8"/>
+          </w:tcPr>
+          <w:p>
+            <w:pPr>
+              <w:spacing w:before="0" w:after="0" w:line="278" w:lineRule="auto"/>
+              <w:jc w:val="center"/>
+            </w:pPr>
+            <w:r>
+              <w:rPr>
+                <w:rFonts w:ascii="맑은 고딕" w:hAnsi="맑은 고딕" w:eastAsia="맑은 고딕"/>
+                <w:b w:val="0"/>
+                <w:i w:val="0"/>
+                <w:color w:val="1A1A1A"/>
+                <w:sz w:val="16"/>
+              </w:rPr>
+              <w:t>22</w:t>
+            </w:r>
+          </w:p>
+        </w:tc>
+        <w:tc>
+          <w:tcPr>
+            <w:tcW w:type="dxa" w:w="2500"/>
+            <w:tcMar>
+              <w:top w:w="90" w:type="dxa"/>
+              <w:start w:w="110" w:type="dxa"/>
+              <w:bottom w:w="90" w:type="dxa"/>
+              <w:end w:w="110" w:type="dxa"/>
+            </w:tcMar>
+            <w:vAlign w:val="center"/>
+            <w:shd w:fill="F4F6F8"/>
+          </w:tcPr>
+          <w:p>
+            <w:pPr>
+              <w:spacing w:before="0" w:after="0" w:line="278" w:lineRule="auto"/>
+              <w:jc w:val="left"/>
+            </w:pPr>
+            <w:r>
+              <w:rPr>
+                <w:rFonts w:ascii="맑은 고딕" w:hAnsi="맑은 고딕" w:eastAsia="맑은 고딕"/>
+                <w:b w:val="0"/>
+                <w:i w:val="0"/>
+                <w:color w:val="1A1A1A"/>
+                <w:sz w:val="16"/>
+              </w:rPr>
+              <w:t>시장–M2 불일치 분석</w:t>
+            </w:r>
+          </w:p>
+        </w:tc>
+        <w:tc>
+          <w:tcPr>
+            <w:tcW w:type="dxa" w:w="5800"/>
+            <w:tcMar>
+              <w:top w:w="90" w:type="dxa"/>
+              <w:start w:w="110" w:type="dxa"/>
+              <w:bottom w:w="90" w:type="dxa"/>
+              <w:end w:w="110" w:type="dxa"/>
+            </w:tcMar>
+            <w:vAlign w:val="center"/>
+            <w:shd w:fill="F4F6F8"/>
+          </w:tcPr>
+          <w:p>
+            <w:pPr>
+              <w:spacing w:before="0" w:after="0" w:line="278" w:lineRule="auto"/>
+              <w:jc w:val="left"/>
+            </w:pPr>
+            <w:r>
+              <w:rPr>
+                <w:rFonts w:ascii="맑은 고딕" w:hAnsi="맑은 고딕" w:eastAsia="맑은 고딕"/>
+                <w:b w:val="0"/>
+                <w:i w:val="0"/>
+                <w:color w:val="1A1A1A"/>
+                <w:sz w:val="16"/>
+              </w:rPr>
+              <w:t>Train OOF+Calibration 1,411경주의 50.32%에서 1위 불일치; 시장만 적중 242, M2만 적중 116</w:t>
+            </w:r>
+          </w:p>
+        </w:tc>
+      </w:tr>
+      <w:tr>
+        <w:trPr>
+          <w:cantSplit/>
+        </w:trPr>
+        <w:tc>
+          <w:tcPr>
+            <w:tcW w:type="dxa" w:w="700"/>
+            <w:tcMar>
+              <w:top w:w="90" w:type="dxa"/>
+              <w:start w:w="110" w:type="dxa"/>
+              <w:bottom w:w="90" w:type="dxa"/>
+              <w:end w:w="110" w:type="dxa"/>
+            </w:tcMar>
+            <w:vAlign w:val="center"/>
+            <w:shd w:fill="FFFFFF"/>
+          </w:tcPr>
+          <w:p>
+            <w:pPr>
+              <w:spacing w:before="0" w:after="0" w:line="278" w:lineRule="auto"/>
+              <w:jc w:val="center"/>
+            </w:pPr>
+            <w:r>
+              <w:rPr>
+                <w:rFonts w:ascii="맑은 고딕" w:hAnsi="맑은 고딕" w:eastAsia="맑은 고딕"/>
+                <w:b w:val="0"/>
+                <w:i w:val="0"/>
+                <w:color w:val="1A1A1A"/>
+                <w:sz w:val="16"/>
+              </w:rPr>
+              <w:t>23</w:t>
+            </w:r>
+          </w:p>
+        </w:tc>
+        <w:tc>
+          <w:tcPr>
+            <w:tcW w:type="dxa" w:w="2500"/>
+            <w:tcMar>
+              <w:top w:w="90" w:type="dxa"/>
+              <w:start w:w="110" w:type="dxa"/>
+              <w:bottom w:w="90" w:type="dxa"/>
+              <w:end w:w="110" w:type="dxa"/>
+            </w:tcMar>
+            <w:vAlign w:val="center"/>
+            <w:shd w:fill="FFFFFF"/>
+          </w:tcPr>
+          <w:p>
+            <w:pPr>
+              <w:spacing w:before="0" w:after="0" w:line="278" w:lineRule="auto"/>
+              <w:jc w:val="left"/>
+            </w:pPr>
+            <w:r>
+              <w:rPr>
+                <w:rFonts w:ascii="맑은 고딕" w:hAnsi="맑은 고딕" w:eastAsia="맑은 고딕"/>
+                <w:b w:val="0"/>
+                <w:i w:val="0"/>
+                <w:color w:val="1A1A1A"/>
+                <w:sz w:val="16"/>
+              </w:rPr>
+              <w:t>경주 그룹 랭킹 계약</w:t>
+            </w:r>
+          </w:p>
+        </w:tc>
+        <w:tc>
+          <w:tcPr>
+            <w:tcW w:type="dxa" w:w="5800"/>
+            <w:tcMar>
+              <w:top w:w="90" w:type="dxa"/>
+              <w:start w:w="110" w:type="dxa"/>
+              <w:bottom w:w="90" w:type="dxa"/>
+              <w:end w:w="110" w:type="dxa"/>
+            </w:tcMar>
+            <w:vAlign w:val="center"/>
+            <w:shd w:fill="FFFFFF"/>
+          </w:tcPr>
+          <w:p>
+            <w:pPr>
+              <w:spacing w:before="0" w:after="0" w:line="278" w:lineRule="auto"/>
+              <w:jc w:val="left"/>
+            </w:pPr>
+            <w:r>
+              <w:rPr>
+                <w:rFonts w:ascii="맑은 고딕" w:hAnsi="맑은 고딕" w:eastAsia="맑은 고딕"/>
+                <w:b w:val="0"/>
+                <w:i w:val="0"/>
+                <w:color w:val="1A1A1A"/>
+                <w:sz w:val="16"/>
+              </w:rPr>
+              <w:t>race_id 연속 그룹, 우승마 relevance 1, 112개 PRE_RACE 피처, 시간순 4-fold 무결성 고정</w:t>
+            </w:r>
+          </w:p>
+        </w:tc>
+      </w:tr>
+      <w:tr>
+        <w:trPr>
+          <w:cantSplit/>
+        </w:trPr>
+        <w:tc>
+          <w:tcPr>
+            <w:tcW w:type="dxa" w:w="700"/>
+            <w:tcMar>
+              <w:top w:w="90" w:type="dxa"/>
+              <w:start w:w="110" w:type="dxa"/>
+              <w:bottom w:w="90" w:type="dxa"/>
+              <w:end w:w="110" w:type="dxa"/>
+            </w:tcMar>
+            <w:vAlign w:val="center"/>
+            <w:shd w:fill="F4F6F8"/>
+          </w:tcPr>
+          <w:p>
+            <w:pPr>
+              <w:spacing w:before="0" w:after="0" w:line="278" w:lineRule="auto"/>
+              <w:jc w:val="center"/>
+            </w:pPr>
+            <w:r>
+              <w:rPr>
+                <w:rFonts w:ascii="맑은 고딕" w:hAnsi="맑은 고딕" w:eastAsia="맑은 고딕"/>
+                <w:b w:val="0"/>
+                <w:i w:val="0"/>
+                <w:color w:val="1A1A1A"/>
+                <w:sz w:val="16"/>
+              </w:rPr>
+              <w:t>24</w:t>
+            </w:r>
+          </w:p>
+        </w:tc>
+        <w:tc>
+          <w:tcPr>
+            <w:tcW w:type="dxa" w:w="2500"/>
+            <w:tcMar>
+              <w:top w:w="90" w:type="dxa"/>
+              <w:start w:w="110" w:type="dxa"/>
+              <w:bottom w:w="90" w:type="dxa"/>
+              <w:end w:w="110" w:type="dxa"/>
+            </w:tcMar>
+            <w:vAlign w:val="center"/>
+            <w:shd w:fill="F4F6F8"/>
+          </w:tcPr>
+          <w:p>
+            <w:pPr>
+              <w:spacing w:before="0" w:after="0" w:line="278" w:lineRule="auto"/>
+              <w:jc w:val="left"/>
+            </w:pPr>
+            <w:r>
+              <w:rPr>
+                <w:rFonts w:ascii="맑은 고딕" w:hAnsi="맑은 고딕" w:eastAsia="맑은 고딕"/>
+                <w:b w:val="0"/>
+                <w:i w:val="0"/>
+                <w:color w:val="1A1A1A"/>
+                <w:sz w:val="16"/>
+              </w:rPr>
+              <w:t>R2 pairwise ranker</w:t>
+            </w:r>
+          </w:p>
+        </w:tc>
+        <w:tc>
+          <w:tcPr>
+            <w:tcW w:type="dxa" w:w="5800"/>
+            <w:tcMar>
+              <w:top w:w="90" w:type="dxa"/>
+              <w:start w:w="110" w:type="dxa"/>
+              <w:bottom w:w="90" w:type="dxa"/>
+              <w:end w:w="110" w:type="dxa"/>
+            </w:tcMar>
+            <w:vAlign w:val="center"/>
+            <w:shd w:fill="F4F6F8"/>
+          </w:tcPr>
+          <w:p>
+            <w:pPr>
+              <w:spacing w:before="0" w:after="0" w:line="278" w:lineRule="auto"/>
+              <w:jc w:val="left"/>
+            </w:pPr>
+            <w:r>
+              <w:rPr>
+                <w:rFonts w:ascii="맑은 고딕" w:hAnsi="맑은 고딕" w:eastAsia="맑은 고딕"/>
+                <w:b w:val="0"/>
+                <w:i w:val="0"/>
+                <w:color w:val="1A1A1A"/>
+                <w:sz w:val="16"/>
+              </w:rPr>
+              <w:t>Calibration Top-1 193/641로 M2보다 +3경주지만 시장보다 −54경주; 단독 대체 근거 없음</w:t>
+            </w:r>
+          </w:p>
+        </w:tc>
+      </w:tr>
+      <w:tr>
+        <w:trPr>
+          <w:cantSplit/>
+        </w:trPr>
+        <w:tc>
+          <w:tcPr>
+            <w:tcW w:type="dxa" w:w="700"/>
+            <w:tcMar>
+              <w:top w:w="90" w:type="dxa"/>
+              <w:start w:w="110" w:type="dxa"/>
+              <w:bottom w:w="90" w:type="dxa"/>
+              <w:end w:w="110" w:type="dxa"/>
+            </w:tcMar>
+            <w:vAlign w:val="center"/>
+            <w:shd w:fill="FFFFFF"/>
+          </w:tcPr>
+          <w:p>
+            <w:pPr>
+              <w:spacing w:before="0" w:after="0" w:line="278" w:lineRule="auto"/>
+              <w:jc w:val="center"/>
+            </w:pPr>
+            <w:r>
+              <w:rPr>
+                <w:rFonts w:ascii="맑은 고딕" w:hAnsi="맑은 고딕" w:eastAsia="맑은 고딕"/>
+                <w:b w:val="0"/>
+                <w:i w:val="0"/>
+                <w:color w:val="1A1A1A"/>
+                <w:sz w:val="16"/>
+              </w:rPr>
+              <w:t>25</w:t>
+            </w:r>
+          </w:p>
+        </w:tc>
+        <w:tc>
+          <w:tcPr>
+            <w:tcW w:type="dxa" w:w="2500"/>
+            <w:tcMar>
+              <w:top w:w="90" w:type="dxa"/>
+              <w:start w:w="110" w:type="dxa"/>
+              <w:bottom w:w="90" w:type="dxa"/>
+              <w:end w:w="110" w:type="dxa"/>
+            </w:tcMar>
+            <w:vAlign w:val="center"/>
+            <w:shd w:fill="FFFFFF"/>
+          </w:tcPr>
+          <w:p>
+            <w:pPr>
+              <w:spacing w:before="0" w:after="0" w:line="278" w:lineRule="auto"/>
+              <w:jc w:val="left"/>
+            </w:pPr>
+            <w:r>
+              <w:rPr>
+                <w:rFonts w:ascii="맑은 고딕" w:hAnsi="맑은 고딕" w:eastAsia="맑은 고딕"/>
+                <w:b w:val="0"/>
+                <w:i w:val="0"/>
+                <w:color w:val="1A1A1A"/>
+                <w:sz w:val="16"/>
+              </w:rPr>
+              <w:t>랭커 확률 변환</w:t>
+            </w:r>
+          </w:p>
+        </w:tc>
+        <w:tc>
+          <w:tcPr>
+            <w:tcW w:type="dxa" w:w="5800"/>
+            <w:tcMar>
+              <w:top w:w="90" w:type="dxa"/>
+              <w:start w:w="110" w:type="dxa"/>
+              <w:bottom w:w="90" w:type="dxa"/>
+              <w:end w:w="110" w:type="dxa"/>
+            </w:tcMar>
+            <w:vAlign w:val="center"/>
+            <w:shd w:fill="FFFFFF"/>
+          </w:tcPr>
+          <w:p>
+            <w:pPr>
+              <w:spacing w:before="0" w:after="0" w:line="278" w:lineRule="auto"/>
+              <w:jc w:val="left"/>
+            </w:pPr>
+            <w:r>
+              <w:rPr>
+                <w:rFonts w:ascii="맑은 고딕" w:hAnsi="맑은 고딕" w:eastAsia="맑은 고딕"/>
+                <w:b w:val="0"/>
+                <w:i w:val="0"/>
+                <w:color w:val="1A1A1A"/>
+                <w:sz w:val="16"/>
+              </w:rPr>
+              <w:t>softmax(score/T), T_rank=0.65; 유효 분포지만 시장 대비 Log Loss −0.191283, Brier −0.057196</w:t>
+            </w:r>
+          </w:p>
+        </w:tc>
+      </w:tr>
+      <w:tr>
+        <w:trPr>
+          <w:cantSplit/>
+        </w:trPr>
+        <w:tc>
+          <w:tcPr>
+            <w:tcW w:type="dxa" w:w="700"/>
+            <w:tcMar>
+              <w:top w:w="90" w:type="dxa"/>
+              <w:start w:w="110" w:type="dxa"/>
+              <w:bottom w:w="90" w:type="dxa"/>
+              <w:end w:w="110" w:type="dxa"/>
+            </w:tcMar>
+            <w:vAlign w:val="center"/>
+            <w:shd w:fill="F4F6F8"/>
+          </w:tcPr>
+          <w:p>
+            <w:pPr>
+              <w:spacing w:before="0" w:after="0" w:line="278" w:lineRule="auto"/>
+              <w:jc w:val="center"/>
+            </w:pPr>
+            <w:r>
+              <w:rPr>
+                <w:rFonts w:ascii="맑은 고딕" w:hAnsi="맑은 고딕" w:eastAsia="맑은 고딕"/>
+                <w:b w:val="0"/>
+                <w:i w:val="0"/>
+                <w:color w:val="1A1A1A"/>
+                <w:sz w:val="16"/>
+              </w:rPr>
+              <w:t>26</w:t>
+            </w:r>
+          </w:p>
+        </w:tc>
+        <w:tc>
+          <w:tcPr>
+            <w:tcW w:type="dxa" w:w="2500"/>
+            <w:tcMar>
+              <w:top w:w="90" w:type="dxa"/>
+              <w:start w:w="110" w:type="dxa"/>
+              <w:bottom w:w="90" w:type="dxa"/>
+              <w:end w:w="110" w:type="dxa"/>
+            </w:tcMar>
+            <w:vAlign w:val="center"/>
+            <w:shd w:fill="F4F6F8"/>
+          </w:tcPr>
+          <w:p>
+            <w:pPr>
+              <w:spacing w:before="0" w:after="0" w:line="278" w:lineRule="auto"/>
+              <w:jc w:val="left"/>
+            </w:pPr>
+            <w:r>
+              <w:rPr>
+                <w:rFonts w:ascii="맑은 고딕" w:hAnsi="맑은 고딕" w:eastAsia="맑은 고딕"/>
+                <w:b w:val="0"/>
+                <w:i w:val="0"/>
+                <w:color w:val="1A1A1A"/>
+                <w:sz w:val="16"/>
+              </w:rPr>
+              <w:t>시장 유지/교체 게이트</w:t>
+            </w:r>
+          </w:p>
+        </w:tc>
+        <w:tc>
+          <w:tcPr>
+            <w:tcW w:type="dxa" w:w="5800"/>
+            <w:tcMar>
+              <w:top w:w="90" w:type="dxa"/>
+              <w:start w:w="110" w:type="dxa"/>
+              <w:bottom w:w="90" w:type="dxa"/>
+              <w:end w:w="110" w:type="dxa"/>
+            </w:tcMar>
+            <w:vAlign w:val="center"/>
+            <w:shd w:fill="F4F6F8"/>
+          </w:tcPr>
+          <w:p>
+            <w:pPr>
+              <w:spacing w:before="0" w:after="0" w:line="278" w:lineRule="auto"/>
+              <w:jc w:val="left"/>
+            </w:pPr>
+            <w:r>
+              <w:rPr>
+                <w:rFonts w:ascii="맑은 고딕" w:hAnsi="맑은 고딕" w:eastAsia="맑은 고딕"/>
+                <w:b w:val="0"/>
+                <w:i w:val="0"/>
+                <w:color w:val="1A1A1A"/>
+                <w:sz w:val="16"/>
+              </w:rPr>
+              <w:t>threshold 0.65, λ_switch 0.30; 실제 시장 1위 14경주만 변경해 247→249경주</w:t>
+            </w:r>
+          </w:p>
+        </w:tc>
+      </w:tr>
+      <w:tr>
+        <w:trPr>
+          <w:cantSplit/>
+        </w:trPr>
+        <w:tc>
+          <w:tcPr>
+            <w:tcW w:type="dxa" w:w="700"/>
+            <w:tcMar>
+              <w:top w:w="90" w:type="dxa"/>
+              <w:start w:w="110" w:type="dxa"/>
+              <w:bottom w:w="90" w:type="dxa"/>
+              <w:end w:w="110" w:type="dxa"/>
+            </w:tcMar>
+            <w:vAlign w:val="center"/>
+            <w:shd w:fill="FFFFFF"/>
+          </w:tcPr>
+          <w:p>
+            <w:pPr>
+              <w:spacing w:before="0" w:after="0" w:line="278" w:lineRule="auto"/>
+              <w:jc w:val="center"/>
+            </w:pPr>
+            <w:r>
+              <w:rPr>
+                <w:rFonts w:ascii="맑은 고딕" w:hAnsi="맑은 고딕" w:eastAsia="맑은 고딕"/>
+                <w:b w:val="0"/>
+                <w:i w:val="0"/>
+                <w:color w:val="1A1A1A"/>
+                <w:sz w:val="16"/>
+              </w:rPr>
+              <w:t>27</w:t>
+            </w:r>
+          </w:p>
+        </w:tc>
+        <w:tc>
+          <w:tcPr>
+            <w:tcW w:type="dxa" w:w="2500"/>
+            <w:tcMar>
+              <w:top w:w="90" w:type="dxa"/>
+              <w:start w:w="110" w:type="dxa"/>
+              <w:bottom w:w="90" w:type="dxa"/>
+              <w:end w:w="110" w:type="dxa"/>
+            </w:tcMar>
+            <w:vAlign w:val="center"/>
+            <w:shd w:fill="FFFFFF"/>
+          </w:tcPr>
+          <w:p>
+            <w:pPr>
+              <w:spacing w:before="0" w:after="0" w:line="278" w:lineRule="auto"/>
+              <w:jc w:val="left"/>
+            </w:pPr>
+            <w:r>
+              <w:rPr>
+                <w:rFonts w:ascii="맑은 고딕" w:hAnsi="맑은 고딕" w:eastAsia="맑은 고딕"/>
+                <w:b w:val="0"/>
+                <w:i w:val="0"/>
+                <w:color w:val="1A1A1A"/>
+                <w:sz w:val="16"/>
+              </w:rPr>
+              <w:t>동일 기준 비교·사전 동결</w:t>
+            </w:r>
+          </w:p>
+        </w:tc>
+        <w:tc>
+          <w:tcPr>
+            <w:tcW w:type="dxa" w:w="5800"/>
+            <w:tcMar>
+              <w:top w:w="90" w:type="dxa"/>
+              <w:start w:w="110" w:type="dxa"/>
+              <w:bottom w:w="90" w:type="dxa"/>
+              <w:end w:w="110" w:type="dxa"/>
+            </w:tcMar>
+            <w:vAlign w:val="center"/>
+            <w:shd w:fill="FFFFFF"/>
+          </w:tcPr>
+          <w:p>
+            <w:pPr>
+              <w:spacing w:before="0" w:after="0" w:line="278" w:lineRule="auto"/>
+              <w:jc w:val="left"/>
+            </w:pPr>
+            <w:r>
+              <w:rPr>
+                <w:rFonts w:ascii="맑은 고딕" w:hAnsi="맑은 고딕" w:eastAsia="맑은 고딕"/>
+                <w:b w:val="0"/>
+                <w:i w:val="0"/>
+                <w:color w:val="1A1A1A"/>
+                <w:sz w:val="16"/>
+              </w:rPr>
+              <w:t>R0·R3·R4가 확률 제약 통과; Top-1 최대 R4를 미래 검증 도전자로 동결</w:t>
+            </w:r>
+          </w:p>
+        </w:tc>
+      </w:tr>
+    </w:tbl>
+    <w:p>
+      <w:pPr>
+        <w:pageBreakBefore w:val="0"/>
+        <w:widowControl/>
+        <w:spacing w:before="40" w:after="160" w:line="276" w:lineRule="auto"/>
+        <w:jc w:val="left"/>
+      </w:pPr>
+      <w:r>
+        <w:rPr>
+          <w:rFonts w:ascii="맑은 고딕" w:hAnsi="맑은 고딕" w:eastAsia="맑은 고딕"/>
+          <w:b w:val="0"/>
+          <w:i w:val="0"/>
+          <w:color w:val="666666"/>
+          <w:sz w:val="16"/>
+        </w:rPr>
+        <w:t>표 4.2-5. 21~27단계: 확률 비열화 제약 아래 Top-1 확장.</w:t>
+      </w:r>
+    </w:p>
+    <w:p>
+      <w:pPr>
+        <w:pageBreakBefore w:val="0"/>
+        <w:widowControl/>
+        <w:spacing w:before="60" w:after="140" w:line="324" w:lineRule="auto"/>
+        <w:jc w:val="both"/>
+      </w:pPr>
+      <w:r>
+        <w:rPr>
+          <w:rFonts w:ascii="맑은 고딕" w:hAnsi="맑은 고딕" w:eastAsia="맑은 고딕"/>
+          <w:b w:val="0"/>
+          <w:i w:val="0"/>
+          <w:color w:val="1A1A1A"/>
+          <w:sz w:val="20"/>
+        </w:rPr>
+        <w:t>22단계에서 중요한 사실이 드러났습니다. 시장과 M2가 다른 말을 1위로 고른 710경주에서 시장만 맞은 경우가 M2만 맞은 경우보다 126경주 많았습니다. 독립 모델을 무조건 믿는 전략은 구조적으로 손해였습니다. 따라서 기본 행동은 시장 유지, 충분한 증거가 있을 때만 랭커를 신뢰하는 게이트가 필요했습니다.</w:t>
+      </w:r>
+    </w:p>
+    <w:p>
+      <w:pPr>
+        <w:spacing w:before="80" w:after="40"/>
+        <w:jc w:val="center"/>
+      </w:pPr>
+      <w:r>
+        <w:drawing>
+          <wp:inline xmlns:a="http://schemas.openxmlformats.org/drawingml/2006/main" xmlns:pic="http://schemas.openxmlformats.org/drawingml/2006/picture">
+            <wp:extent cx="5532120" cy="1938185"/>
+            <wp:docPr id="6" name="Picture 6" title="그림 4.2-6. R4 시장 유지/교체 게이트의 의사결정 흐름." descr="시장과 R2의 불일치 특징으로 게이트 점수를 만들고 임계값에 따라 시장 유지 또는 제한적 랭커 결합을 선택하는 흐름"/>
+            <wp:cNvGraphicFramePr>
+              <a:graphicFrameLocks noChangeAspect="1"/>
+            </wp:cNvGraphicFramePr>
+            <a:graphic>
+              <a:graphicData uri="http://schemas.openxmlformats.org/drawingml/2006/picture">
+                <pic:pic>
+                  <pic:nvPicPr>
+                    <pic:cNvPr id="0" name="figure_4_2_7_gate_flow.png"/>
+                    <pic:cNvPicPr/>
+                  </pic:nvPicPr>
+                  <pic:blipFill>
+                    <a:blip r:embed="rId15"/>
+                    <a:stretch>
+                      <a:fillRect/>
+                    </a:stretch>
+                  </pic:blipFill>
+                  <pic:spPr>
+                    <a:xfrm>
+                      <a:off x="0" y="0"/>
+                      <a:ext cx="5532120" cy="1938185"/>
+                    </a:xfrm>
+                    <a:prstGeom prst="rect"/>
+                  </pic:spPr>
+                </pic:pic>
+              </a:graphicData>
+            </a:graphic>
+          </wp:inline>
+        </w:drawing>
+      </w:r>
+    </w:p>
+    <w:p>
+      <w:pPr>
+        <w:pageBreakBefore w:val="0"/>
+        <w:widowControl/>
+        <w:spacing w:before="40" w:after="160" w:line="276" w:lineRule="auto"/>
+        <w:jc w:val="left"/>
+      </w:pPr>
+      <w:r>
+        <w:rPr>
+          <w:rFonts w:ascii="맑은 고딕" w:hAnsi="맑은 고딕" w:eastAsia="맑은 고딕"/>
+          <w:b w:val="0"/>
+          <w:i w:val="0"/>
+          <w:color w:val="666666"/>
+          <w:sz w:val="16"/>
+        </w:rPr>
+        <w:t>그림 4.2-6. R4 시장 유지/교체 게이트의 의사결정 흐름.</w:t>
+      </w:r>
+    </w:p>
+    <w:p>
+      <w:pPr>
+        <w:pageBreakBefore w:val="0"/>
+        <w:widowControl/>
+        <w:spacing w:before="60" w:after="140" w:line="324" w:lineRule="auto"/>
+        <w:jc w:val="both"/>
+      </w:pPr>
+      <w:r>
+        <w:rPr>
+          <w:rFonts w:ascii="맑은 고딕" w:hAnsi="맑은 고딕" w:eastAsia="맑은 고딕"/>
+          <w:b w:val="0"/>
+          <w:i w:val="0"/>
+          <w:color w:val="1A1A1A"/>
+          <w:sz w:val="20"/>
+        </w:rPr>
+        <w:t>R2는 ‘실제 우승마 점수 &gt; 나머지 말 점수’를 직접 학습하는 XGBoost pairwise ranker입니다. Calibration에서 기존 M2보다 Top-1을 3경주 늘렸지만 시장에는 54경주 뒤졌습니다. 확률로 바꾼 뒤에도 손실이 크게 나빠 단독 후보에서는 탈락했습니다. R2의 역할은 시장을 대체하는 것이 아니라, 시장을 뒤집을 만한 경주를 찾는 보조 신호였습니다.</w:t>
+      </w:r>
+    </w:p>
+    <w:p>
+      <w:pPr>
+        <w:pageBreakBefore w:val="0"/>
+        <w:widowControl/>
+        <w:spacing w:before="60" w:after="140" w:line="324" w:lineRule="auto"/>
+        <w:jc w:val="both"/>
+      </w:pPr>
+      <w:r>
+        <w:rPr>
+          <w:rFonts w:ascii="맑은 고딕" w:hAnsi="맑은 고딕" w:eastAsia="맑은 고딕"/>
+          <w:b w:val="0"/>
+          <w:i w:val="0"/>
+          <w:color w:val="1A1A1A"/>
+          <w:sz w:val="20"/>
+        </w:rPr>
+        <w:t>26단계의 게이트는 Train OOF 불일치 경주 383개로 학습했습니다. Calibration 불일치 329경주에서 ROC-AUC 0.5986, Average Precision 0.2228로 분류력 자체는 강하지 않았습니다. 그래서 threshold 0.65 이상인 33경주만 R2 영향을 허용했고, 실제 Top-1이 달라진 경주는 14개뿐이었습니다. 그중 R4만 맞은 변경 5개, 시장만 맞은 변경 3개, 둘 다 실패 6개로 순효과는 +2경주였습니다.</w:t>
+      </w:r>
+    </w:p>
+    <w:p>
+      <w:pPr>
+        <w:spacing w:before="80" w:after="40"/>
+        <w:jc w:val="center"/>
+      </w:pPr>
+      <w:r>
+        <w:drawing>
+          <wp:inline xmlns:a="http://schemas.openxmlformats.org/drawingml/2006/main" xmlns:pic="http://schemas.openxmlformats.org/drawingml/2006/picture">
+            <wp:extent cx="5532120" cy="1848410"/>
+            <wp:docPr id="7" name="Picture 7" title="그림 4.2-7. 27단계 Calibration 후보들의 Top-1 정확도와 확률 제약 통과 여부." descr="시장, 기존 M2, R2 랭커, 고정 혼합 R3, 적응 게이트 R4의 Top-1 정확도와 제약 통과 여부 비교"/>
+            <wp:cNvGraphicFramePr>
+              <a:graphicFrameLocks noChangeAspect="1"/>
+            </wp:cNvGraphicFramePr>
+            <a:graphic>
+              <a:graphicData uri="http://schemas.openxmlformats.org/drawingml/2006/picture">
+                <pic:pic>
+                  <pic:nvPicPr>
+                    <pic:cNvPr id="0" name="figure_4_2_6_candidate_comparison.png"/>
+                    <pic:cNvPicPr/>
+                  </pic:nvPicPr>
+                  <pic:blipFill>
+                    <a:blip r:embed="rId16"/>
+                    <a:stretch>
+                      <a:fillRect/>
+                    </a:stretch>
+                  </pic:blipFill>
+                  <pic:spPr>
+                    <a:xfrm>
+                      <a:off x="0" y="0"/>
+                      <a:ext cx="5532120" cy="1848410"/>
+                    </a:xfrm>
+                    <a:prstGeom prst="rect"/>
+                  </pic:spPr>
+                </pic:pic>
+              </a:graphicData>
+            </a:graphic>
+          </wp:inline>
+        </w:drawing>
+      </w:r>
+    </w:p>
+    <w:p>
+      <w:pPr>
+        <w:pageBreakBefore w:val="0"/>
+        <w:widowControl/>
+        <w:spacing w:before="40" w:after="160" w:line="276" w:lineRule="auto"/>
+        <w:jc w:val="left"/>
+      </w:pPr>
+      <w:r>
+        <w:rPr>
+          <w:rFonts w:ascii="맑은 고딕" w:hAnsi="맑은 고딕" w:eastAsia="맑은 고딕"/>
+          <w:b w:val="0"/>
+          <w:i w:val="0"/>
+          <w:color w:val="666666"/>
+          <w:sz w:val="16"/>
+        </w:rPr>
+        <w:t>그림 4.2-7. 27단계 Calibration 후보들의 Top-1 정확도와 확률 제약 통과 여부.</w:t>
+      </w:r>
+    </w:p>
+    <w:tbl>
+      <w:tblPr>
+        <w:tblW w:type="dxa" w:w="9000"/>
+        <w:tblLayout w:type="fixed"/>
+        <w:tblLook w:firstColumn="1" w:firstRow="1" w:lastColumn="0" w:lastRow="0" w:noHBand="0" w:noVBand="1" w:val="04A0"/>
+        <w:tblInd w:w="0" w:type="dxa"/>
+      </w:tblPr>
+      <w:tblGrid>
+        <w:gridCol w:w="1900"/>
+        <w:gridCol w:w="1350"/>
+        <w:gridCol w:w="1350"/>
+        <w:gridCol w:w="1400"/>
+        <w:gridCol w:w="1450"/>
+        <w:gridCol w:w="1550"/>
+      </w:tblGrid>
+      <w:tr>
+        <w:trPr>
+          <w:cantSplit/>
+          <w:tblHeader w:val="true"/>
+        </w:trPr>
+        <w:tc>
+          <w:tcPr>
+            <w:tcW w:type="dxa" w:w="1900"/>
+            <w:tcMar>
+              <w:top w:w="90" w:type="dxa"/>
+              <w:start w:w="110" w:type="dxa"/>
+              <w:bottom w:w="90" w:type="dxa"/>
+              <w:end w:w="110" w:type="dxa"/>
+            </w:tcMar>
+            <w:vAlign w:val="center"/>
+            <w:shd w:fill="1F4E79"/>
+          </w:tcPr>
+          <w:p>
+            <w:pPr>
+              <w:spacing w:before="0" w:after="0" w:line="278" w:lineRule="auto"/>
+              <w:jc w:val="center"/>
+            </w:pPr>
+            <w:r>
+              <w:rPr>
+                <w:rFonts w:ascii="맑은 고딕" w:hAnsi="맑은 고딕" w:eastAsia="맑은 고딕"/>
+                <w:b/>
+                <w:i w:val="0"/>
+                <w:color w:val="FFFFFF"/>
+                <w:sz w:val="16"/>
+              </w:rPr>
+              <w:t>후보</w:t>
+            </w:r>
+          </w:p>
+        </w:tc>
+        <w:tc>
+          <w:tcPr>
+            <w:tcW w:type="dxa" w:w="1350"/>
+            <w:tcMar>
+              <w:top w:w="90" w:type="dxa"/>
+              <w:start w:w="110" w:type="dxa"/>
+              <w:bottom w:w="90" w:type="dxa"/>
+              <w:end w:w="110" w:type="dxa"/>
+            </w:tcMar>
+            <w:vAlign w:val="center"/>
+            <w:shd w:fill="1F4E79"/>
+          </w:tcPr>
+          <w:p>
+            <w:pPr>
+              <w:spacing w:before="0" w:after="0" w:line="278" w:lineRule="auto"/>
+              <w:jc w:val="left"/>
+            </w:pPr>
+            <w:r>
+              <w:rPr>
+                <w:rFonts w:ascii="맑은 고딕" w:hAnsi="맑은 고딕" w:eastAsia="맑은 고딕"/>
+                <w:b/>
+                <w:i w:val="0"/>
+                <w:color w:val="FFFFFF"/>
+                <w:sz w:val="16"/>
+              </w:rPr>
+              <w:t>Log Loss↓</w:t>
+            </w:r>
+          </w:p>
+        </w:tc>
+        <w:tc>
+          <w:tcPr>
+            <w:tcW w:type="dxa" w:w="1350"/>
+            <w:tcMar>
+              <w:top w:w="90" w:type="dxa"/>
+              <w:start w:w="110" w:type="dxa"/>
+              <w:bottom w:w="90" w:type="dxa"/>
+              <w:end w:w="110" w:type="dxa"/>
+            </w:tcMar>
+            <w:vAlign w:val="center"/>
+            <w:shd w:fill="1F4E79"/>
+          </w:tcPr>
+          <w:p>
+            <w:pPr>
+              <w:spacing w:before="0" w:after="0" w:line="278" w:lineRule="auto"/>
+              <w:jc w:val="left"/>
+            </w:pPr>
+            <w:r>
+              <w:rPr>
+                <w:rFonts w:ascii="맑은 고딕" w:hAnsi="맑은 고딕" w:eastAsia="맑은 고딕"/>
+                <w:b/>
+                <w:i w:val="0"/>
+                <w:color w:val="FFFFFF"/>
+                <w:sz w:val="16"/>
+              </w:rPr>
+              <w:t>Brier↓</w:t>
+            </w:r>
+          </w:p>
+        </w:tc>
+        <w:tc>
+          <w:tcPr>
+            <w:tcW w:type="dxa" w:w="1400"/>
+            <w:tcMar>
+              <w:top w:w="90" w:type="dxa"/>
+              <w:start w:w="110" w:type="dxa"/>
+              <w:bottom w:w="90" w:type="dxa"/>
+              <w:end w:w="110" w:type="dxa"/>
+            </w:tcMar>
+            <w:vAlign w:val="center"/>
+            <w:shd w:fill="1F4E79"/>
+          </w:tcPr>
+          <w:p>
+            <w:pPr>
+              <w:spacing w:before="0" w:after="0" w:line="278" w:lineRule="auto"/>
+              <w:jc w:val="left"/>
+            </w:pPr>
+            <w:r>
+              <w:rPr>
+                <w:rFonts w:ascii="맑은 고딕" w:hAnsi="맑은 고딕" w:eastAsia="맑은 고딕"/>
+                <w:b/>
+                <w:i w:val="0"/>
+                <w:color w:val="FFFFFF"/>
+                <w:sz w:val="16"/>
+              </w:rPr>
+              <w:t>Top-1</w:t>
+            </w:r>
+          </w:p>
+        </w:tc>
+        <w:tc>
+          <w:tcPr>
+            <w:tcW w:type="dxa" w:w="1450"/>
+            <w:tcMar>
+              <w:top w:w="90" w:type="dxa"/>
+              <w:start w:w="110" w:type="dxa"/>
+              <w:bottom w:w="90" w:type="dxa"/>
+              <w:end w:w="110" w:type="dxa"/>
+            </w:tcMar>
+            <w:vAlign w:val="center"/>
+            <w:shd w:fill="1F4E79"/>
+          </w:tcPr>
+          <w:p>
+            <w:pPr>
+              <w:spacing w:before="0" w:after="0" w:line="278" w:lineRule="auto"/>
+              <w:jc w:val="left"/>
+            </w:pPr>
+            <w:r>
+              <w:rPr>
+                <w:rFonts w:ascii="맑은 고딕" w:hAnsi="맑은 고딕" w:eastAsia="맑은 고딕"/>
+                <w:b/>
+                <w:i w:val="0"/>
+                <w:color w:val="FFFFFF"/>
+                <w:sz w:val="16"/>
+              </w:rPr>
+              <w:t>시장 대비</w:t>
+            </w:r>
+          </w:p>
+        </w:tc>
+        <w:tc>
+          <w:tcPr>
+            <w:tcW w:type="dxa" w:w="1550"/>
+            <w:tcMar>
+              <w:top w:w="90" w:type="dxa"/>
+              <w:start w:w="110" w:type="dxa"/>
+              <w:bottom w:w="90" w:type="dxa"/>
+              <w:end w:w="110" w:type="dxa"/>
+            </w:tcMar>
+            <w:vAlign w:val="center"/>
+            <w:shd w:fill="1F4E79"/>
+          </w:tcPr>
+          <w:p>
+            <w:pPr>
+              <w:spacing w:before="0" w:after="0" w:line="278" w:lineRule="auto"/>
+              <w:jc w:val="left"/>
+            </w:pPr>
+            <w:r>
+              <w:rPr>
+                <w:rFonts w:ascii="맑은 고딕" w:hAnsi="맑은 고딕" w:eastAsia="맑은 고딕"/>
+                <w:b/>
+                <w:i w:val="0"/>
+                <w:color w:val="FFFFFF"/>
+                <w:sz w:val="16"/>
+              </w:rPr>
+              <w:t>제약</w:t>
+            </w:r>
+          </w:p>
+        </w:tc>
+      </w:tr>
+      <w:tr>
+        <w:trPr>
+          <w:cantSplit/>
+        </w:trPr>
+        <w:tc>
+          <w:tcPr>
+            <w:tcW w:type="dxa" w:w="1900"/>
+            <w:tcMar>
+              <w:top w:w="90" w:type="dxa"/>
+              <w:start w:w="110" w:type="dxa"/>
+              <w:bottom w:w="90" w:type="dxa"/>
+              <w:end w:w="110" w:type="dxa"/>
+            </w:tcMar>
+            <w:vAlign w:val="center"/>
+            <w:shd w:fill="FFFFFF"/>
+          </w:tcPr>
+          <w:p>
+            <w:pPr>
+              <w:spacing w:before="0" w:after="0" w:line="278" w:lineRule="auto"/>
+              <w:jc w:val="center"/>
+            </w:pPr>
+            <w:r>
+              <w:rPr>
+                <w:rFonts w:ascii="맑은 고딕" w:hAnsi="맑은 고딕" w:eastAsia="맑은 고딕"/>
+                <w:b w:val="0"/>
+                <w:i w:val="0"/>
+                <w:color w:val="1A1A1A"/>
+                <w:sz w:val="16"/>
+              </w:rPr>
+              <w:t>R0 시장</w:t>
+            </w:r>
+          </w:p>
+        </w:tc>
+        <w:tc>
+          <w:tcPr>
+            <w:tcW w:type="dxa" w:w="1350"/>
+            <w:tcMar>
+              <w:top w:w="90" w:type="dxa"/>
+              <w:start w:w="110" w:type="dxa"/>
+              <w:bottom w:w="90" w:type="dxa"/>
+              <w:end w:w="110" w:type="dxa"/>
+            </w:tcMar>
+            <w:vAlign w:val="center"/>
+            <w:shd w:fill="FFFFFF"/>
+          </w:tcPr>
+          <w:p>
+            <w:pPr>
+              <w:spacing w:before="0" w:after="0" w:line="278" w:lineRule="auto"/>
+              <w:jc w:val="left"/>
+            </w:pPr>
+            <w:r>
+              <w:rPr>
+                <w:rFonts w:ascii="맑은 고딕" w:hAnsi="맑은 고딕" w:eastAsia="맑은 고딕"/>
+                <w:b w:val="0"/>
+                <w:i w:val="0"/>
+                <w:color w:val="1A1A1A"/>
+                <w:sz w:val="16"/>
+              </w:rPr>
+              <w:t>1.776036</w:t>
+            </w:r>
+          </w:p>
+        </w:tc>
+        <w:tc>
+          <w:tcPr>
+            <w:tcW w:type="dxa" w:w="1350"/>
+            <w:tcMar>
+              <w:top w:w="90" w:type="dxa"/>
+              <w:start w:w="110" w:type="dxa"/>
+              <w:bottom w:w="90" w:type="dxa"/>
+              <w:end w:w="110" w:type="dxa"/>
+            </w:tcMar>
+            <w:vAlign w:val="center"/>
+            <w:shd w:fill="FFFFFF"/>
+          </w:tcPr>
+          <w:p>
+            <w:pPr>
+              <w:spacing w:before="0" w:after="0" w:line="278" w:lineRule="auto"/>
+              <w:jc w:val="left"/>
+            </w:pPr>
+            <w:r>
+              <w:rPr>
+                <w:rFonts w:ascii="맑은 고딕" w:hAnsi="맑은 고딕" w:eastAsia="맑은 고딕"/>
+                <w:b w:val="0"/>
+                <w:i w:val="0"/>
+                <w:color w:val="1A1A1A"/>
+                <w:sz w:val="16"/>
+              </w:rPr>
+              <w:t>0.762636</w:t>
+            </w:r>
+          </w:p>
+        </w:tc>
+        <w:tc>
+          <w:tcPr>
+            <w:tcW w:type="dxa" w:w="1400"/>
+            <w:tcMar>
+              <w:top w:w="90" w:type="dxa"/>
+              <w:start w:w="110" w:type="dxa"/>
+              <w:bottom w:w="90" w:type="dxa"/>
+              <w:end w:w="110" w:type="dxa"/>
+            </w:tcMar>
+            <w:vAlign w:val="center"/>
+            <w:shd w:fill="FFFFFF"/>
+          </w:tcPr>
+          <w:p>
+            <w:pPr>
+              <w:spacing w:before="0" w:after="0" w:line="278" w:lineRule="auto"/>
+              <w:jc w:val="left"/>
+            </w:pPr>
+            <w:r>
+              <w:rPr>
+                <w:rFonts w:ascii="맑은 고딕" w:hAnsi="맑은 고딕" w:eastAsia="맑은 고딕"/>
+                <w:b w:val="0"/>
+                <w:i w:val="0"/>
+                <w:color w:val="1A1A1A"/>
+                <w:sz w:val="16"/>
+              </w:rPr>
+              <w:t>247/641</w:t>
+            </w:r>
+          </w:p>
+        </w:tc>
+        <w:tc>
+          <w:tcPr>
+            <w:tcW w:type="dxa" w:w="1450"/>
+            <w:tcMar>
+              <w:top w:w="90" w:type="dxa"/>
+              <w:start w:w="110" w:type="dxa"/>
+              <w:bottom w:w="90" w:type="dxa"/>
+              <w:end w:w="110" w:type="dxa"/>
+            </w:tcMar>
+            <w:vAlign w:val="center"/>
+            <w:shd w:fill="FFFFFF"/>
+          </w:tcPr>
+          <w:p>
+            <w:pPr>
+              <w:spacing w:before="0" w:after="0" w:line="278" w:lineRule="auto"/>
+              <w:jc w:val="left"/>
+            </w:pPr>
+            <w:r>
+              <w:rPr>
+                <w:rFonts w:ascii="맑은 고딕" w:hAnsi="맑은 고딕" w:eastAsia="맑은 고딕"/>
+                <w:b w:val="0"/>
+                <w:i w:val="0"/>
+                <w:color w:val="1A1A1A"/>
+                <w:sz w:val="16"/>
+              </w:rPr>
+              <w:t>기준</w:t>
+            </w:r>
+          </w:p>
+        </w:tc>
+        <w:tc>
+          <w:tcPr>
+            <w:tcW w:type="dxa" w:w="1550"/>
+            <w:tcMar>
+              <w:top w:w="90" w:type="dxa"/>
+              <w:start w:w="110" w:type="dxa"/>
+              <w:bottom w:w="90" w:type="dxa"/>
+              <w:end w:w="110" w:type="dxa"/>
+            </w:tcMar>
+            <w:vAlign w:val="center"/>
+            <w:shd w:fill="FFFFFF"/>
+          </w:tcPr>
+          <w:p>
+            <w:pPr>
+              <w:spacing w:before="0" w:after="0" w:line="278" w:lineRule="auto"/>
+              <w:jc w:val="left"/>
+            </w:pPr>
+            <w:r>
+              <w:rPr>
+                <w:rFonts w:ascii="맑은 고딕" w:hAnsi="맑은 고딕" w:eastAsia="맑은 고딕"/>
+                <w:b w:val="0"/>
+                <w:i w:val="0"/>
+                <w:color w:val="1A1A1A"/>
+                <w:sz w:val="16"/>
+              </w:rPr>
+              <w:t>통과</w:t>
+            </w:r>
+          </w:p>
+        </w:tc>
+      </w:tr>
+      <w:tr>
+        <w:trPr>
+          <w:cantSplit/>
+        </w:trPr>
+        <w:tc>
+          <w:tcPr>
+            <w:tcW w:type="dxa" w:w="1900"/>
+            <w:tcMar>
+              <w:top w:w="90" w:type="dxa"/>
+              <w:start w:w="110" w:type="dxa"/>
+              <w:bottom w:w="90" w:type="dxa"/>
+              <w:end w:w="110" w:type="dxa"/>
+            </w:tcMar>
+            <w:vAlign w:val="center"/>
+            <w:shd w:fill="F4F6F8"/>
+          </w:tcPr>
+          <w:p>
+            <w:pPr>
+              <w:spacing w:before="0" w:after="0" w:line="278" w:lineRule="auto"/>
+              <w:jc w:val="center"/>
+            </w:pPr>
+            <w:r>
+              <w:rPr>
+                <w:rFonts w:ascii="맑은 고딕" w:hAnsi="맑은 고딕" w:eastAsia="맑은 고딕"/>
+                <w:b w:val="0"/>
+                <w:i w:val="0"/>
+                <w:color w:val="1A1A1A"/>
+                <w:sz w:val="16"/>
+              </w:rPr>
+              <w:t>R1 기존 M2</w:t>
+            </w:r>
+          </w:p>
+        </w:tc>
+        <w:tc>
+          <w:tcPr>
+            <w:tcW w:type="dxa" w:w="1350"/>
+            <w:tcMar>
+              <w:top w:w="90" w:type="dxa"/>
+              <w:start w:w="110" w:type="dxa"/>
+              <w:bottom w:w="90" w:type="dxa"/>
+              <w:end w:w="110" w:type="dxa"/>
+            </w:tcMar>
+            <w:vAlign w:val="center"/>
+            <w:shd w:fill="F4F6F8"/>
+          </w:tcPr>
+          <w:p>
+            <w:pPr>
+              <w:spacing w:before="0" w:after="0" w:line="278" w:lineRule="auto"/>
+              <w:jc w:val="left"/>
+            </w:pPr>
+            <w:r>
+              <w:rPr>
+                <w:rFonts w:ascii="맑은 고딕" w:hAnsi="맑은 고딕" w:eastAsia="맑은 고딕"/>
+                <w:b w:val="0"/>
+                <w:i w:val="0"/>
+                <w:color w:val="1A1A1A"/>
+                <w:sz w:val="16"/>
+              </w:rPr>
+              <w:t>1.976751</w:t>
+            </w:r>
+          </w:p>
+        </w:tc>
+        <w:tc>
+          <w:tcPr>
+            <w:tcW w:type="dxa" w:w="1350"/>
+            <w:tcMar>
+              <w:top w:w="90" w:type="dxa"/>
+              <w:start w:w="110" w:type="dxa"/>
+              <w:bottom w:w="90" w:type="dxa"/>
+              <w:end w:w="110" w:type="dxa"/>
+            </w:tcMar>
+            <w:vAlign w:val="center"/>
+            <w:shd w:fill="F4F6F8"/>
+          </w:tcPr>
+          <w:p>
+            <w:pPr>
+              <w:spacing w:before="0" w:after="0" w:line="278" w:lineRule="auto"/>
+              <w:jc w:val="left"/>
+            </w:pPr>
+            <w:r>
+              <w:rPr>
+                <w:rFonts w:ascii="맑은 고딕" w:hAnsi="맑은 고딕" w:eastAsia="맑은 고딕"/>
+                <w:b w:val="0"/>
+                <w:i w:val="0"/>
+                <w:color w:val="1A1A1A"/>
+                <w:sz w:val="16"/>
+              </w:rPr>
+              <w:t>0.821722</w:t>
+            </w:r>
+          </w:p>
+        </w:tc>
+        <w:tc>
+          <w:tcPr>
+            <w:tcW w:type="dxa" w:w="1400"/>
+            <w:tcMar>
+              <w:top w:w="90" w:type="dxa"/>
+              <w:start w:w="110" w:type="dxa"/>
+              <w:bottom w:w="90" w:type="dxa"/>
+              <w:end w:w="110" w:type="dxa"/>
+            </w:tcMar>
+            <w:vAlign w:val="center"/>
+            <w:shd w:fill="F4F6F8"/>
+          </w:tcPr>
+          <w:p>
+            <w:pPr>
+              <w:spacing w:before="0" w:after="0" w:line="278" w:lineRule="auto"/>
+              <w:jc w:val="left"/>
+            </w:pPr>
+            <w:r>
+              <w:rPr>
+                <w:rFonts w:ascii="맑은 고딕" w:hAnsi="맑은 고딕" w:eastAsia="맑은 고딕"/>
+                <w:b w:val="0"/>
+                <w:i w:val="0"/>
+                <w:color w:val="1A1A1A"/>
+                <w:sz w:val="16"/>
+              </w:rPr>
+              <w:t>190/641</w:t>
+            </w:r>
+          </w:p>
+        </w:tc>
+        <w:tc>
+          <w:tcPr>
+            <w:tcW w:type="dxa" w:w="1450"/>
+            <w:tcMar>
+              <w:top w:w="90" w:type="dxa"/>
+              <w:start w:w="110" w:type="dxa"/>
+              <w:bottom w:w="90" w:type="dxa"/>
+              <w:end w:w="110" w:type="dxa"/>
+            </w:tcMar>
+            <w:vAlign w:val="center"/>
+            <w:shd w:fill="F4F6F8"/>
+          </w:tcPr>
+          <w:p>
+            <w:pPr>
+              <w:spacing w:before="0" w:after="0" w:line="278" w:lineRule="auto"/>
+              <w:jc w:val="left"/>
+            </w:pPr>
+            <w:r>
+              <w:rPr>
+                <w:rFonts w:ascii="맑은 고딕" w:hAnsi="맑은 고딕" w:eastAsia="맑은 고딕"/>
+                <w:b w:val="0"/>
+                <w:i w:val="0"/>
+                <w:color w:val="1A1A1A"/>
+                <w:sz w:val="16"/>
+              </w:rPr>
+              <w:t>−57경주</w:t>
+            </w:r>
+          </w:p>
+        </w:tc>
+        <w:tc>
+          <w:tcPr>
+            <w:tcW w:type="dxa" w:w="1550"/>
+            <w:tcMar>
+              <w:top w:w="90" w:type="dxa"/>
+              <w:start w:w="110" w:type="dxa"/>
+              <w:bottom w:w="90" w:type="dxa"/>
+              <w:end w:w="110" w:type="dxa"/>
+            </w:tcMar>
+            <w:vAlign w:val="center"/>
+            <w:shd w:fill="F4F6F8"/>
+          </w:tcPr>
+          <w:p>
+            <w:pPr>
+              <w:spacing w:before="0" w:after="0" w:line="278" w:lineRule="auto"/>
+              <w:jc w:val="left"/>
+            </w:pPr>
+            <w:r>
+              <w:rPr>
+                <w:rFonts w:ascii="맑은 고딕" w:hAnsi="맑은 고딕" w:eastAsia="맑은 고딕"/>
+                <w:b w:val="0"/>
+                <w:i w:val="0"/>
+                <w:color w:val="1A1A1A"/>
+                <w:sz w:val="16"/>
+              </w:rPr>
+              <w:t>탈락</w:t>
+            </w:r>
+          </w:p>
+        </w:tc>
+      </w:tr>
+      <w:tr>
+        <w:trPr>
+          <w:cantSplit/>
+        </w:trPr>
+        <w:tc>
+          <w:tcPr>
+            <w:tcW w:type="dxa" w:w="1900"/>
+            <w:tcMar>
+              <w:top w:w="90" w:type="dxa"/>
+              <w:start w:w="110" w:type="dxa"/>
+              <w:bottom w:w="90" w:type="dxa"/>
+              <w:end w:w="110" w:type="dxa"/>
+            </w:tcMar>
+            <w:vAlign w:val="center"/>
+            <w:shd w:fill="FFFFFF"/>
+          </w:tcPr>
+          <w:p>
+            <w:pPr>
+              <w:spacing w:before="0" w:after="0" w:line="278" w:lineRule="auto"/>
+              <w:jc w:val="center"/>
+            </w:pPr>
+            <w:r>
+              <w:rPr>
+                <w:rFonts w:ascii="맑은 고딕" w:hAnsi="맑은 고딕" w:eastAsia="맑은 고딕"/>
+                <w:b w:val="0"/>
+                <w:i w:val="0"/>
+                <w:color w:val="1A1A1A"/>
+                <w:sz w:val="16"/>
+              </w:rPr>
+              <w:t>R2 랭커</w:t>
+            </w:r>
+          </w:p>
+        </w:tc>
+        <w:tc>
+          <w:tcPr>
+            <w:tcW w:type="dxa" w:w="1350"/>
+            <w:tcMar>
+              <w:top w:w="90" w:type="dxa"/>
+              <w:start w:w="110" w:type="dxa"/>
+              <w:bottom w:w="90" w:type="dxa"/>
+              <w:end w:w="110" w:type="dxa"/>
+            </w:tcMar>
+            <w:vAlign w:val="center"/>
+            <w:shd w:fill="FFFFFF"/>
+          </w:tcPr>
+          <w:p>
+            <w:pPr>
+              <w:spacing w:before="0" w:after="0" w:line="278" w:lineRule="auto"/>
+              <w:jc w:val="left"/>
+            </w:pPr>
+            <w:r>
+              <w:rPr>
+                <w:rFonts w:ascii="맑은 고딕" w:hAnsi="맑은 고딕" w:eastAsia="맑은 고딕"/>
+                <w:b w:val="0"/>
+                <w:i w:val="0"/>
+                <w:color w:val="1A1A1A"/>
+                <w:sz w:val="16"/>
+              </w:rPr>
+              <w:t>1.967320</w:t>
+            </w:r>
+          </w:p>
+        </w:tc>
+        <w:tc>
+          <w:tcPr>
+            <w:tcW w:type="dxa" w:w="1350"/>
+            <w:tcMar>
+              <w:top w:w="90" w:type="dxa"/>
+              <w:start w:w="110" w:type="dxa"/>
+              <w:bottom w:w="90" w:type="dxa"/>
+              <w:end w:w="110" w:type="dxa"/>
+            </w:tcMar>
+            <w:vAlign w:val="center"/>
+            <w:shd w:fill="FFFFFF"/>
+          </w:tcPr>
+          <w:p>
+            <w:pPr>
+              <w:spacing w:before="0" w:after="0" w:line="278" w:lineRule="auto"/>
+              <w:jc w:val="left"/>
+            </w:pPr>
+            <w:r>
+              <w:rPr>
+                <w:rFonts w:ascii="맑은 고딕" w:hAnsi="맑은 고딕" w:eastAsia="맑은 고딕"/>
+                <w:b w:val="0"/>
+                <w:i w:val="0"/>
+                <w:color w:val="1A1A1A"/>
+                <w:sz w:val="16"/>
+              </w:rPr>
+              <w:t>0.819832</w:t>
+            </w:r>
+          </w:p>
+        </w:tc>
+        <w:tc>
+          <w:tcPr>
+            <w:tcW w:type="dxa" w:w="1400"/>
+            <w:tcMar>
+              <w:top w:w="90" w:type="dxa"/>
+              <w:start w:w="110" w:type="dxa"/>
+              <w:bottom w:w="90" w:type="dxa"/>
+              <w:end w:w="110" w:type="dxa"/>
+            </w:tcMar>
+            <w:vAlign w:val="center"/>
+            <w:shd w:fill="FFFFFF"/>
+          </w:tcPr>
+          <w:p>
+            <w:pPr>
+              <w:spacing w:before="0" w:after="0" w:line="278" w:lineRule="auto"/>
+              <w:jc w:val="left"/>
+            </w:pPr>
+            <w:r>
+              <w:rPr>
+                <w:rFonts w:ascii="맑은 고딕" w:hAnsi="맑은 고딕" w:eastAsia="맑은 고딕"/>
+                <w:b w:val="0"/>
+                <w:i w:val="0"/>
+                <w:color w:val="1A1A1A"/>
+                <w:sz w:val="16"/>
+              </w:rPr>
+              <w:t>193/641</w:t>
+            </w:r>
+          </w:p>
+        </w:tc>
+        <w:tc>
+          <w:tcPr>
+            <w:tcW w:type="dxa" w:w="1450"/>
+            <w:tcMar>
+              <w:top w:w="90" w:type="dxa"/>
+              <w:start w:w="110" w:type="dxa"/>
+              <w:bottom w:w="90" w:type="dxa"/>
+              <w:end w:w="110" w:type="dxa"/>
+            </w:tcMar>
+            <w:vAlign w:val="center"/>
+            <w:shd w:fill="FFFFFF"/>
+          </w:tcPr>
+          <w:p>
+            <w:pPr>
+              <w:spacing w:before="0" w:after="0" w:line="278" w:lineRule="auto"/>
+              <w:jc w:val="left"/>
+            </w:pPr>
+            <w:r>
+              <w:rPr>
+                <w:rFonts w:ascii="맑은 고딕" w:hAnsi="맑은 고딕" w:eastAsia="맑은 고딕"/>
+                <w:b w:val="0"/>
+                <w:i w:val="0"/>
+                <w:color w:val="1A1A1A"/>
+                <w:sz w:val="16"/>
+              </w:rPr>
+              <w:t>−54경주</w:t>
+            </w:r>
+          </w:p>
+        </w:tc>
+        <w:tc>
+          <w:tcPr>
+            <w:tcW w:type="dxa" w:w="1550"/>
+            <w:tcMar>
+              <w:top w:w="90" w:type="dxa"/>
+              <w:start w:w="110" w:type="dxa"/>
+              <w:bottom w:w="90" w:type="dxa"/>
+              <w:end w:w="110" w:type="dxa"/>
+            </w:tcMar>
+            <w:vAlign w:val="center"/>
+            <w:shd w:fill="FFFFFF"/>
+          </w:tcPr>
+          <w:p>
+            <w:pPr>
+              <w:spacing w:before="0" w:after="0" w:line="278" w:lineRule="auto"/>
+              <w:jc w:val="left"/>
+            </w:pPr>
+            <w:r>
+              <w:rPr>
+                <w:rFonts w:ascii="맑은 고딕" w:hAnsi="맑은 고딕" w:eastAsia="맑은 고딕"/>
+                <w:b w:val="0"/>
+                <w:i w:val="0"/>
+                <w:color w:val="1A1A1A"/>
+                <w:sz w:val="16"/>
+              </w:rPr>
+              <w:t>탈락</w:t>
+            </w:r>
+          </w:p>
+        </w:tc>
+      </w:tr>
+      <w:tr>
+        <w:trPr>
+          <w:cantSplit/>
+        </w:trPr>
+        <w:tc>
+          <w:tcPr>
+            <w:tcW w:type="dxa" w:w="1900"/>
+            <w:tcMar>
+              <w:top w:w="90" w:type="dxa"/>
+              <w:start w:w="110" w:type="dxa"/>
+              <w:bottom w:w="90" w:type="dxa"/>
+              <w:end w:w="110" w:type="dxa"/>
+            </w:tcMar>
+            <w:vAlign w:val="center"/>
+            <w:shd w:fill="F4F6F8"/>
+          </w:tcPr>
+          <w:p>
+            <w:pPr>
+              <w:spacing w:before="0" w:after="0" w:line="278" w:lineRule="auto"/>
+              <w:jc w:val="center"/>
+            </w:pPr>
+            <w:r>
+              <w:rPr>
+                <w:rFonts w:ascii="맑은 고딕" w:hAnsi="맑은 고딕" w:eastAsia="맑은 고딕"/>
+                <w:b w:val="0"/>
+                <w:i w:val="0"/>
+                <w:color w:val="1A1A1A"/>
+                <w:sz w:val="16"/>
+              </w:rPr>
+              <w:t>R3 고정 혼합</w:t>
+            </w:r>
+          </w:p>
+        </w:tc>
+        <w:tc>
+          <w:tcPr>
+            <w:tcW w:type="dxa" w:w="1350"/>
+            <w:tcMar>
+              <w:top w:w="90" w:type="dxa"/>
+              <w:start w:w="110" w:type="dxa"/>
+              <w:bottom w:w="90" w:type="dxa"/>
+              <w:end w:w="110" w:type="dxa"/>
+            </w:tcMar>
+            <w:vAlign w:val="center"/>
+            <w:shd w:fill="F4F6F8"/>
+          </w:tcPr>
+          <w:p>
+            <w:pPr>
+              <w:spacing w:before="0" w:after="0" w:line="278" w:lineRule="auto"/>
+              <w:jc w:val="left"/>
+            </w:pPr>
+            <w:r>
+              <w:rPr>
+                <w:rFonts w:ascii="맑은 고딕" w:hAnsi="맑은 고딕" w:eastAsia="맑은 고딕"/>
+                <w:b w:val="0"/>
+                <w:i w:val="0"/>
+                <w:color w:val="1A1A1A"/>
+                <w:sz w:val="16"/>
+              </w:rPr>
+              <w:t>1.773358</w:t>
+            </w:r>
+          </w:p>
+        </w:tc>
+        <w:tc>
+          <w:tcPr>
+            <w:tcW w:type="dxa" w:w="1350"/>
+            <w:tcMar>
+              <w:top w:w="90" w:type="dxa"/>
+              <w:start w:w="110" w:type="dxa"/>
+              <w:bottom w:w="90" w:type="dxa"/>
+              <w:end w:w="110" w:type="dxa"/>
+            </w:tcMar>
+            <w:vAlign w:val="center"/>
+            <w:shd w:fill="F4F6F8"/>
+          </w:tcPr>
+          <w:p>
+            <w:pPr>
+              <w:spacing w:before="0" w:after="0" w:line="278" w:lineRule="auto"/>
+              <w:jc w:val="left"/>
+            </w:pPr>
+            <w:r>
+              <w:rPr>
+                <w:rFonts w:ascii="맑은 고딕" w:hAnsi="맑은 고딕" w:eastAsia="맑은 고딕"/>
+                <w:b w:val="0"/>
+                <w:i w:val="0"/>
+                <w:color w:val="1A1A1A"/>
+                <w:sz w:val="16"/>
+              </w:rPr>
+              <w:t>0.762075</w:t>
+            </w:r>
+          </w:p>
+        </w:tc>
+        <w:tc>
+          <w:tcPr>
+            <w:tcW w:type="dxa" w:w="1400"/>
+            <w:tcMar>
+              <w:top w:w="90" w:type="dxa"/>
+              <w:start w:w="110" w:type="dxa"/>
+              <w:bottom w:w="90" w:type="dxa"/>
+              <w:end w:w="110" w:type="dxa"/>
+            </w:tcMar>
+            <w:vAlign w:val="center"/>
+            <w:shd w:fill="F4F6F8"/>
+          </w:tcPr>
+          <w:p>
+            <w:pPr>
+              <w:spacing w:before="0" w:after="0" w:line="278" w:lineRule="auto"/>
+              <w:jc w:val="left"/>
+            </w:pPr>
+            <w:r>
+              <w:rPr>
+                <w:rFonts w:ascii="맑은 고딕" w:hAnsi="맑은 고딕" w:eastAsia="맑은 고딕"/>
+                <w:b w:val="0"/>
+                <w:i w:val="0"/>
+                <w:color w:val="1A1A1A"/>
+                <w:sz w:val="16"/>
+              </w:rPr>
+              <w:t>245/641</w:t>
+            </w:r>
+          </w:p>
+        </w:tc>
+        <w:tc>
+          <w:tcPr>
+            <w:tcW w:type="dxa" w:w="1450"/>
+            <w:tcMar>
+              <w:top w:w="90" w:type="dxa"/>
+              <w:start w:w="110" w:type="dxa"/>
+              <w:bottom w:w="90" w:type="dxa"/>
+              <w:end w:w="110" w:type="dxa"/>
+            </w:tcMar>
+            <w:vAlign w:val="center"/>
+            <w:shd w:fill="F4F6F8"/>
+          </w:tcPr>
+          <w:p>
+            <w:pPr>
+              <w:spacing w:before="0" w:after="0" w:line="278" w:lineRule="auto"/>
+              <w:jc w:val="left"/>
+            </w:pPr>
+            <w:r>
+              <w:rPr>
+                <w:rFonts w:ascii="맑은 고딕" w:hAnsi="맑은 고딕" w:eastAsia="맑은 고딕"/>
+                <w:b w:val="0"/>
+                <w:i w:val="0"/>
+                <w:color w:val="1A1A1A"/>
+                <w:sz w:val="16"/>
+              </w:rPr>
+              <w:t>−2경주</w:t>
+            </w:r>
+          </w:p>
+        </w:tc>
+        <w:tc>
+          <w:tcPr>
+            <w:tcW w:type="dxa" w:w="1550"/>
+            <w:tcMar>
+              <w:top w:w="90" w:type="dxa"/>
+              <w:start w:w="110" w:type="dxa"/>
+              <w:bottom w:w="90" w:type="dxa"/>
+              <w:end w:w="110" w:type="dxa"/>
+            </w:tcMar>
+            <w:vAlign w:val="center"/>
+            <w:shd w:fill="F4F6F8"/>
+          </w:tcPr>
+          <w:p>
+            <w:pPr>
+              <w:spacing w:before="0" w:after="0" w:line="278" w:lineRule="auto"/>
+              <w:jc w:val="left"/>
+            </w:pPr>
+            <w:r>
+              <w:rPr>
+                <w:rFonts w:ascii="맑은 고딕" w:hAnsi="맑은 고딕" w:eastAsia="맑은 고딕"/>
+                <w:b w:val="0"/>
+                <w:i w:val="0"/>
+                <w:color w:val="1A1A1A"/>
+                <w:sz w:val="16"/>
+              </w:rPr>
+              <w:t>통과</w:t>
+            </w:r>
+          </w:p>
+        </w:tc>
+      </w:tr>
+      <w:tr>
+        <w:trPr>
+          <w:cantSplit/>
+        </w:trPr>
+        <w:tc>
+          <w:tcPr>
+            <w:tcW w:type="dxa" w:w="1900"/>
+            <w:tcMar>
+              <w:top w:w="90" w:type="dxa"/>
+              <w:start w:w="110" w:type="dxa"/>
+              <w:bottom w:w="90" w:type="dxa"/>
+              <w:end w:w="110" w:type="dxa"/>
+            </w:tcMar>
+            <w:vAlign w:val="center"/>
+            <w:shd w:fill="FFFFFF"/>
+          </w:tcPr>
+          <w:p>
+            <w:pPr>
+              <w:spacing w:before="0" w:after="0" w:line="278" w:lineRule="auto"/>
+              <w:jc w:val="center"/>
+            </w:pPr>
+            <w:r>
+              <w:rPr>
+                <w:rFonts w:ascii="맑은 고딕" w:hAnsi="맑은 고딕" w:eastAsia="맑은 고딕"/>
+                <w:b w:val="0"/>
+                <w:i w:val="0"/>
+                <w:color w:val="1A1A1A"/>
+                <w:sz w:val="16"/>
+              </w:rPr>
+              <w:t>R4 적응 게이트</w:t>
+            </w:r>
+          </w:p>
+        </w:tc>
+        <w:tc>
+          <w:tcPr>
+            <w:tcW w:type="dxa" w:w="1350"/>
+            <w:tcMar>
+              <w:top w:w="90" w:type="dxa"/>
+              <w:start w:w="110" w:type="dxa"/>
+              <w:bottom w:w="90" w:type="dxa"/>
+              <w:end w:w="110" w:type="dxa"/>
+            </w:tcMar>
+            <w:vAlign w:val="center"/>
+            <w:shd w:fill="FFFFFF"/>
+          </w:tcPr>
+          <w:p>
+            <w:pPr>
+              <w:spacing w:before="0" w:after="0" w:line="278" w:lineRule="auto"/>
+              <w:jc w:val="left"/>
+            </w:pPr>
+            <w:r>
+              <w:rPr>
+                <w:rFonts w:ascii="맑은 고딕" w:hAnsi="맑은 고딕" w:eastAsia="맑은 고딕"/>
+                <w:b w:val="0"/>
+                <w:i w:val="0"/>
+                <w:color w:val="1A1A1A"/>
+                <w:sz w:val="16"/>
+              </w:rPr>
+              <w:t>1.774241</w:t>
+            </w:r>
+          </w:p>
+        </w:tc>
+        <w:tc>
+          <w:tcPr>
+            <w:tcW w:type="dxa" w:w="1350"/>
+            <w:tcMar>
+              <w:top w:w="90" w:type="dxa"/>
+              <w:start w:w="110" w:type="dxa"/>
+              <w:bottom w:w="90" w:type="dxa"/>
+              <w:end w:w="110" w:type="dxa"/>
+            </w:tcMar>
+            <w:vAlign w:val="center"/>
+            <w:shd w:fill="FFFFFF"/>
+          </w:tcPr>
+          <w:p>
+            <w:pPr>
+              <w:spacing w:before="0" w:after="0" w:line="278" w:lineRule="auto"/>
+              <w:jc w:val="left"/>
+            </w:pPr>
+            <w:r>
+              <w:rPr>
+                <w:rFonts w:ascii="맑은 고딕" w:hAnsi="맑은 고딕" w:eastAsia="맑은 고딕"/>
+                <w:b w:val="0"/>
+                <w:i w:val="0"/>
+                <w:color w:val="1A1A1A"/>
+                <w:sz w:val="16"/>
+              </w:rPr>
+              <w:t>0.762298</w:t>
+            </w:r>
+          </w:p>
+        </w:tc>
+        <w:tc>
+          <w:tcPr>
+            <w:tcW w:type="dxa" w:w="1400"/>
+            <w:tcMar>
+              <w:top w:w="90" w:type="dxa"/>
+              <w:start w:w="110" w:type="dxa"/>
+              <w:bottom w:w="90" w:type="dxa"/>
+              <w:end w:w="110" w:type="dxa"/>
+            </w:tcMar>
+            <w:vAlign w:val="center"/>
+            <w:shd w:fill="FFFFFF"/>
+          </w:tcPr>
+          <w:p>
+            <w:pPr>
+              <w:spacing w:before="0" w:after="0" w:line="278" w:lineRule="auto"/>
+              <w:jc w:val="left"/>
+            </w:pPr>
+            <w:r>
+              <w:rPr>
+                <w:rFonts w:ascii="맑은 고딕" w:hAnsi="맑은 고딕" w:eastAsia="맑은 고딕"/>
+                <w:b w:val="0"/>
+                <w:i w:val="0"/>
+                <w:color w:val="1A1A1A"/>
+                <w:sz w:val="16"/>
+              </w:rPr>
+              <w:t>249/641</w:t>
+            </w:r>
+          </w:p>
+        </w:tc>
+        <w:tc>
+          <w:tcPr>
+            <w:tcW w:type="dxa" w:w="1450"/>
+            <w:tcMar>
+              <w:top w:w="90" w:type="dxa"/>
+              <w:start w:w="110" w:type="dxa"/>
+              <w:bottom w:w="90" w:type="dxa"/>
+              <w:end w:w="110" w:type="dxa"/>
+            </w:tcMar>
+            <w:vAlign w:val="center"/>
+            <w:shd w:fill="FFFFFF"/>
+          </w:tcPr>
+          <w:p>
+            <w:pPr>
+              <w:spacing w:before="0" w:after="0" w:line="278" w:lineRule="auto"/>
+              <w:jc w:val="left"/>
+            </w:pPr>
+            <w:r>
+              <w:rPr>
+                <w:rFonts w:ascii="맑은 고딕" w:hAnsi="맑은 고딕" w:eastAsia="맑은 고딕"/>
+                <w:b w:val="0"/>
+                <w:i w:val="0"/>
+                <w:color w:val="1A1A1A"/>
+                <w:sz w:val="16"/>
+              </w:rPr>
+              <w:t>+2경주</w:t>
+            </w:r>
+          </w:p>
+        </w:tc>
+        <w:tc>
+          <w:tcPr>
+            <w:tcW w:type="dxa" w:w="1550"/>
+            <w:tcMar>
+              <w:top w:w="90" w:type="dxa"/>
+              <w:start w:w="110" w:type="dxa"/>
+              <w:bottom w:w="90" w:type="dxa"/>
+              <w:end w:w="110" w:type="dxa"/>
+            </w:tcMar>
+            <w:vAlign w:val="center"/>
+            <w:shd w:fill="FFFFFF"/>
+          </w:tcPr>
+          <w:p>
+            <w:pPr>
+              <w:spacing w:before="0" w:after="0" w:line="278" w:lineRule="auto"/>
+              <w:jc w:val="left"/>
+            </w:pPr>
+            <w:r>
+              <w:rPr>
+                <w:rFonts w:ascii="맑은 고딕" w:hAnsi="맑은 고딕" w:eastAsia="맑은 고딕"/>
+                <w:b w:val="0"/>
+                <w:i w:val="0"/>
+                <w:color w:val="1A1A1A"/>
+                <w:sz w:val="16"/>
+              </w:rPr>
+              <w:t>통과·선택</w:t>
+            </w:r>
+          </w:p>
+        </w:tc>
+      </w:tr>
+    </w:tbl>
+    <w:p>
+      <w:pPr>
+        <w:pageBreakBefore w:val="0"/>
+        <w:widowControl/>
+        <w:spacing w:before="40" w:after="160" w:line="276" w:lineRule="auto"/>
+        <w:jc w:val="left"/>
+      </w:pPr>
+      <w:r>
+        <w:rPr>
+          <w:rFonts w:ascii="맑은 고딕" w:hAnsi="맑은 고딕" w:eastAsia="맑은 고딕"/>
+          <w:b w:val="0"/>
+          <w:i w:val="0"/>
+          <w:color w:val="666666"/>
+          <w:sz w:val="16"/>
+        </w:rPr>
+        <w:t>표 4.2-6. 27단계 동일 Calibration 641경주 비교. 고유 Top-1 동률 규칙을 적용했다.</w:t>
+      </w:r>
+    </w:p>
+    <w:tbl>
+      <w:tblPr>
+        <w:tblW w:type="dxa" w:w="9000"/>
+        <w:tblLayout w:type="fixed"/>
+        <w:tblLook w:firstColumn="1" w:firstRow="1" w:lastColumn="0" w:lastRow="0" w:noHBand="0" w:noVBand="1" w:val="04A0"/>
+        <w:tblInd w:w="0" w:type="dxa"/>
+      </w:tblPr>
+      <w:tblGrid>
+        <w:gridCol w:w="9000"/>
+      </w:tblGrid>
+      <w:tr>
+        <w:trPr>
+          <w:cantSplit/>
+        </w:trPr>
+        <w:tc>
+          <w:tcPr>
+            <w:tcW w:type="dxa" w:w="9000"/>
+            <w:shd w:fill="EEF5FB"/>
+            <w:tcMar>
+              <w:top w:w="150" w:type="dxa"/>
+              <w:start w:w="180" w:type="dxa"/>
+              <w:bottom w:w="150" w:type="dxa"/>
+              <w:end w:w="180" w:type="dxa"/>
+            </w:tcMar>
+          </w:tcPr>
+          <w:p>
+            <w:pPr>
+              <w:spacing w:after="80"/>
+            </w:pPr>
+            <w:r/>
+            <w:r>
+              <w:rPr>
+                <w:rFonts w:ascii="맑은 고딕" w:hAnsi="맑은 고딕" w:eastAsia="맑은 고딕"/>
+                <w:b/>
+                <w:i w:val="0"/>
+                <w:color w:val="1F4E79"/>
+                <w:sz w:val="19"/>
+              </w:rPr>
+              <w:t>왜 Log Loss가 가장 좋은 R3가 아니라 R4인가</w:t>
+            </w:r>
+          </w:p>
+          <w:p>
+            <w:pPr>
+              <w:spacing w:after="60" w:line="300" w:lineRule="auto"/>
+            </w:pPr>
+            <w:r>
+              <w:rPr>
+                <w:rFonts w:ascii="맑은 고딕" w:hAnsi="맑은 고딕" w:eastAsia="맑은 고딕"/>
+                <w:b w:val="0"/>
+                <w:i w:val="0"/>
+                <w:color w:val="1A1A1A"/>
+                <w:sz w:val="18"/>
+              </w:rPr>
+              <w:t>후보 선택 순서는 먼저 ΔLogLoss와 ΔBrier가 음수인 후보를 제거하고, 통과 후보 중 Top-1을 최대화하는 것입니다.</w:t>
+            </w:r>
+          </w:p>
+          <w:p>
+            <w:pPr>
+              <w:spacing w:after="60" w:line="300" w:lineRule="auto"/>
+            </w:pPr>
+            <w:r>
+              <w:rPr>
+                <w:rFonts w:ascii="맑은 고딕" w:hAnsi="맑은 고딕" w:eastAsia="맑은 고딕"/>
+                <w:b w:val="0"/>
+                <w:i w:val="0"/>
+                <w:color w:val="1A1A1A"/>
+                <w:sz w:val="18"/>
+              </w:rPr>
+              <w:t>R3는 손실이 가장 낮지만 시장보다 2경주 적게 맞혔습니다. R4는 손실이 시장보다 낮으면서 Top-1을 2경주 늘렸기 때문에 사전 규칙에 따라 선택됐습니다.</w:t>
+            </w:r>
+          </w:p>
+          <w:p>
+            <w:pPr>
+              <w:spacing w:after="60" w:line="300" w:lineRule="auto"/>
+            </w:pPr>
+            <w:r>
+              <w:rPr>
+                <w:rFonts w:ascii="맑은 고딕" w:hAnsi="맑은 고딕" w:eastAsia="맑은 고딕"/>
+                <w:b w:val="0"/>
+                <w:i w:val="0"/>
+                <w:color w:val="1A1A1A"/>
+                <w:sz w:val="18"/>
+              </w:rPr>
+              <w:t>정확도만 최대화한 후보는 252/641로 +5경주였지만 Log Loss와 Brier가 모두 악화되어 탈락했습니다. 이 제약이 확률 품질을 지키는 안전장치입니다.</w:t>
+            </w:r>
+          </w:p>
+        </w:tc>
+      </w:tr>
+    </w:tbl>
+    <w:p>
+      <w:pPr>
+        <w:spacing w:after="60"/>
+      </w:pPr>
+    </w:p>
+    <w:p>
+      <w:pPr>
+        <w:pStyle w:val="Heading3"/>
+        <w:keepNext/>
+        <w:pageBreakBefore w:val="0"/>
+        <w:spacing w:before="240" w:after="100"/>
+      </w:pPr>
+      <w:r>
+        <w:rPr>
+          <w:rFonts w:ascii="맑은 고딕" w:hAnsi="맑은 고딕" w:eastAsia="맑은 고딕"/>
+          <w:b/>
+          <w:i w:val="0"/>
+          <w:color w:val="333333"/>
+          <w:sz w:val="21"/>
+        </w:rPr>
+        <w:t>4.2.6 27단계가 남긴 최종 상태</w:t>
+      </w:r>
+    </w:p>
+    <w:tbl>
+      <w:tblPr>
+        <w:tblW w:type="dxa" w:w="9000"/>
+        <w:tblLayout w:type="fixed"/>
+        <w:tblLook w:firstColumn="1" w:firstRow="1" w:lastColumn="0" w:lastRow="0" w:noHBand="0" w:noVBand="1" w:val="04A0"/>
+        <w:tblInd w:w="0" w:type="dxa"/>
+      </w:tblPr>
+      <w:tblGrid>
+        <w:gridCol w:w="2700"/>
+        <w:gridCol w:w="6300"/>
+      </w:tblGrid>
+      <w:tr>
+        <w:trPr>
+          <w:cantSplit/>
+          <w:tblHeader w:val="true"/>
+        </w:trPr>
+        <w:tc>
+          <w:tcPr>
+            <w:tcW w:type="dxa" w:w="2700"/>
+            <w:tcMar>
+              <w:top w:w="90" w:type="dxa"/>
+              <w:start w:w="110" w:type="dxa"/>
+              <w:bottom w:w="90" w:type="dxa"/>
+              <w:end w:w="110" w:type="dxa"/>
+            </w:tcMar>
+            <w:vAlign w:val="center"/>
+            <w:shd w:fill="1F4E79"/>
+          </w:tcPr>
+          <w:p>
+            <w:pPr>
+              <w:spacing w:before="0" w:after="0" w:line="278" w:lineRule="auto"/>
+              <w:jc w:val="center"/>
+            </w:pPr>
+            <w:r>
+              <w:rPr>
+                <w:rFonts w:ascii="맑은 고딕" w:hAnsi="맑은 고딕" w:eastAsia="맑은 고딕"/>
+                <w:b/>
+                <w:i w:val="0"/>
+                <w:color w:val="FFFFFF"/>
+                <w:sz w:val="17"/>
+              </w:rPr>
+              <w:t>항목</w:t>
+            </w:r>
+          </w:p>
+        </w:tc>
+        <w:tc>
+          <w:tcPr>
+            <w:tcW w:type="dxa" w:w="6300"/>
+            <w:tcMar>
+              <w:top w:w="90" w:type="dxa"/>
+              <w:start w:w="110" w:type="dxa"/>
+              <w:bottom w:w="90" w:type="dxa"/>
+              <w:end w:w="110" w:type="dxa"/>
+            </w:tcMar>
+            <w:vAlign w:val="center"/>
+            <w:shd w:fill="1F4E79"/>
+          </w:tcPr>
+          <w:p>
+            <w:pPr>
+              <w:spacing w:before="0" w:after="0" w:line="278" w:lineRule="auto"/>
+              <w:jc w:val="left"/>
+            </w:pPr>
+            <w:r>
+              <w:rPr>
+                <w:rFonts w:ascii="맑은 고딕" w:hAnsi="맑은 고딕" w:eastAsia="맑은 고딕"/>
+                <w:b/>
+                <w:i w:val="0"/>
+                <w:color w:val="FFFFFF"/>
+                <w:sz w:val="17"/>
+              </w:rPr>
+              <w:t>동결 값</w:t>
+            </w:r>
+          </w:p>
+        </w:tc>
+      </w:tr>
+      <w:tr>
+        <w:trPr>
+          <w:cantSplit/>
+        </w:trPr>
+        <w:tc>
+          <w:tcPr>
+            <w:tcW w:type="dxa" w:w="2700"/>
+            <w:tcMar>
+              <w:top w:w="90" w:type="dxa"/>
+              <w:start w:w="110" w:type="dxa"/>
+              <w:bottom w:w="90" w:type="dxa"/>
+              <w:end w:w="110" w:type="dxa"/>
+            </w:tcMar>
+            <w:vAlign w:val="center"/>
+            <w:shd w:fill="FFFFFF"/>
+          </w:tcPr>
+          <w:p>
+            <w:pPr>
+              <w:spacing w:before="0" w:after="0" w:line="278" w:lineRule="auto"/>
+              <w:jc w:val="center"/>
+            </w:pPr>
+            <w:r>
+              <w:rPr>
+                <w:rFonts w:ascii="맑은 고딕" w:hAnsi="맑은 고딕" w:eastAsia="맑은 고딕"/>
+                <w:b w:val="0"/>
+                <w:i w:val="0"/>
+                <w:color w:val="1A1A1A"/>
+                <w:sz w:val="17"/>
+              </w:rPr>
+              <w:t>challenger_id</w:t>
+            </w:r>
+          </w:p>
+        </w:tc>
+        <w:tc>
+          <w:tcPr>
+            <w:tcW w:type="dxa" w:w="6300"/>
+            <w:tcMar>
+              <w:top w:w="90" w:type="dxa"/>
+              <w:start w:w="110" w:type="dxa"/>
+              <w:bottom w:w="90" w:type="dxa"/>
+              <w:end w:w="110" w:type="dxa"/>
+            </w:tcMar>
+            <w:vAlign w:val="center"/>
+            <w:shd w:fill="FFFFFF"/>
+          </w:tcPr>
+          <w:p>
+            <w:pPr>
+              <w:spacing w:before="0" w:after="0" w:line="278" w:lineRule="auto"/>
+              <w:jc w:val="left"/>
+            </w:pPr>
+            <w:r>
+              <w:rPr>
+                <w:rFonts w:ascii="맑은 고딕" w:hAnsi="맑은 고딕" w:eastAsia="맑은 고딕"/>
+                <w:b w:val="0"/>
+                <w:i w:val="0"/>
+                <w:color w:val="1A1A1A"/>
+                <w:sz w:val="17"/>
+              </w:rPr>
+              <w:t>r4_gate_ranker_t065_gate065_l030_v1</w:t>
+            </w:r>
+          </w:p>
+        </w:tc>
+      </w:tr>
+      <w:tr>
+        <w:trPr>
+          <w:cantSplit/>
+        </w:trPr>
+        <w:tc>
+          <w:tcPr>
+            <w:tcW w:type="dxa" w:w="2700"/>
+            <w:tcMar>
+              <w:top w:w="90" w:type="dxa"/>
+              <w:start w:w="110" w:type="dxa"/>
+              <w:bottom w:w="90" w:type="dxa"/>
+              <w:end w:w="110" w:type="dxa"/>
+            </w:tcMar>
+            <w:vAlign w:val="center"/>
+            <w:shd w:fill="F4F6F8"/>
+          </w:tcPr>
+          <w:p>
+            <w:pPr>
+              <w:spacing w:before="0" w:after="0" w:line="278" w:lineRule="auto"/>
+              <w:jc w:val="center"/>
+            </w:pPr>
+            <w:r>
+              <w:rPr>
+                <w:rFonts w:ascii="맑은 고딕" w:hAnsi="맑은 고딕" w:eastAsia="맑은 고딕"/>
+                <w:b w:val="0"/>
+                <w:i w:val="0"/>
+                <w:color w:val="1A1A1A"/>
+                <w:sz w:val="17"/>
+              </w:rPr>
+              <w:t>랭커 확률 온도</w:t>
+            </w:r>
+          </w:p>
+        </w:tc>
+        <w:tc>
+          <w:tcPr>
+            <w:tcW w:type="dxa" w:w="6300"/>
+            <w:tcMar>
+              <w:top w:w="90" w:type="dxa"/>
+              <w:start w:w="110" w:type="dxa"/>
+              <w:bottom w:w="90" w:type="dxa"/>
+              <w:end w:w="110" w:type="dxa"/>
+            </w:tcMar>
+            <w:vAlign w:val="center"/>
+            <w:shd w:fill="F4F6F8"/>
+          </w:tcPr>
+          <w:p>
+            <w:pPr>
+              <w:spacing w:before="0" w:after="0" w:line="278" w:lineRule="auto"/>
+              <w:jc w:val="left"/>
+            </w:pPr>
+            <w:r>
+              <w:rPr>
+                <w:rFonts w:ascii="맑은 고딕" w:hAnsi="맑은 고딕" w:eastAsia="맑은 고딕"/>
+                <w:b w:val="0"/>
+                <w:i w:val="0"/>
+                <w:color w:val="1A1A1A"/>
+                <w:sz w:val="17"/>
+              </w:rPr>
+              <w:t>T_rank = 0.65</w:t>
+            </w:r>
+          </w:p>
+        </w:tc>
+      </w:tr>
+      <w:tr>
+        <w:trPr>
+          <w:cantSplit/>
+        </w:trPr>
+        <w:tc>
+          <w:tcPr>
+            <w:tcW w:type="dxa" w:w="2700"/>
+            <w:tcMar>
+              <w:top w:w="90" w:type="dxa"/>
+              <w:start w:w="110" w:type="dxa"/>
+              <w:bottom w:w="90" w:type="dxa"/>
+              <w:end w:w="110" w:type="dxa"/>
+            </w:tcMar>
+            <w:vAlign w:val="center"/>
+            <w:shd w:fill="FFFFFF"/>
+          </w:tcPr>
+          <w:p>
+            <w:pPr>
+              <w:spacing w:before="0" w:after="0" w:line="278" w:lineRule="auto"/>
+              <w:jc w:val="center"/>
+            </w:pPr>
+            <w:r>
+              <w:rPr>
+                <w:rFonts w:ascii="맑은 고딕" w:hAnsi="맑은 고딕" w:eastAsia="맑은 고딕"/>
+                <w:b w:val="0"/>
+                <w:i w:val="0"/>
+                <w:color w:val="1A1A1A"/>
+                <w:sz w:val="17"/>
+              </w:rPr>
+              <w:t>게이트 임계값</w:t>
+            </w:r>
+          </w:p>
+        </w:tc>
+        <w:tc>
+          <w:tcPr>
+            <w:tcW w:type="dxa" w:w="6300"/>
+            <w:tcMar>
+              <w:top w:w="90" w:type="dxa"/>
+              <w:start w:w="110" w:type="dxa"/>
+              <w:bottom w:w="90" w:type="dxa"/>
+              <w:end w:w="110" w:type="dxa"/>
+            </w:tcMar>
+            <w:vAlign w:val="center"/>
+            <w:shd w:fill="FFFFFF"/>
+          </w:tcPr>
+          <w:p>
+            <w:pPr>
+              <w:spacing w:before="0" w:after="0" w:line="278" w:lineRule="auto"/>
+              <w:jc w:val="left"/>
+            </w:pPr>
+            <w:r>
+              <w:rPr>
+                <w:rFonts w:ascii="맑은 고딕" w:hAnsi="맑은 고딕" w:eastAsia="맑은 고딕"/>
+                <w:b w:val="0"/>
+                <w:i w:val="0"/>
+                <w:color w:val="1A1A1A"/>
+                <w:sz w:val="17"/>
+              </w:rPr>
+              <w:t>threshold = 0.65</w:t>
+            </w:r>
+          </w:p>
+        </w:tc>
+      </w:tr>
+      <w:tr>
+        <w:trPr>
+          <w:cantSplit/>
+        </w:trPr>
+        <w:tc>
+          <w:tcPr>
+            <w:tcW w:type="dxa" w:w="2700"/>
+            <w:tcMar>
+              <w:top w:w="90" w:type="dxa"/>
+              <w:start w:w="110" w:type="dxa"/>
+              <w:bottom w:w="90" w:type="dxa"/>
+              <w:end w:w="110" w:type="dxa"/>
+            </w:tcMar>
+            <w:vAlign w:val="center"/>
+            <w:shd w:fill="F4F6F8"/>
+          </w:tcPr>
+          <w:p>
+            <w:pPr>
+              <w:spacing w:before="0" w:after="0" w:line="278" w:lineRule="auto"/>
+              <w:jc w:val="center"/>
+            </w:pPr>
+            <w:r>
+              <w:rPr>
+                <w:rFonts w:ascii="맑은 고딕" w:hAnsi="맑은 고딕" w:eastAsia="맑은 고딕"/>
+                <w:b w:val="0"/>
+                <w:i w:val="0"/>
+                <w:color w:val="1A1A1A"/>
+                <w:sz w:val="17"/>
+              </w:rPr>
+              <w:t>교체 경주의 랭커 영향</w:t>
+            </w:r>
+          </w:p>
+        </w:tc>
+        <w:tc>
+          <w:tcPr>
+            <w:tcW w:type="dxa" w:w="6300"/>
+            <w:tcMar>
+              <w:top w:w="90" w:type="dxa"/>
+              <w:start w:w="110" w:type="dxa"/>
+              <w:bottom w:w="90" w:type="dxa"/>
+              <w:end w:w="110" w:type="dxa"/>
+            </w:tcMar>
+            <w:vAlign w:val="center"/>
+            <w:shd w:fill="F4F6F8"/>
+          </w:tcPr>
+          <w:p>
+            <w:pPr>
+              <w:spacing w:before="0" w:after="0" w:line="278" w:lineRule="auto"/>
+              <w:jc w:val="left"/>
+            </w:pPr>
+            <w:r>
+              <w:rPr>
+                <w:rFonts w:ascii="맑은 고딕" w:hAnsi="맑은 고딕" w:eastAsia="맑은 고딕"/>
+                <w:b w:val="0"/>
+                <w:i w:val="0"/>
+                <w:color w:val="1A1A1A"/>
+                <w:sz w:val="17"/>
+              </w:rPr>
+              <w:t>lambda_switch = 0.30</w:t>
+            </w:r>
+          </w:p>
+        </w:tc>
+      </w:tr>
+      <w:tr>
+        <w:trPr>
+          <w:cantSplit/>
+        </w:trPr>
+        <w:tc>
+          <w:tcPr>
+            <w:tcW w:type="dxa" w:w="2700"/>
+            <w:tcMar>
+              <w:top w:w="90" w:type="dxa"/>
+              <w:start w:w="110" w:type="dxa"/>
+              <w:bottom w:w="90" w:type="dxa"/>
+              <w:end w:w="110" w:type="dxa"/>
+            </w:tcMar>
+            <w:vAlign w:val="center"/>
+            <w:shd w:fill="FFFFFF"/>
+          </w:tcPr>
+          <w:p>
+            <w:pPr>
+              <w:spacing w:before="0" w:after="0" w:line="278" w:lineRule="auto"/>
+              <w:jc w:val="center"/>
+            </w:pPr>
+            <w:r>
+              <w:rPr>
+                <w:rFonts w:ascii="맑은 고딕" w:hAnsi="맑은 고딕" w:eastAsia="맑은 고딕"/>
+                <w:b w:val="0"/>
+                <w:i w:val="0"/>
+                <w:color w:val="1A1A1A"/>
+                <w:sz w:val="17"/>
+              </w:rPr>
+              <w:t>기본 행동</w:t>
+            </w:r>
+          </w:p>
+        </w:tc>
+        <w:tc>
+          <w:tcPr>
+            <w:tcW w:type="dxa" w:w="6300"/>
+            <w:tcMar>
+              <w:top w:w="90" w:type="dxa"/>
+              <w:start w:w="110" w:type="dxa"/>
+              <w:bottom w:w="90" w:type="dxa"/>
+              <w:end w:w="110" w:type="dxa"/>
+            </w:tcMar>
+            <w:vAlign w:val="center"/>
+            <w:shd w:fill="FFFFFF"/>
+          </w:tcPr>
+          <w:p>
+            <w:pPr>
+              <w:spacing w:before="0" w:after="0" w:line="278" w:lineRule="auto"/>
+              <w:jc w:val="left"/>
+            </w:pPr>
+            <w:r>
+              <w:rPr>
+                <w:rFonts w:ascii="맑은 고딕" w:hAnsi="맑은 고딕" w:eastAsia="맑은 고딕"/>
+                <w:b w:val="0"/>
+                <w:i w:val="0"/>
+                <w:color w:val="1A1A1A"/>
+                <w:sz w:val="17"/>
+              </w:rPr>
+              <w:t>keep_market, lambda_race = 0</w:t>
+            </w:r>
+          </w:p>
+        </w:tc>
+      </w:tr>
+      <w:tr>
+        <w:trPr>
+          <w:cantSplit/>
+        </w:trPr>
+        <w:tc>
+          <w:tcPr>
+            <w:tcW w:type="dxa" w:w="2700"/>
+            <w:tcMar>
+              <w:top w:w="90" w:type="dxa"/>
+              <w:start w:w="110" w:type="dxa"/>
+              <w:bottom w:w="90" w:type="dxa"/>
+              <w:end w:w="110" w:type="dxa"/>
+            </w:tcMar>
+            <w:vAlign w:val="center"/>
+            <w:shd w:fill="F4F6F8"/>
+          </w:tcPr>
+          <w:p>
+            <w:pPr>
+              <w:spacing w:before="0" w:after="0" w:line="278" w:lineRule="auto"/>
+              <w:jc w:val="center"/>
+            </w:pPr>
+            <w:r>
+              <w:rPr>
+                <w:rFonts w:ascii="맑은 고딕" w:hAnsi="맑은 고딕" w:eastAsia="맑은 고딕"/>
+                <w:b w:val="0"/>
+                <w:i w:val="0"/>
+                <w:color w:val="1A1A1A"/>
+                <w:sz w:val="17"/>
+              </w:rPr>
+              <w:t>Top-1 동률 처리</w:t>
+            </w:r>
+          </w:p>
+        </w:tc>
+        <w:tc>
+          <w:tcPr>
+            <w:tcW w:type="dxa" w:w="6300"/>
+            <w:tcMar>
+              <w:top w:w="90" w:type="dxa"/>
+              <w:start w:w="110" w:type="dxa"/>
+              <w:bottom w:w="90" w:type="dxa"/>
+              <w:end w:w="110" w:type="dxa"/>
+            </w:tcMar>
+            <w:vAlign w:val="center"/>
+            <w:shd w:fill="F4F6F8"/>
+          </w:tcPr>
+          <w:p>
+            <w:pPr>
+              <w:spacing w:before="0" w:after="0" w:line="278" w:lineRule="auto"/>
+              <w:jc w:val="left"/>
+            </w:pPr>
+            <w:r>
+              <w:rPr>
+                <w:rFonts w:ascii="맑은 고딕" w:hAnsi="맑은 고딕" w:eastAsia="맑은 고딕"/>
+                <w:b w:val="0"/>
+                <w:i w:val="0"/>
+                <w:color w:val="1A1A1A"/>
+                <w:sz w:val="17"/>
+              </w:rPr>
+              <w:t>p_final 내림차순 → q_market 내림차순 → entry_id 오름차순</w:t>
+            </w:r>
+          </w:p>
+        </w:tc>
+      </w:tr>
+      <w:tr>
+        <w:trPr>
+          <w:cantSplit/>
+        </w:trPr>
+        <w:tc>
+          <w:tcPr>
+            <w:tcW w:type="dxa" w:w="2700"/>
+            <w:tcMar>
+              <w:top w:w="90" w:type="dxa"/>
+              <w:start w:w="110" w:type="dxa"/>
+              <w:bottom w:w="90" w:type="dxa"/>
+              <w:end w:w="110" w:type="dxa"/>
+            </w:tcMar>
+            <w:vAlign w:val="center"/>
+            <w:shd w:fill="FFFFFF"/>
+          </w:tcPr>
+          <w:p>
+            <w:pPr>
+              <w:spacing w:before="0" w:after="0" w:line="278" w:lineRule="auto"/>
+              <w:jc w:val="center"/>
+            </w:pPr>
+            <w:r>
+              <w:rPr>
+                <w:rFonts w:ascii="맑은 고딕" w:hAnsi="맑은 고딕" w:eastAsia="맑은 고딕"/>
+                <w:b w:val="0"/>
+                <w:i w:val="0"/>
+                <w:color w:val="1A1A1A"/>
+                <w:sz w:val="17"/>
+              </w:rPr>
+              <w:t>상태</w:t>
+            </w:r>
+          </w:p>
+        </w:tc>
+        <w:tc>
+          <w:tcPr>
+            <w:tcW w:type="dxa" w:w="6300"/>
+            <w:tcMar>
+              <w:top w:w="90" w:type="dxa"/>
+              <w:start w:w="110" w:type="dxa"/>
+              <w:bottom w:w="90" w:type="dxa"/>
+              <w:end w:w="110" w:type="dxa"/>
+            </w:tcMar>
+            <w:vAlign w:val="center"/>
+            <w:shd w:fill="FFFFFF"/>
+          </w:tcPr>
+          <w:p>
+            <w:pPr>
+              <w:spacing w:before="0" w:after="0" w:line="278" w:lineRule="auto"/>
+              <w:jc w:val="left"/>
+            </w:pPr>
+            <w:r>
+              <w:rPr>
+                <w:rFonts w:ascii="맑은 고딕" w:hAnsi="맑은 고딕" w:eastAsia="맑은 고딕"/>
+                <w:b w:val="0"/>
+                <w:i w:val="0"/>
+                <w:color w:val="1A1A1A"/>
+                <w:sz w:val="17"/>
+              </w:rPr>
+              <w:t>frozen_pending_future_holdout</w:t>
+            </w:r>
+          </w:p>
+        </w:tc>
+      </w:tr>
+      <w:tr>
+        <w:trPr>
+          <w:cantSplit/>
+        </w:trPr>
+        <w:tc>
+          <w:tcPr>
+            <w:tcW w:type="dxa" w:w="2700"/>
+            <w:tcMar>
+              <w:top w:w="90" w:type="dxa"/>
+              <w:start w:w="110" w:type="dxa"/>
+              <w:bottom w:w="90" w:type="dxa"/>
+              <w:end w:w="110" w:type="dxa"/>
+            </w:tcMar>
+            <w:vAlign w:val="center"/>
+            <w:shd w:fill="F4F6F8"/>
+          </w:tcPr>
+          <w:p>
+            <w:pPr>
+              <w:spacing w:before="0" w:after="0" w:line="278" w:lineRule="auto"/>
+              <w:jc w:val="center"/>
+            </w:pPr>
+            <w:r>
+              <w:rPr>
+                <w:rFonts w:ascii="맑은 고딕" w:hAnsi="맑은 고딕" w:eastAsia="맑은 고딕"/>
+                <w:b w:val="0"/>
+                <w:i w:val="0"/>
+                <w:color w:val="1A1A1A"/>
+                <w:sz w:val="17"/>
+              </w:rPr>
+              <w:t>운영 행동</w:t>
+            </w:r>
+          </w:p>
+        </w:tc>
+        <w:tc>
+          <w:tcPr>
+            <w:tcW w:type="dxa" w:w="6300"/>
+            <w:tcMar>
+              <w:top w:w="90" w:type="dxa"/>
+              <w:start w:w="110" w:type="dxa"/>
+              <w:bottom w:w="90" w:type="dxa"/>
+              <w:end w:w="110" w:type="dxa"/>
+            </w:tcMar>
+            <w:vAlign w:val="center"/>
+            <w:shd w:fill="F4F6F8"/>
+          </w:tcPr>
+          <w:p>
+            <w:pPr>
+              <w:spacing w:before="0" w:after="0" w:line="278" w:lineRule="auto"/>
+              <w:jc w:val="left"/>
+            </w:pPr>
+            <w:r>
+              <w:rPr>
+                <w:rFonts w:ascii="맑은 고딕" w:hAnsi="맑은 고딕" w:eastAsia="맑은 고딕"/>
+                <w:b w:val="0"/>
+                <w:i w:val="0"/>
+                <w:color w:val="1A1A1A"/>
+                <w:sz w:val="17"/>
+              </w:rPr>
+              <w:t>기존 챔피언 유지 · no_bet</w:t>
+            </w:r>
+          </w:p>
+        </w:tc>
+      </w:tr>
+    </w:tbl>
+    <w:p>
+      <w:pPr>
+        <w:pageBreakBefore w:val="0"/>
+        <w:widowControl/>
+        <w:spacing w:before="40" w:after="160" w:line="276" w:lineRule="auto"/>
+        <w:jc w:val="left"/>
+      </w:pPr>
+      <w:r>
+        <w:rPr>
+          <w:rFonts w:ascii="맑은 고딕" w:hAnsi="맑은 고딕" w:eastAsia="맑은 고딕"/>
+          <w:b w:val="0"/>
+          <w:i w:val="0"/>
+          <w:color w:val="666666"/>
+          <w:sz w:val="16"/>
+        </w:rPr>
+        <w:t>표 4.2-7. 27단계에서 고정한 R4 연구 도전자 계약.</w:t>
+      </w:r>
+    </w:p>
+    <w:p>
+      <w:pPr>
+        <w:pageBreakBefore w:val="0"/>
+        <w:widowControl/>
+        <w:spacing w:before="60" w:after="140" w:line="324" w:lineRule="auto"/>
+        <w:jc w:val="both"/>
+      </w:pPr>
+      <w:r>
+        <w:rPr>
+          <w:rFonts w:ascii="맑은 고딕" w:hAnsi="맑은 고딕" w:eastAsia="맑은 고딕"/>
+          <w:b w:val="0"/>
+          <w:i w:val="0"/>
+          <w:color w:val="1A1A1A"/>
+          <w:sz w:val="20"/>
+        </w:rPr>
+        <w:t>R4는 Calibration에서 요구한 세 점추정 조건을 동시에 만족한 첫 후보입니다. 그러나 이 수치는 후보 선택에 사용된 같은 Calibration에서 나온 값입니다. 기존 Final Test는 21~27단계의 피처·threshold·lambda·후보 선택에 사용하지 않았고 R4에도 다시 적용하지 않았습니다. 따라서 현재 문서가 말할 수 있는 최대치는 ‘시장 우위 가능성을 가진 동결 도전자를 만들었다’입니다.</w:t>
+      </w:r>
+    </w:p>
+    <w:tbl>
+      <w:tblPr>
+        <w:tblW w:type="dxa" w:w="9000"/>
+        <w:tblLayout w:type="fixed"/>
+        <w:tblLook w:firstColumn="1" w:firstRow="1" w:lastColumn="0" w:lastRow="0" w:noHBand="0" w:noVBand="1" w:val="04A0"/>
+        <w:tblInd w:w="0" w:type="dxa"/>
+      </w:tblPr>
+      <w:tblGrid>
+        <w:gridCol w:w="9000"/>
+      </w:tblGrid>
+      <w:tr>
+        <w:trPr>
+          <w:cantSplit/>
+        </w:trPr>
+        <w:tc>
+          <w:tcPr>
+            <w:tcW w:type="dxa" w:w="9000"/>
+            <w:shd w:fill="FFF4E5"/>
+            <w:tcMar>
+              <w:top w:w="150" w:type="dxa"/>
+              <w:start w:w="180" w:type="dxa"/>
+              <w:bottom w:w="150" w:type="dxa"/>
+              <w:end w:w="180" w:type="dxa"/>
+            </w:tcMar>
+          </w:tcPr>
+          <w:p>
+            <w:pPr>
+              <w:spacing w:after="80"/>
+            </w:pPr>
+            <w:r/>
+            <w:r>
+              <w:rPr>
+                <w:rFonts w:ascii="맑은 고딕" w:hAnsi="맑은 고딕" w:eastAsia="맑은 고딕"/>
+                <w:b/>
+                <w:i w:val="0"/>
+                <w:color w:val="1F4E79"/>
+                <w:sz w:val="19"/>
+              </w:rPr>
+              <w:t>독립적인 최종 증명과 회고적 증거를 구분한다</w:t>
+            </w:r>
+          </w:p>
+          <w:p>
+            <w:pPr>
+              <w:spacing w:after="60" w:line="300" w:lineRule="auto"/>
+            </w:pPr>
+            <w:r>
+              <w:rPr>
+                <w:rFonts w:ascii="맑은 고딕" w:hAnsi="맑은 고딕" w:eastAsia="맑은 고딕"/>
+                <w:b w:val="0"/>
+                <w:i w:val="0"/>
+                <w:color w:val="1A1A1A"/>
+                <w:sz w:val="18"/>
+              </w:rPr>
+              <w:t>공식 성공에는 2026-08-09 이후 첫 500개 적격 서울 경주에서 ΔTop-1&gt;0, paired bootstrap 하한&gt;0, exact McNemar p&lt;0.05, ΔLogLoss·ΔBrier≥0이 모두 필요합니다.</w:t>
+            </w:r>
+          </w:p>
+          <w:p>
+            <w:pPr>
+              <w:spacing w:after="60" w:line="300" w:lineRule="auto"/>
+            </w:pPr>
+            <w:r>
+              <w:rPr>
+                <w:rFonts w:ascii="맑은 고딕" w:hAnsi="맑은 고딕" w:eastAsia="맑은 고딕"/>
+                <w:b w:val="0"/>
+                <w:i w:val="0"/>
+                <w:color w:val="1A1A1A"/>
+                <w:sz w:val="18"/>
+              </w:rPr>
+              <w:t>새 데이터 수집이 어렵다면 기존 기간을 nested walk-forward로 재구성해 강한 회고적 근거를 만들 수 있습니다. 다만 이미 전체 기간 결과를 본 이상 이를 독립적인 미래 Test라고 부를 수는 없습니다.</w:t>
+            </w:r>
+          </w:p>
+        </w:tc>
+      </w:tr>
+    </w:tbl>
+    <w:p>
+      <w:pPr>
+        <w:spacing w:after="60"/>
+      </w:pPr>
+    </w:p>
+    <w:p>
+      <w:pPr>
+        <w:pStyle w:val="Heading3"/>
+        <w:keepNext/>
+        <w:pageBreakBefore w:val="0"/>
+        <w:spacing w:before="240" w:after="100"/>
+      </w:pPr>
+      <w:r>
+        <w:rPr>
+          <w:rFonts w:ascii="맑은 고딕" w:hAnsi="맑은 고딕" w:eastAsia="맑은 고딕"/>
+          <w:b/>
+          <w:i w:val="0"/>
+          <w:color w:val="333333"/>
+          <w:sz w:val="21"/>
+        </w:rPr>
+        <w:t>4.2.7 무엇을 배웠나</w:t>
+      </w:r>
+    </w:p>
+    <w:p>
+      <w:pPr>
+        <w:pageBreakBefore w:val="0"/>
+        <w:widowControl/>
+        <w:spacing w:before="60" w:after="140" w:line="324" w:lineRule="auto"/>
+        <w:jc w:val="both"/>
+      </w:pPr>
+      <w:r>
+        <w:rPr>
+          <w:rFonts w:ascii="맑은 고딕" w:hAnsi="맑은 고딕" w:eastAsia="맑은 고딕"/>
+          <w:b w:val="0"/>
+          <w:i w:val="0"/>
+          <w:color w:val="1A1A1A"/>
+          <w:sz w:val="20"/>
+        </w:rPr>
+        <w:t xml:space="preserve">첫째, 시장은 제거해야 할 잡음이 아니라 가장 강한 사전확률입니다. 독립 모델 M1·M2·R2는 모두 시장 단독보다 크게 나빴습니다. 둘째, 작은 확률 개선과 높은 Top-1, 경제적 수익은 서로 다른 목표입니다. M2는 손실을 낮췄지만 Top-1과 수익성은 개선하지 못했습니다. 셋째, 시장을 이기는 가장 현실적인 구조는 전 경주를 대체하는 모델이 아니라 </w:t>
+      </w:r>
+      <w:r>
+        <w:rPr>
+          <w:rFonts w:ascii="맑은 고딕" w:hAnsi="맑은 고딕" w:eastAsia="맑은 고딕"/>
+          <w:b/>
+          <w:i w:val="0"/>
+          <w:color w:val="1F4E79"/>
+          <w:sz w:val="20"/>
+        </w:rPr>
+        <w:t>‘시장 유지’를 기본값으로 둔 선택적 교정기</w:t>
+      </w:r>
+      <w:r>
+        <w:rPr>
+          <w:rFonts w:ascii="맑은 고딕" w:hAnsi="맑은 고딕" w:eastAsia="맑은 고딕"/>
+          <w:b w:val="0"/>
+          <w:i w:val="0"/>
+          <w:color w:val="1A1A1A"/>
+          <w:sz w:val="20"/>
+        </w:rPr>
+        <w:t>였습니다. R4가 641경주 중 실제 순위를 14번만 바꾼 이유입니다.</w:t>
+      </w:r>
+    </w:p>
+    <w:p>
+      <w:pPr>
+        <w:pageBreakBefore w:val="0"/>
+        <w:widowControl/>
+        <w:spacing w:before="60" w:after="140" w:line="324" w:lineRule="auto"/>
+        <w:jc w:val="both"/>
+      </w:pPr>
+      <w:r>
+        <w:rPr>
+          <w:rFonts w:ascii="맑은 고딕" w:hAnsi="맑은 고딕" w:eastAsia="맑은 고딕"/>
+          <w:b w:val="0"/>
+          <w:i w:val="0"/>
+          <w:color w:val="1A1A1A"/>
+          <w:sz w:val="20"/>
+        </w:rPr>
+        <w:t>27단계의 성과는 시장을 이겼다고 선언한 것이 아닙니다. 데이터 경계를 지키면서 실패한 독립 모델을 시장 보정 모델로 바꾸고, 다시 확률 비열화 제약을 가진 Top-1 게이트로 발전시킨 재현 가능한 연구 절차를 완성한 것입니다. 숫자보다 중요한 결과는 ‘무엇을 최적화하고, 어느 데이터에서 선택하며, 어디까지를 결론으로 허용할 것인가’를 명시적으로 분리한 데 있습니다.</w:t>
+      </w:r>
+    </w:p>
+    <w:p>
+      <w:pPr>
+        <w:pageBreakBefore w:val="0"/>
+        <w:widowControl/>
+        <w:spacing w:before="40" w:after="160" w:line="276" w:lineRule="auto"/>
+        <w:jc w:val="left"/>
+      </w:pPr>
+      <w:r>
+        <w:rPr>
+          <w:rFonts w:ascii="맑은 고딕" w:hAnsi="맑은 고딕" w:eastAsia="맑은 고딕"/>
+          <w:b w:val="0"/>
+          <w:i/>
+          <w:color w:val="666666"/>
+          <w:sz w:val="16"/>
+        </w:rPr>
+        <w:t>재현 근거: data/manifests/*, reports/experiments/stages_8_11_summary.md, stage_12_summary.md~stage_27_summary.md, PROJECT_GUIDELINES.md 27·29절.</w:t>
       </w:r>
     </w:p>
     <w:p>
